--- a/docs/deliverables/out/Drop-0_Setup_and_Data_Migration/BRD-13_Data_Migration/BIBS_TestPlan_BRD-13_Data_Migration_Summary_v1.2.docx
+++ b/docs/deliverables/out/Drop-0_Setup_and_Data_Migration/BRD-13_Data_Migration/BIBS_TestPlan_BRD-13_Data_Migration_Summary_v1.2.docx
@@ -1842,7 +1842,7 @@
               <w:rPr>
                 <w:sz w:val="18"/>
               </w:rPr>
-              <w:t>System test, trial migrations, defect fixing</w:t>
+              <w:t>System test, trial migrations, issue resolution</w:t>
             </w:r>
           </w:p>
         </w:tc>
@@ -1936,7 +1936,7 @@
           <w:t xml:space="preserve">	</w:t>
         </w:r>
         <w:r>
-          <w:t xml:space="preserve">6</w:t>
+          <w:t xml:space="preserve">5</w:t>
         </w:r>
       </w:hyperlink>
     </w:p>
@@ -2032,7 +2032,7 @@
           <w:t xml:space="preserve">	</w:t>
         </w:r>
         <w:r>
-          <w:t xml:space="preserve">8</w:t>
+          <w:t xml:space="preserve">7</w:t>
         </w:r>
       </w:hyperlink>
     </w:p>
@@ -2048,7 +2048,7 @@
           <w:t xml:space="preserve">	</w:t>
         </w:r>
         <w:r>
-          <w:t xml:space="preserve">8</w:t>
+          <w:t xml:space="preserve">7</w:t>
         </w:r>
       </w:hyperlink>
     </w:p>
@@ -2112,7 +2112,7 @@
           <w:t xml:space="preserve">	</w:t>
         </w:r>
         <w:r>
-          <w:t xml:space="preserve">9</w:t>
+          <w:t xml:space="preserve">8</w:t>
         </w:r>
       </w:hyperlink>
     </w:p>
@@ -2138,7 +2138,7 @@
       </w:pPr>
       <w:hyperlink w:anchor="_Toc000117" w:history="1">
         <w:r>
-          <w:t xml:space="preserve">6 Defect management</w:t>
+          <w:t xml:space="preserve">6 Issue management</w:t>
         </w:r>
         <w:r>
           <w:t xml:space="preserve">	</w:t>
@@ -2192,7 +2192,7 @@
           <w:t xml:space="preserve">	</w:t>
         </w:r>
         <w:r>
-          <w:t xml:space="preserve">11</w:t>
+          <w:t xml:space="preserve">10</w:t>
         </w:r>
       </w:hyperlink>
     </w:p>
@@ -2240,23 +2240,23 @@
           <w:t xml:space="preserve">	</w:t>
         </w:r>
         <w:r>
-          <w:t xml:space="preserve">14</w:t>
+          <w:t xml:space="preserve">13</w:t>
         </w:r>
       </w:hyperlink>
     </w:p>
     <w:p>
       <w:pPr>
-        <w:pStyle w:val="toc2"/>
+        <w:pStyle w:val="toc1"/>
       </w:pPr>
       <w:hyperlink w:anchor="_Toc000124" w:history="1">
         <w:r>
-          <w:t xml:space="preserve">7.6 Automated tests referenced</w:t>
+          <w:t xml:space="preserve">8 Risks</w:t>
         </w:r>
         <w:r>
           <w:t xml:space="preserve">	</w:t>
         </w:r>
         <w:r>
-          <w:t xml:space="preserve">15</w:t>
+          <w:t xml:space="preserve">14</w:t>
         </w:r>
       </w:hyperlink>
     </w:p>
@@ -2266,45 +2266,13 @@
       </w:pPr>
       <w:hyperlink w:anchor="_Toc000125" w:history="1">
         <w:r>
-          <w:t xml:space="preserve">8 Risks</w:t>
+          <w:t xml:space="preserve">9 Sign-off</w:t>
         </w:r>
         <w:r>
           <w:t xml:space="preserve">	</w:t>
         </w:r>
         <w:r>
           <w:t xml:space="preserve">15</w:t>
-        </w:r>
-      </w:hyperlink>
-    </w:p>
-    <w:p>
-      <w:pPr>
-        <w:pStyle w:val="toc1"/>
-      </w:pPr>
-      <w:hyperlink w:anchor="_Toc000126" w:history="1">
-        <w:r>
-          <w:t xml:space="preserve">9 FRS findings</w:t>
-        </w:r>
-        <w:r>
-          <w:t xml:space="preserve">	</w:t>
-        </w:r>
-        <w:r>
-          <w:t xml:space="preserve">15</w:t>
-        </w:r>
-      </w:hyperlink>
-    </w:p>
-    <w:p>
-      <w:pPr>
-        <w:pStyle w:val="toc1"/>
-      </w:pPr>
-      <w:hyperlink w:anchor="_Toc000127" w:history="1">
-        <w:r>
-          <w:t xml:space="preserve">10 Sign-off</w:t>
-        </w:r>
-        <w:r>
-          <w:t xml:space="preserve">	</w:t>
-        </w:r>
-        <w:r>
-          <w:t xml:space="preserve">17</w:t>
         </w:r>
       </w:hyperlink>
       <w:r>
@@ -2364,67 +2332,7 @@
     <w:p>
       <w:r>
         <w:rPr/>
-        <w:t>Data Migration is designed and not yet built. The cases are written from the FRS and the build design, so:</w:t>
-      </w:r>
-    </w:p>
-    <w:p>
-      <w:pPr>
-        <w:tabs>
-          <w:tab w:pos="312" w:val="left"/>
-        </w:tabs>
-        <w:spacing w:after="40"/>
-        <w:ind w:left="312" w:hanging="283"/>
-      </w:pPr>
-      <w:r>
-        <w:rPr>
-          <w:color w:val="004EA8"/>
-        </w:rPr>
-        <w:t>•</w:t>
-        <w:tab/>
-      </w:r>
-      <w:r>
-        <w:rPr/>
-        <w:t>expected results quote the message text of the FRS without a message code; the codes are added in the version issued after the module is built;</w:t>
-      </w:r>
-    </w:p>
-    <w:p>
-      <w:pPr>
-        <w:tabs>
-          <w:tab w:pos="312" w:val="left"/>
-        </w:tabs>
-        <w:spacing w:after="40"/>
-        <w:ind w:left="312" w:hanging="283"/>
-      </w:pPr>
-      <w:r>
-        <w:rPr>
-          <w:color w:val="004EA8"/>
-        </w:rPr>
-        <w:t>•</w:t>
-        <w:tab/>
-      </w:r>
-      <w:r>
-        <w:rPr/>
-        <w:t>the automation reference column is blank; the automated tests written during the build are referenced in that version;</w:t>
-      </w:r>
-    </w:p>
-    <w:p>
-      <w:pPr>
-        <w:tabs>
-          <w:tab w:pos="312" w:val="left"/>
-        </w:tabs>
-        <w:spacing w:after="120"/>
-        <w:ind w:left="312" w:hanging="283"/>
-      </w:pPr>
-      <w:r>
-        <w:rPr>
-          <w:color w:val="004EA8"/>
-        </w:rPr>
-        <w:t>•</w:t>
-        <w:tab/>
-      </w:r>
-      <w:r>
-        <w:rPr/>
-        <w:t>screen paths and button labels are those of the build design and are checked against the screens before the system test starts.</w:t>
+        <w:t>The cases are written from the FRS: the expected results quote the message texts of the FRS, and the screen paths and button labels are those of the FRS. They are checked against the screens before the system test starts.</w:t>
       </w:r>
     </w:p>
     <w:p>
@@ -2715,7 +2623,7 @@
       </w:r>
       <w:r>
         <w:rPr/>
-        <w:t>The SFTP drop and the legacy read-only links (parked seams); the cases use console uploads.</w:t>
+        <w:t>The SFTP drop and the legacy read-only links (on hold); the cases use console uploads.</w:t>
       </w:r>
     </w:p>
     <w:p>
@@ -2982,21 +2890,7 @@
               <w:rPr>
                 <w:sz w:val="18"/>
               </w:rPr>
-              <w:t>BDOI Data Migration BRD (</w:t>
-            </w:r>
-            <w:r>
-              <w:rPr>
-                <w:rFonts w:ascii="Courier New" w:hAnsi="Courier New" w:cs="Courier New" w:eastAsia="Courier New"/>
-                <w:color w:val="2E2E2E"/>
-                <w:sz w:val="16"/>
-              </w:rPr>
-              <w:t>docs/source-documents/BRD - Data Migration - draft V0.01.pdf</w:t>
-            </w:r>
-            <w:r>
-              <w:rPr>
-                <w:sz w:val="18"/>
-              </w:rPr>
-              <w:t>)</w:t>
+              <w:t>BDOI Data Migration BRD</w:t>
             </w:r>
           </w:p>
         </w:tc>
@@ -3046,7 +2940,7 @@
               <w:rPr>
                 <w:sz w:val="18"/>
               </w:rPr>
-              <w:t>R3</w:t>
+              <w:t>R4</w:t>
             </w:r>
           </w:p>
         </w:tc>
@@ -3068,43 +2962,29 @@
               <w:rPr>
                 <w:sz w:val="18"/>
               </w:rPr>
-              <w:t>Data Migration build design (</w:t>
-            </w:r>
-            <w:r>
-              <w:rPr>
-                <w:rFonts w:ascii="Courier New" w:hAnsi="Courier New" w:cs="Courier New" w:eastAsia="Courier New"/>
-                <w:color w:val="2E2E2E"/>
-                <w:sz w:val="16"/>
-              </w:rPr>
-              <w:t>docs/architecture/DATA_MIGRATION_DESIGN.md</w:t>
-            </w:r>
+              <w:t>Data Migration Strategy and Approach; Reconciliation Approach and Sign-off; Cutover Runbook</w:t>
+            </w:r>
+          </w:p>
+        </w:tc>
+        <w:tc>
+          <w:tcPr>
+            <w:tcW w:type="dxa" w:w="2992"/>
+            <w:tcMar>
+              <w:top w:w="50" w:type="dxa"/>
+              <w:bottom w:w="50" w:type="dxa"/>
+              <w:left w:w="90" w:type="dxa"/>
+              <w:right w:w="90" w:type="dxa"/>
+            </w:tcMar>
+          </w:tcPr>
+          <w:p>
+            <w:pPr>
+              <w:pStyle w:val="BDOITable"/>
+            </w:pPr>
             <w:r>
               <w:rPr>
                 <w:sz w:val="18"/>
               </w:rPr>
-              <w:t>)</w:t>
-            </w:r>
-          </w:p>
-        </w:tc>
-        <w:tc>
-          <w:tcPr>
-            <w:tcW w:type="dxa" w:w="2992"/>
-            <w:tcMar>
-              <w:top w:w="50" w:type="dxa"/>
-              <w:bottom w:w="50" w:type="dxa"/>
-              <w:left w:w="90" w:type="dxa"/>
-              <w:right w:w="90" w:type="dxa"/>
-            </w:tcMar>
-          </w:tcPr>
-          <w:p>
-            <w:pPr>
-              <w:pStyle w:val="BDOITable"/>
-            </w:pPr>
-            <w:r>
-              <w:rPr>
-                <w:sz w:val="18"/>
-              </w:rPr>
-              <w:t>current</w:t>
+              <w:t>1.2</w:t>
             </w:r>
           </w:p>
         </w:tc>
@@ -3132,7 +3012,7 @@
               <w:rPr>
                 <w:sz w:val="18"/>
               </w:rPr>
-              <w:t>R4</w:t>
+              <w:t>R5</w:t>
             </w:r>
           </w:p>
         </w:tc>
@@ -3155,7 +3035,7 @@
               <w:rPr>
                 <w:sz w:val="18"/>
               </w:rPr>
-              <w:t>Data Migration Strategy and Approach; Reconciliation Approach and Sign-off; Cutover Runbook</w:t>
+              <w:t>BDOI Data Requirements Workbook and extract templates</w:t>
             </w:r>
           </w:p>
         </w:tc>
@@ -3205,7 +3085,7 @@
               <w:rPr>
                 <w:sz w:val="18"/>
               </w:rPr>
-              <w:t>R5</w:t>
+              <w:t>R6</w:t>
             </w:r>
           </w:p>
         </w:tc>
@@ -3227,7 +3107,7 @@
               <w:rPr>
                 <w:sz w:val="18"/>
               </w:rPr>
-              <w:t>BDOI Data Requirements Workbook and extract templates</w:t>
+              <w:t>BRD discrepancy and clarification register</w:t>
             </w:r>
           </w:p>
         </w:tc>
@@ -3240,80 +3120,6 @@
               <w:left w:w="90" w:type="dxa"/>
               <w:right w:w="90" w:type="dxa"/>
             </w:tcMar>
-          </w:tcPr>
-          <w:p>
-            <w:pPr>
-              <w:pStyle w:val="BDOITable"/>
-            </w:pPr>
-            <w:r>
-              <w:rPr>
-                <w:sz w:val="18"/>
-              </w:rPr>
-              <w:t>1.2</w:t>
-            </w:r>
-          </w:p>
-        </w:tc>
-      </w:tr>
-      <w:tr>
-        <w:trPr>
-          <w:cantSplit w:val="true"/>
-        </w:trPr>
-        <w:tc>
-          <w:tcPr>
-            <w:tcW w:type="dxa" w:w="855"/>
-            <w:tcMar>
-              <w:top w:w="50" w:type="dxa"/>
-              <w:bottom w:w="50" w:type="dxa"/>
-              <w:left w:w="90" w:type="dxa"/>
-              <w:right w:w="90" w:type="dxa"/>
-            </w:tcMar>
-            <w:shd w:val="clear" w:color="auto" w:fill="E5F5FF"/>
-          </w:tcPr>
-          <w:p>
-            <w:pPr>
-              <w:pStyle w:val="BDOITable"/>
-            </w:pPr>
-            <w:r>
-              <w:rPr>
-                <w:sz w:val="18"/>
-              </w:rPr>
-              <w:t>R6</w:t>
-            </w:r>
-          </w:p>
-        </w:tc>
-        <w:tc>
-          <w:tcPr>
-            <w:tcW w:type="dxa" w:w="6126"/>
-            <w:tcMar>
-              <w:top w:w="50" w:type="dxa"/>
-              <w:bottom w:w="50" w:type="dxa"/>
-              <w:left w:w="90" w:type="dxa"/>
-              <w:right w:w="90" w:type="dxa"/>
-            </w:tcMar>
-            <w:shd w:val="clear" w:color="auto" w:fill="E5F5FF"/>
-          </w:tcPr>
-          <w:p>
-            <w:pPr>
-              <w:pStyle w:val="BDOITable"/>
-            </w:pPr>
-            <w:r>
-              <w:rPr>
-                <w:sz w:val="18"/>
-              </w:rPr>
-              <w:t>BRD discrepancy and clarification register</w:t>
-            </w:r>
-          </w:p>
-        </w:tc>
-        <w:tc>
-          <w:tcPr>
-            <w:tcW w:type="dxa" w:w="2992"/>
-            <w:tcMar>
-              <w:top w:w="50" w:type="dxa"/>
-              <w:bottom w:w="50" w:type="dxa"/>
-              <w:left w:w="90" w:type="dxa"/>
-              <w:right w:w="90" w:type="dxa"/>
-            </w:tcMar>
-            <w:shd w:val="clear" w:color="auto" w:fill="E5F5FF"/>
           </w:tcPr>
           <w:p>
             <w:pPr>
@@ -3530,7 +3336,7 @@
               <w:rPr>
                 <w:sz w:val="18"/>
               </w:rPr>
-              <w:t>Unit and integration (automated)</w:t>
+              <w:t>System test</w:t>
             </w:r>
           </w:p>
         </w:tc>
@@ -3552,7 +3358,7 @@
               <w:rPr>
                 <w:sz w:val="18"/>
               </w:rPr>
-              <w:t>Intake checks, masking, rule engine, matching, loaders through the services, reconciliation, gates, legacy postings per module, against a PostgreSQL database</w:t>
+              <w:t>Every case of the workbook, screen by screen, with the test extracts</w:t>
             </w:r>
           </w:p>
         </w:tc>
@@ -3574,7 +3380,7 @@
               <w:rPr>
                 <w:sz w:val="18"/>
               </w:rPr>
-              <w:t>iorta TechNXT developers</w:t>
+              <w:t>iorta TechNXT QA</w:t>
             </w:r>
           </w:p>
         </w:tc>
@@ -3596,7 +3402,7 @@
               <w:rPr>
                 <w:sz w:val="18"/>
               </w:rPr>
-              <w:t>During the build waves DM0 to DM3; in CI on every change</w:t>
+              <w:t>When the migration functions are on SIT (the first set by 9 Apr 2027, the rest by 18 Jun 2027), before the trial migration that needs them</w:t>
             </w:r>
           </w:p>
         </w:tc>
@@ -3624,7 +3430,7 @@
               <w:rPr>
                 <w:sz w:val="18"/>
               </w:rPr>
-              <w:t>System test</w:t>
+              <w:t>Persona end-to-end</w:t>
             </w:r>
           </w:p>
         </w:tc>
@@ -3647,7 +3453,7 @@
               <w:rPr>
                 <w:sz w:val="18"/>
               </w:rPr>
-              <w:t>Every case of the workbook, screen by screen, with the test extracts</w:t>
+              <w:t>The nine scenarios by the persona that owns each step</w:t>
             </w:r>
           </w:p>
         </w:tc>
@@ -3670,7 +3476,7 @@
               <w:rPr>
                 <w:sz w:val="18"/>
               </w:rPr>
-              <w:t>iorta TechNXT QA</w:t>
+              <w:t>iorta TechNXT QA with BDOI testers</w:t>
             </w:r>
           </w:p>
         </w:tc>
@@ -3693,7 +3499,7 @@
               <w:rPr>
                 <w:sz w:val="18"/>
               </w:rPr>
-              <w:t>After each build wave is deployed on SIT (DM0 and DM1-C by 9 Apr 2027, the rest by 18 Jun 2027), before the trial migration that needs it</w:t>
+              <w:t>Before Trial migration 2</w:t>
             </w:r>
           </w:p>
         </w:tc>
@@ -3720,7 +3526,7 @@
               <w:rPr>
                 <w:sz w:val="18"/>
               </w:rPr>
-              <w:t>Persona end-to-end</w:t>
+              <w:t>Trial migrations and dress rehearsal</w:t>
             </w:r>
           </w:p>
         </w:tc>
@@ -3742,7 +3548,7 @@
               <w:rPr>
                 <w:sz w:val="18"/>
               </w:rPr>
-              <w:t>The nine scenarios by the persona that owns each step</w:t>
+              <w:t>Full cutover with masked full extracts, reference data and clients first; reconciliation and sign-off per object</w:t>
             </w:r>
           </w:p>
         </w:tc>
@@ -3764,7 +3570,7 @@
               <w:rPr>
                 <w:sz w:val="18"/>
               </w:rPr>
-              <w:t>iorta TechNXT QA with BDOI testers</w:t>
+              <w:t>Migration team with BDOI owners</w:t>
             </w:r>
           </w:p>
         </w:tc>
@@ -3786,7 +3592,7 @@
               <w:rPr>
                 <w:sz w:val="18"/>
               </w:rPr>
-              <w:t>Before Trial migration 2</w:t>
+              <w:t>Trial migration 1 19-30 Apr 2027, Trial migration 2 5-16 Jul 2027 (SIT); Trial migration 3 2-13 Aug 2027, Trial migration 4 4-15 Oct 2027 (UAT); dress rehearsal 15-26 Nov 2027</w:t>
             </w:r>
           </w:p>
         </w:tc>
@@ -3814,7 +3620,7 @@
               <w:rPr>
                 <w:sz w:val="18"/>
               </w:rPr>
-              <w:t>Trial migrations and dress rehearsal</w:t>
+              <w:t>User acceptance test (UAT)</w:t>
             </w:r>
           </w:p>
         </w:tc>
@@ -3837,7 +3643,7 @@
               <w:rPr>
                 <w:sz w:val="18"/>
               </w:rPr>
-              <w:t>Full cutover with masked full extracts, reference data and clients first; reconciliation and sign-off per object</w:t>
+              <w:t>Scenarios SC-DM-05 to SC-DM-09 and the High-priority cases on the Trial migration 3 and Trial migration 4 data</w:t>
             </w:r>
           </w:p>
         </w:tc>
@@ -3860,7 +3666,7 @@
               <w:rPr>
                 <w:sz w:val="18"/>
               </w:rPr>
-              <w:t>Migration team with BDOI owners</w:t>
+              <w:t>BDOI testers</w:t>
             </w:r>
           </w:p>
         </w:tc>
@@ -3874,99 +3680,6 @@
               <w:right w:w="90" w:type="dxa"/>
             </w:tcMar>
             <w:shd w:val="clear" w:color="auto" w:fill="E5F5FF"/>
-          </w:tcPr>
-          <w:p>
-            <w:pPr>
-              <w:pStyle w:val="BDOITable"/>
-            </w:pPr>
-            <w:r>
-              <w:rPr>
-                <w:sz w:val="18"/>
-              </w:rPr>
-              <w:t>Trial migration 1 19-30 Apr 2027, Trial migration 2 5-16 Jul 2027 (SIT); Trial migration 3 2-13 Aug 2027, Trial migration 4 4-15 Oct 2027 (UAT); dress rehearsal 15-26 Nov 2027</w:t>
-            </w:r>
-          </w:p>
-        </w:tc>
-      </w:tr>
-      <w:tr>
-        <w:trPr>
-          <w:cantSplit w:val="true"/>
-        </w:trPr>
-        <w:tc>
-          <w:tcPr>
-            <w:tcW w:type="dxa" w:w="1922"/>
-            <w:tcMar>
-              <w:top w:w="50" w:type="dxa"/>
-              <w:bottom w:w="50" w:type="dxa"/>
-              <w:left w:w="90" w:type="dxa"/>
-              <w:right w:w="90" w:type="dxa"/>
-            </w:tcMar>
-          </w:tcPr>
-          <w:p>
-            <w:pPr>
-              <w:pStyle w:val="BDOITable"/>
-            </w:pPr>
-            <w:r>
-              <w:rPr>
-                <w:sz w:val="18"/>
-              </w:rPr>
-              <w:t>User acceptance test (UAT)</w:t>
-            </w:r>
-          </w:p>
-        </w:tc>
-        <w:tc>
-          <w:tcPr>
-            <w:tcW w:type="dxa" w:w="3724"/>
-            <w:tcMar>
-              <w:top w:w="50" w:type="dxa"/>
-              <w:bottom w:w="50" w:type="dxa"/>
-              <w:left w:w="90" w:type="dxa"/>
-              <w:right w:w="90" w:type="dxa"/>
-            </w:tcMar>
-          </w:tcPr>
-          <w:p>
-            <w:pPr>
-              <w:pStyle w:val="BDOITable"/>
-            </w:pPr>
-            <w:r>
-              <w:rPr>
-                <w:sz w:val="18"/>
-              </w:rPr>
-              <w:t>Scenarios SC-DM-05 to SC-DM-09 and the High-priority cases on the Trial migration 3 and Trial migration 4 data</w:t>
-            </w:r>
-          </w:p>
-        </w:tc>
-        <w:tc>
-          <w:tcPr>
-            <w:tcW w:type="dxa" w:w="2163"/>
-            <w:tcMar>
-              <w:top w:w="50" w:type="dxa"/>
-              <w:bottom w:w="50" w:type="dxa"/>
-              <w:left w:w="90" w:type="dxa"/>
-              <w:right w:w="90" w:type="dxa"/>
-            </w:tcMar>
-          </w:tcPr>
-          <w:p>
-            <w:pPr>
-              <w:pStyle w:val="BDOITable"/>
-            </w:pPr>
-            <w:r>
-              <w:rPr>
-                <w:sz w:val="18"/>
-              </w:rPr>
-              <w:t>BDOI testers</w:t>
-            </w:r>
-          </w:p>
-        </w:tc>
-        <w:tc>
-          <w:tcPr>
-            <w:tcW w:type="dxa" w:w="2163"/>
-            <w:tcMar>
-              <w:top w:w="50" w:type="dxa"/>
-              <w:bottom w:w="50" w:type="dxa"/>
-              <w:left w:w="90" w:type="dxa"/>
-              <w:right w:w="90" w:type="dxa"/>
-            </w:tcMar>
           </w:tcPr>
           <w:p>
             <w:pPr>
@@ -4732,7 +4445,7 @@
               <w:rPr>
                 <w:sz w:val="18"/>
               </w:rPr>
-              <w:t>The build wave under test is deployed on SIT with its roles, parameters, lists and seed data (V1980-V1982); legacy control accounts, Migration Clearing and the LG_ rule lines are on the test chart; the test extracts of section 4 are prepared in the workbook layouts; CI is green.</w:t>
+              <w:t>The migration functions under test are on SIT with their roles, parameters, lists and seed data; legacy control accounts, Migration Clearing and the LG_ rule lines are on the test chart; the test extracts of section 4 are prepared in the workbook layouts.</w:t>
             </w:r>
           </w:p>
         </w:tc>
@@ -4783,7 +4496,7 @@
               <w:rPr>
                 <w:sz w:val="18"/>
               </w:rPr>
-              <w:t>All High-priority system test cases run; no open Critical defect; Renewal (for FR-DM-122) and the Operations modules deployed on SIT.</w:t>
+              <w:t>All High-priority system test cases run; no open Critical issue; Renewal (for FR-DM-122) and the Operations modules deployed on SIT.</w:t>
             </w:r>
           </w:p>
         </w:tc>
@@ -4993,7 +4706,7 @@
               <w:rPr>
                 <w:sz w:val="18"/>
               </w:rPr>
-              <w:t>100 % of cases run; 100 % of High-priority cases passed; no open Critical or High defect.</w:t>
+              <w:t>100 % of cases run; 100 % of High-priority cases passed; no open Critical or High issue.</w:t>
             </w:r>
           </w:p>
         </w:tc>
@@ -5093,7 +4806,7 @@
               <w:rPr>
                 <w:sz w:val="18"/>
               </w:rPr>
-              <w:t>All scenarios and High-priority cases passed or accepted by the process owner; no open Critical or High defect; the sign-off of section 10 is signed.</w:t>
+              <w:t>All scenarios and High-priority cases passed or accepted by the process owner; no open Critical or High issue; the sign-off of section 9 is signed.</w:t>
             </w:r>
           </w:p>
         </w:tc>
@@ -5113,7 +4826,7 @@
       </w:r>
       <w:r>
         <w:rPr/>
-        <w:t xml:space="preserve"> Testing stops when a Critical defect blocks a scenario, when a test extract leaves the environment unusable (staging or ledger corrupted), or when unmasked data is found outside production. It resumes after the fix or after the environment is restored from its snapshot.</w:t>
+        <w:t xml:space="preserve"> Testing stops when a Critical issue blocks a scenario, when a test extract leaves the environment unusable (staging or ledger corrupted), or when unmasked data is found outside production. It resumes after the fix or after the environment is restored from its snapshot.</w:t>
       </w:r>
     </w:p>
     <w:p>
@@ -5285,7 +4998,7 @@
               <w:rPr>
                 <w:sz w:val="18"/>
               </w:rPr>
-              <w:t>CI</w:t>
+              <w:t>SIT</w:t>
             </w:r>
           </w:p>
         </w:tc>
@@ -5307,7 +5020,7 @@
               <w:rPr>
                 <w:sz w:val="18"/>
               </w:rPr>
-              <w:t>Automated tests on every change</w:t>
+              <w:t>System test, persona runs, Trial migrations 1 and 2</w:t>
             </w:r>
           </w:p>
         </w:tc>
@@ -5329,7 +5042,7 @@
               <w:rPr>
                 <w:sz w:val="18"/>
               </w:rPr>
-              <w:t>Created by each test</w:t>
+              <w:t>Test extracts of section 4.2; masked full extracts for the trial migrations</w:t>
             </w:r>
           </w:p>
         </w:tc>
@@ -5357,7 +5070,7 @@
               <w:rPr>
                 <w:sz w:val="18"/>
               </w:rPr>
-              <w:t>SIT</w:t>
+              <w:t>UAT</w:t>
             </w:r>
           </w:p>
         </w:tc>
@@ -5380,7 +5093,7 @@
               <w:rPr>
                 <w:sz w:val="18"/>
               </w:rPr>
-              <w:t>System test, persona runs, Trial migrations 1 and 2</w:t>
+              <w:t>Trial migrations 3 and 4 and UAT</w:t>
             </w:r>
           </w:p>
         </w:tc>
@@ -5403,7 +5116,7 @@
               <w:rPr>
                 <w:sz w:val="18"/>
               </w:rPr>
-              <w:t>Test extracts of section 4.2; masked full extracts for the trial migrations</w:t>
+              <w:t>Masked full extracts</w:t>
             </w:r>
           </w:p>
         </w:tc>
@@ -5430,7 +5143,7 @@
               <w:rPr>
                 <w:sz w:val="18"/>
               </w:rPr>
-              <w:t>UAT</w:t>
+              <w:t>Production-sized</w:t>
             </w:r>
           </w:p>
         </w:tc>
@@ -5452,7 +5165,7 @@
               <w:rPr>
                 <w:sz w:val="18"/>
               </w:rPr>
-              <w:t>Trial migrations 3 and 4 and UAT</w:t>
+              <w:t>Dress rehearsal</w:t>
             </w:r>
           </w:p>
         </w:tc>
@@ -5465,80 +5178,6 @@
               <w:left w:w="90" w:type="dxa"/>
               <w:right w:w="90" w:type="dxa"/>
             </w:tcMar>
-          </w:tcPr>
-          <w:p>
-            <w:pPr>
-              <w:pStyle w:val="BDOITable"/>
-            </w:pPr>
-            <w:r>
-              <w:rPr>
-                <w:sz w:val="18"/>
-              </w:rPr>
-              <w:t>Masked full extracts</w:t>
-            </w:r>
-          </w:p>
-        </w:tc>
-      </w:tr>
-      <w:tr>
-        <w:trPr>
-          <w:cantSplit w:val="true"/>
-        </w:trPr>
-        <w:tc>
-          <w:tcPr>
-            <w:tcW w:type="dxa" w:w="1800"/>
-            <w:tcMar>
-              <w:top w:w="50" w:type="dxa"/>
-              <w:bottom w:w="50" w:type="dxa"/>
-              <w:left w:w="90" w:type="dxa"/>
-              <w:right w:w="90" w:type="dxa"/>
-            </w:tcMar>
-            <w:shd w:val="clear" w:color="auto" w:fill="E5F5FF"/>
-          </w:tcPr>
-          <w:p>
-            <w:pPr>
-              <w:pStyle w:val="BDOITable"/>
-            </w:pPr>
-            <w:r>
-              <w:rPr>
-                <w:sz w:val="18"/>
-              </w:rPr>
-              <w:t>Production-sized</w:t>
-            </w:r>
-          </w:p>
-        </w:tc>
-        <w:tc>
-          <w:tcPr>
-            <w:tcW w:type="dxa" w:w="4432"/>
-            <w:tcMar>
-              <w:top w:w="50" w:type="dxa"/>
-              <w:bottom w:w="50" w:type="dxa"/>
-              <w:left w:w="90" w:type="dxa"/>
-              <w:right w:w="90" w:type="dxa"/>
-            </w:tcMar>
-            <w:shd w:val="clear" w:color="auto" w:fill="E5F5FF"/>
-          </w:tcPr>
-          <w:p>
-            <w:pPr>
-              <w:pStyle w:val="BDOITable"/>
-            </w:pPr>
-            <w:r>
-              <w:rPr>
-                <w:sz w:val="18"/>
-              </w:rPr>
-              <w:t>Dress rehearsal</w:t>
-            </w:r>
-          </w:p>
-        </w:tc>
-        <w:tc>
-          <w:tcPr>
-            <w:tcW w:type="dxa" w:w="3739"/>
-            <w:tcMar>
-              <w:top w:w="50" w:type="dxa"/>
-              <w:bottom w:w="50" w:type="dxa"/>
-              <w:left w:w="90" w:type="dxa"/>
-              <w:right w:w="90" w:type="dxa"/>
-            </w:tcMar>
-            <w:shd w:val="clear" w:color="auto" w:fill="E5F5FF"/>
           </w:tcPr>
           <w:p>
             <w:pPr>
@@ -5764,7 +5403,7 @@
               <w:rPr>
                 <w:sz w:val="17"/>
               </w:rPr>
-              <w:t>Planned seed data V1980 of the build design; existing Operations SIT/UAT users</w:t>
+              <w:t>Seed data; existing Operations SIT/UAT users</w:t>
             </w:r>
           </w:p>
         </w:tc>
@@ -5838,7 +5477,7 @@
               <w:rPr>
                 <w:sz w:val="17"/>
               </w:rPr>
-              <w:t>Masked test extracts in backend/src/main/resources/db/seed/migration/ (build wave DM3) prepared by the test lead in the workbook layouts</w:t>
+              <w:t>Masked test extracts prepared by the test lead in the workbook layouts</w:t>
             </w:r>
           </w:p>
         </w:tc>
@@ -6418,7 +6057,7 @@
               <w:rPr>
                 <w:sz w:val="17"/>
               </w:rPr>
-              <w:t>Configuration delivered with the build (FRS section 9); seed data V1982</w:t>
+              <w:t>Configuration of the SIT environment (FRS section 9); seed data</w:t>
             </w:r>
           </w:p>
         </w:tc>
@@ -6489,7 +6128,7 @@
               <w:rPr>
                 <w:sz w:val="17"/>
               </w:rPr>
-              <w:t>Built Operations seed data; payment file prepared by the test lead</w:t>
+              <w:t>Operations seed data; payment file prepared by the test lead</w:t>
             </w:r>
           </w:p>
         </w:tc>
@@ -6702,7 +6341,7 @@
               <w:rPr>
                 <w:sz w:val="18"/>
               </w:rPr>
-              <w:t>Owns this plan and the workbook; prepares the test extracts with the stewards; runs the defect triage</w:t>
+              <w:t>Owns this plan and the workbook; prepares the test extracts with the stewards; runs the issue triage</w:t>
             </w:r>
           </w:p>
         </w:tc>
@@ -6847,7 +6486,7 @@
               <w:rPr>
                 <w:sz w:val="18"/>
               </w:rPr>
-              <w:t>Automated tests; defect fixes</w:t>
+              <w:t>Resolve issues; support triage</w:t>
             </w:r>
           </w:p>
         </w:tc>
@@ -6992,7 +6631,7 @@
               <w:rPr>
                 <w:sz w:val="18"/>
               </w:rPr>
-              <w:t>Decides disputed expected results and accepted defects; signs off UAT</w:t>
+              <w:t>Decides disputed expected results and accepted issues; signs off UAT</w:t>
             </w:r>
           </w:p>
         </w:tc>
@@ -8813,7 +8452,7 @@
       <w:bookmarkStart w:id="117" w:name="_Toc000117"/>
       <w:r>
         <w:rPr/>
-        <w:t>6 Defect management</w:t>
+        <w:t>6 Issue management</w:t>
       </w:r>
       <w:bookmarkEnd w:id="117"/>
     </w:p>
@@ -8832,7 +8471,7 @@
       </w:r>
       <w:r>
         <w:rPr/>
-        <w:t>Defect severity</w:t>
+        <w:t>Issue severity</w:t>
       </w:r>
     </w:p>
     <w:tbl>
@@ -9238,7 +8877,7 @@
     <w:p>
       <w:r>
         <w:rPr/>
-        <w:t>Defects are triaged daily; Critical within 1 working day, High within 3. A fixed defect is retested with its case and the cases of the same condition.</w:t>
+        <w:t>Issues are triaged daily; Critical within 1 working day, High within 3. A resolved issue is retested with its case and the cases of the same condition.</w:t>
       </w:r>
     </w:p>
     <w:p>
@@ -10033,7 +9672,7 @@
               <w:rPr>
                 <w:sz w:val="18"/>
               </w:rPr>
-              <w:t>Test cases with an automation reference</w:t>
+              <w:t>Roles-and-access checks (action x role)</w:t>
             </w:r>
           </w:p>
         </w:tc>
@@ -10056,7 +9695,7 @@
               <w:rPr>
                 <w:sz w:val="18"/>
               </w:rPr>
-              <w:t>0</w:t>
+              <w:t>56</w:t>
             </w:r>
           </w:p>
         </w:tc>
@@ -10083,7 +9722,7 @@
               <w:rPr>
                 <w:sz w:val="18"/>
               </w:rPr>
-              <w:t>Roles-and-access checks (action x role)</w:t>
+              <w:t>Named test data sets</w:t>
             </w:r>
           </w:p>
         </w:tc>
@@ -10096,57 +9735,6 @@
               <w:left w:w="90" w:type="dxa"/>
               <w:right w:w="90" w:type="dxa"/>
             </w:tcMar>
-          </w:tcPr>
-          <w:p>
-            <w:pPr>
-              <w:pStyle w:val="BDOITable"/>
-            </w:pPr>
-            <w:r>
-              <w:rPr>
-                <w:sz w:val="18"/>
-              </w:rPr>
-              <w:t>56</w:t>
-            </w:r>
-          </w:p>
-        </w:tc>
-      </w:tr>
-      <w:tr>
-        <w:trPr>
-          <w:cantSplit w:val="true"/>
-        </w:trPr>
-        <w:tc>
-          <w:tcPr>
-            <w:tcW w:type="dxa" w:w="6648"/>
-            <w:tcMar>
-              <w:top w:w="50" w:type="dxa"/>
-              <w:bottom w:w="50" w:type="dxa"/>
-              <w:left w:w="90" w:type="dxa"/>
-              <w:right w:w="90" w:type="dxa"/>
-            </w:tcMar>
-            <w:shd w:val="clear" w:color="auto" w:fill="E5F5FF"/>
-          </w:tcPr>
-          <w:p>
-            <w:pPr>
-              <w:pStyle w:val="BDOITable"/>
-            </w:pPr>
-            <w:r>
-              <w:rPr>
-                <w:sz w:val="18"/>
-              </w:rPr>
-              <w:t>Named test data sets</w:t>
-            </w:r>
-          </w:p>
-        </w:tc>
-        <w:tc>
-          <w:tcPr>
-            <w:tcW w:type="dxa" w:w="3324"/>
-            <w:tcMar>
-              <w:top w:w="50" w:type="dxa"/>
-              <w:bottom w:w="50" w:type="dxa"/>
-              <w:left w:w="90" w:type="dxa"/>
-              <w:right w:w="90" w:type="dxa"/>
-            </w:tcMar>
-            <w:shd w:val="clear" w:color="auto" w:fill="E5F5FF"/>
           </w:tcPr>
           <w:p>
             <w:pPr>
@@ -10212,14 +9800,13 @@
         <w:tblLayout w:type="fixed"/>
       </w:tblPr>
       <w:tblGrid>
-        <w:gridCol w:w="1188"/>
-        <w:gridCol w:w="3307"/>
-        <w:gridCol w:w="1653"/>
-        <w:gridCol w:w="775"/>
-        <w:gridCol w:w="775"/>
-        <w:gridCol w:w="775"/>
-        <w:gridCol w:w="671"/>
-        <w:gridCol w:w="826"/>
+        <w:gridCol w:w="1182"/>
+        <w:gridCol w:w="3804"/>
+        <w:gridCol w:w="1953"/>
+        <w:gridCol w:w="771"/>
+        <w:gridCol w:w="771"/>
+        <w:gridCol w:w="771"/>
+        <w:gridCol w:w="719"/>
       </w:tblGrid>
       <w:tr>
         <w:trPr>
@@ -10228,7 +9815,7 @@
         </w:trPr>
         <w:tc>
           <w:tcPr>
-            <w:tcW w:type="dxa" w:w="1188"/>
+            <w:tcW w:type="dxa" w:w="1182"/>
             <w:shd w:val="clear" w:color="auto" w:fill="004EA8"/>
             <w:tcMar>
               <w:top w:w="50" w:type="dxa"/>
@@ -10254,7 +9841,7 @@
         </w:tc>
         <w:tc>
           <w:tcPr>
-            <w:tcW w:type="dxa" w:w="3307"/>
+            <w:tcW w:type="dxa" w:w="3804"/>
             <w:shd w:val="clear" w:color="auto" w:fill="004EA8"/>
             <w:tcMar>
               <w:top w:w="50" w:type="dxa"/>
@@ -10280,7 +9867,7 @@
         </w:tc>
         <w:tc>
           <w:tcPr>
-            <w:tcW w:type="dxa" w:w="1653"/>
+            <w:tcW w:type="dxa" w:w="1953"/>
             <w:shd w:val="clear" w:color="auto" w:fill="004EA8"/>
             <w:tcMar>
               <w:top w:w="50" w:type="dxa"/>
@@ -10306,7 +9893,7 @@
         </w:tc>
         <w:tc>
           <w:tcPr>
-            <w:tcW w:type="dxa" w:w="775"/>
+            <w:tcW w:type="dxa" w:w="771"/>
             <w:shd w:val="clear" w:color="auto" w:fill="004EA8"/>
             <w:tcMar>
               <w:top w:w="50" w:type="dxa"/>
@@ -10332,7 +9919,7 @@
         </w:tc>
         <w:tc>
           <w:tcPr>
-            <w:tcW w:type="dxa" w:w="775"/>
+            <w:tcW w:type="dxa" w:w="771"/>
             <w:shd w:val="clear" w:color="auto" w:fill="004EA8"/>
             <w:tcMar>
               <w:top w:w="50" w:type="dxa"/>
@@ -10358,7 +9945,7 @@
         </w:tc>
         <w:tc>
           <w:tcPr>
-            <w:tcW w:type="dxa" w:w="775"/>
+            <w:tcW w:type="dxa" w:w="771"/>
             <w:shd w:val="clear" w:color="auto" w:fill="004EA8"/>
             <w:tcMar>
               <w:top w:w="50" w:type="dxa"/>
@@ -10384,7 +9971,7 @@
         </w:tc>
         <w:tc>
           <w:tcPr>
-            <w:tcW w:type="dxa" w:w="672"/>
+            <w:tcW w:type="dxa" w:w="720"/>
             <w:shd w:val="clear" w:color="auto" w:fill="004EA8"/>
             <w:tcMar>
               <w:top w:w="50" w:type="dxa"/>
@@ -10405,32 +9992,6 @@
                 <w:sz w:val="16"/>
               </w:rPr>
               <w:t>Total</w:t>
-            </w:r>
-          </w:p>
-        </w:tc>
-        <w:tc>
-          <w:tcPr>
-            <w:tcW w:type="dxa" w:w="827"/>
-            <w:shd w:val="clear" w:color="auto" w:fill="004EA8"/>
-            <w:tcMar>
-              <w:top w:w="50" w:type="dxa"/>
-              <w:bottom w:w="50" w:type="dxa"/>
-              <w:left w:w="90" w:type="dxa"/>
-              <w:right w:w="90" w:type="dxa"/>
-            </w:tcMar>
-            <w:vAlign w:val="center"/>
-          </w:tcPr>
-          <w:p>
-            <w:pPr>
-              <w:pStyle w:val="BDOITableHeader"/>
-            </w:pPr>
-            <w:r>
-              <w:rPr>
-                <w:b/>
-                <w:color w:val="FFFFFF"/>
-                <w:sz w:val="16"/>
-              </w:rPr>
-              <w:t>Auto.</w:t>
             </w:r>
           </w:p>
         </w:tc>
@@ -10441,7 +10002,7 @@
         </w:trPr>
         <w:tc>
           <w:tcPr>
-            <w:tcW w:type="dxa" w:w="1188"/>
+            <w:tcW w:type="dxa" w:w="1182"/>
             <w:tcMar>
               <w:top w:w="50" w:type="dxa"/>
               <w:bottom w:w="50" w:type="dxa"/>
@@ -10463,7 +10024,7 @@
         </w:tc>
         <w:tc>
           <w:tcPr>
-            <w:tcW w:type="dxa" w:w="3307"/>
+            <w:tcW w:type="dxa" w:w="3804"/>
             <w:tcMar>
               <w:top w:w="50" w:type="dxa"/>
               <w:bottom w:w="50" w:type="dxa"/>
@@ -10485,7 +10046,7 @@
         </w:tc>
         <w:tc>
           <w:tcPr>
-            <w:tcW w:type="dxa" w:w="1653"/>
+            <w:tcW w:type="dxa" w:w="1953"/>
             <w:tcMar>
               <w:top w:w="50" w:type="dxa"/>
               <w:bottom w:w="50" w:type="dxa"/>
@@ -10507,7 +10068,7 @@
         </w:tc>
         <w:tc>
           <w:tcPr>
-            <w:tcW w:type="dxa" w:w="775"/>
+            <w:tcW w:type="dxa" w:w="771"/>
             <w:tcMar>
               <w:top w:w="50" w:type="dxa"/>
               <w:bottom w:w="50" w:type="dxa"/>
@@ -10529,7 +10090,7 @@
         </w:tc>
         <w:tc>
           <w:tcPr>
-            <w:tcW w:type="dxa" w:w="775"/>
+            <w:tcW w:type="dxa" w:w="771"/>
             <w:tcMar>
               <w:top w:w="50" w:type="dxa"/>
               <w:bottom w:w="50" w:type="dxa"/>
@@ -10551,7 +10112,7 @@
         </w:tc>
         <w:tc>
           <w:tcPr>
-            <w:tcW w:type="dxa" w:w="775"/>
+            <w:tcW w:type="dxa" w:w="771"/>
             <w:tcMar>
               <w:top w:w="50" w:type="dxa"/>
               <w:bottom w:w="50" w:type="dxa"/>
@@ -10573,7 +10134,7 @@
         </w:tc>
         <w:tc>
           <w:tcPr>
-            <w:tcW w:type="dxa" w:w="672"/>
+            <w:tcW w:type="dxa" w:w="720"/>
             <w:tcMar>
               <w:top w:w="50" w:type="dxa"/>
               <w:bottom w:w="50" w:type="dxa"/>
@@ -10590,28 +10151,6 @@
                 <w:sz w:val="16"/>
               </w:rPr>
               <w:t>4</w:t>
-            </w:r>
-          </w:p>
-        </w:tc>
-        <w:tc>
-          <w:tcPr>
-            <w:tcW w:type="dxa" w:w="827"/>
-            <w:tcMar>
-              <w:top w:w="50" w:type="dxa"/>
-              <w:bottom w:w="50" w:type="dxa"/>
-              <w:left w:w="90" w:type="dxa"/>
-              <w:right w:w="90" w:type="dxa"/>
-            </w:tcMar>
-          </w:tcPr>
-          <w:p>
-            <w:pPr>
-              <w:pStyle w:val="BDOITable"/>
-            </w:pPr>
-            <w:r>
-              <w:rPr>
-                <w:sz w:val="16"/>
-              </w:rPr>
-              <w:t>0</w:t>
             </w:r>
           </w:p>
         </w:tc>
@@ -10622,7 +10161,7 @@
         </w:trPr>
         <w:tc>
           <w:tcPr>
-            <w:tcW w:type="dxa" w:w="1188"/>
+            <w:tcW w:type="dxa" w:w="1182"/>
             <w:tcMar>
               <w:top w:w="50" w:type="dxa"/>
               <w:bottom w:w="50" w:type="dxa"/>
@@ -10645,7 +10184,7 @@
         </w:tc>
         <w:tc>
           <w:tcPr>
-            <w:tcW w:type="dxa" w:w="3307"/>
+            <w:tcW w:type="dxa" w:w="3804"/>
             <w:tcMar>
               <w:top w:w="50" w:type="dxa"/>
               <w:bottom w:w="50" w:type="dxa"/>
@@ -10668,7 +10207,7 @@
         </w:tc>
         <w:tc>
           <w:tcPr>
-            <w:tcW w:type="dxa" w:w="1653"/>
+            <w:tcW w:type="dxa" w:w="1953"/>
             <w:tcMar>
               <w:top w:w="50" w:type="dxa"/>
               <w:bottom w:w="50" w:type="dxa"/>
@@ -10691,7 +10230,7 @@
         </w:tc>
         <w:tc>
           <w:tcPr>
-            <w:tcW w:type="dxa" w:w="775"/>
+            <w:tcW w:type="dxa" w:w="771"/>
             <w:tcMar>
               <w:top w:w="50" w:type="dxa"/>
               <w:bottom w:w="50" w:type="dxa"/>
@@ -10714,7 +10253,7 @@
         </w:tc>
         <w:tc>
           <w:tcPr>
-            <w:tcW w:type="dxa" w:w="775"/>
+            <w:tcW w:type="dxa" w:w="771"/>
             <w:tcMar>
               <w:top w:w="50" w:type="dxa"/>
               <w:bottom w:w="50" w:type="dxa"/>
@@ -10737,7 +10276,7 @@
         </w:tc>
         <w:tc>
           <w:tcPr>
-            <w:tcW w:type="dxa" w:w="775"/>
+            <w:tcW w:type="dxa" w:w="771"/>
             <w:tcMar>
               <w:top w:w="50" w:type="dxa"/>
               <w:bottom w:w="50" w:type="dxa"/>
@@ -10760,7 +10299,7 @@
         </w:tc>
         <w:tc>
           <w:tcPr>
-            <w:tcW w:type="dxa" w:w="672"/>
+            <w:tcW w:type="dxa" w:w="720"/>
             <w:tcMar>
               <w:top w:w="50" w:type="dxa"/>
               <w:bottom w:w="50" w:type="dxa"/>
@@ -10778,29 +10317,6 @@
                 <w:sz w:val="16"/>
               </w:rPr>
               <w:t>5</w:t>
-            </w:r>
-          </w:p>
-        </w:tc>
-        <w:tc>
-          <w:tcPr>
-            <w:tcW w:type="dxa" w:w="827"/>
-            <w:tcMar>
-              <w:top w:w="50" w:type="dxa"/>
-              <w:bottom w:w="50" w:type="dxa"/>
-              <w:left w:w="90" w:type="dxa"/>
-              <w:right w:w="90" w:type="dxa"/>
-            </w:tcMar>
-            <w:shd w:val="clear" w:color="auto" w:fill="E5F5FF"/>
-          </w:tcPr>
-          <w:p>
-            <w:pPr>
-              <w:pStyle w:val="BDOITable"/>
-            </w:pPr>
-            <w:r>
-              <w:rPr>
-                <w:sz w:val="16"/>
-              </w:rPr>
-              <w:t>0</w:t>
             </w:r>
           </w:p>
         </w:tc>
@@ -10811,7 +10327,7 @@
         </w:trPr>
         <w:tc>
           <w:tcPr>
-            <w:tcW w:type="dxa" w:w="1188"/>
+            <w:tcW w:type="dxa" w:w="1182"/>
             <w:tcMar>
               <w:top w:w="50" w:type="dxa"/>
               <w:bottom w:w="50" w:type="dxa"/>
@@ -10833,7 +10349,7 @@
         </w:tc>
         <w:tc>
           <w:tcPr>
-            <w:tcW w:type="dxa" w:w="3307"/>
+            <w:tcW w:type="dxa" w:w="3804"/>
             <w:tcMar>
               <w:top w:w="50" w:type="dxa"/>
               <w:bottom w:w="50" w:type="dxa"/>
@@ -10855,7 +10371,7 @@
         </w:tc>
         <w:tc>
           <w:tcPr>
-            <w:tcW w:type="dxa" w:w="1653"/>
+            <w:tcW w:type="dxa" w:w="1953"/>
             <w:tcMar>
               <w:top w:w="50" w:type="dxa"/>
               <w:bottom w:w="50" w:type="dxa"/>
@@ -10877,7 +10393,7 @@
         </w:tc>
         <w:tc>
           <w:tcPr>
-            <w:tcW w:type="dxa" w:w="775"/>
+            <w:tcW w:type="dxa" w:w="771"/>
             <w:tcMar>
               <w:top w:w="50" w:type="dxa"/>
               <w:bottom w:w="50" w:type="dxa"/>
@@ -10899,7 +10415,7 @@
         </w:tc>
         <w:tc>
           <w:tcPr>
-            <w:tcW w:type="dxa" w:w="775"/>
+            <w:tcW w:type="dxa" w:w="771"/>
             <w:tcMar>
               <w:top w:w="50" w:type="dxa"/>
               <w:bottom w:w="50" w:type="dxa"/>
@@ -10921,7 +10437,7 @@
         </w:tc>
         <w:tc>
           <w:tcPr>
-            <w:tcW w:type="dxa" w:w="775"/>
+            <w:tcW w:type="dxa" w:w="771"/>
             <w:tcMar>
               <w:top w:w="50" w:type="dxa"/>
               <w:bottom w:w="50" w:type="dxa"/>
@@ -10943,7 +10459,7 @@
         </w:tc>
         <w:tc>
           <w:tcPr>
-            <w:tcW w:type="dxa" w:w="672"/>
+            <w:tcW w:type="dxa" w:w="720"/>
             <w:tcMar>
               <w:top w:w="50" w:type="dxa"/>
               <w:bottom w:w="50" w:type="dxa"/>
@@ -10960,28 +10476,6 @@
                 <w:sz w:val="16"/>
               </w:rPr>
               <w:t>5</w:t>
-            </w:r>
-          </w:p>
-        </w:tc>
-        <w:tc>
-          <w:tcPr>
-            <w:tcW w:type="dxa" w:w="827"/>
-            <w:tcMar>
-              <w:top w:w="50" w:type="dxa"/>
-              <w:bottom w:w="50" w:type="dxa"/>
-              <w:left w:w="90" w:type="dxa"/>
-              <w:right w:w="90" w:type="dxa"/>
-            </w:tcMar>
-          </w:tcPr>
-          <w:p>
-            <w:pPr>
-              <w:pStyle w:val="BDOITable"/>
-            </w:pPr>
-            <w:r>
-              <w:rPr>
-                <w:sz w:val="16"/>
-              </w:rPr>
-              <w:t>0</w:t>
             </w:r>
           </w:p>
         </w:tc>
@@ -10992,7 +10486,7 @@
         </w:trPr>
         <w:tc>
           <w:tcPr>
-            <w:tcW w:type="dxa" w:w="1188"/>
+            <w:tcW w:type="dxa" w:w="1182"/>
             <w:tcMar>
               <w:top w:w="50" w:type="dxa"/>
               <w:bottom w:w="50" w:type="dxa"/>
@@ -11015,7 +10509,7 @@
         </w:tc>
         <w:tc>
           <w:tcPr>
-            <w:tcW w:type="dxa" w:w="3307"/>
+            <w:tcW w:type="dxa" w:w="3804"/>
             <w:tcMar>
               <w:top w:w="50" w:type="dxa"/>
               <w:bottom w:w="50" w:type="dxa"/>
@@ -11038,7 +10532,7 @@
         </w:tc>
         <w:tc>
           <w:tcPr>
-            <w:tcW w:type="dxa" w:w="1653"/>
+            <w:tcW w:type="dxa" w:w="1953"/>
             <w:tcMar>
               <w:top w:w="50" w:type="dxa"/>
               <w:bottom w:w="50" w:type="dxa"/>
@@ -11061,7 +10555,7 @@
         </w:tc>
         <w:tc>
           <w:tcPr>
-            <w:tcW w:type="dxa" w:w="775"/>
+            <w:tcW w:type="dxa" w:w="771"/>
             <w:tcMar>
               <w:top w:w="50" w:type="dxa"/>
               <w:bottom w:w="50" w:type="dxa"/>
@@ -11084,7 +10578,7 @@
         </w:tc>
         <w:tc>
           <w:tcPr>
-            <w:tcW w:type="dxa" w:w="775"/>
+            <w:tcW w:type="dxa" w:w="771"/>
             <w:tcMar>
               <w:top w:w="50" w:type="dxa"/>
               <w:bottom w:w="50" w:type="dxa"/>
@@ -11107,7 +10601,7 @@
         </w:tc>
         <w:tc>
           <w:tcPr>
-            <w:tcW w:type="dxa" w:w="775"/>
+            <w:tcW w:type="dxa" w:w="771"/>
             <w:tcMar>
               <w:top w:w="50" w:type="dxa"/>
               <w:bottom w:w="50" w:type="dxa"/>
@@ -11130,7 +10624,7 @@
         </w:tc>
         <w:tc>
           <w:tcPr>
-            <w:tcW w:type="dxa" w:w="672"/>
+            <w:tcW w:type="dxa" w:w="720"/>
             <w:tcMar>
               <w:top w:w="50" w:type="dxa"/>
               <w:bottom w:w="50" w:type="dxa"/>
@@ -11148,29 +10642,6 @@
                 <w:sz w:val="16"/>
               </w:rPr>
               <w:t>6</w:t>
-            </w:r>
-          </w:p>
-        </w:tc>
-        <w:tc>
-          <w:tcPr>
-            <w:tcW w:type="dxa" w:w="827"/>
-            <w:tcMar>
-              <w:top w:w="50" w:type="dxa"/>
-              <w:bottom w:w="50" w:type="dxa"/>
-              <w:left w:w="90" w:type="dxa"/>
-              <w:right w:w="90" w:type="dxa"/>
-            </w:tcMar>
-            <w:shd w:val="clear" w:color="auto" w:fill="E5F5FF"/>
-          </w:tcPr>
-          <w:p>
-            <w:pPr>
-              <w:pStyle w:val="BDOITable"/>
-            </w:pPr>
-            <w:r>
-              <w:rPr>
-                <w:sz w:val="16"/>
-              </w:rPr>
-              <w:t>0</w:t>
             </w:r>
           </w:p>
         </w:tc>
@@ -11181,7 +10652,7 @@
         </w:trPr>
         <w:tc>
           <w:tcPr>
-            <w:tcW w:type="dxa" w:w="1188"/>
+            <w:tcW w:type="dxa" w:w="1182"/>
             <w:tcMar>
               <w:top w:w="50" w:type="dxa"/>
               <w:bottom w:w="50" w:type="dxa"/>
@@ -11203,7 +10674,7 @@
         </w:tc>
         <w:tc>
           <w:tcPr>
-            <w:tcW w:type="dxa" w:w="3307"/>
+            <w:tcW w:type="dxa" w:w="3804"/>
             <w:tcMar>
               <w:top w:w="50" w:type="dxa"/>
               <w:bottom w:w="50" w:type="dxa"/>
@@ -11225,7 +10696,7 @@
         </w:tc>
         <w:tc>
           <w:tcPr>
-            <w:tcW w:type="dxa" w:w="1653"/>
+            <w:tcW w:type="dxa" w:w="1953"/>
             <w:tcMar>
               <w:top w:w="50" w:type="dxa"/>
               <w:bottom w:w="50" w:type="dxa"/>
@@ -11247,7 +10718,7 @@
         </w:tc>
         <w:tc>
           <w:tcPr>
-            <w:tcW w:type="dxa" w:w="775"/>
+            <w:tcW w:type="dxa" w:w="771"/>
             <w:tcMar>
               <w:top w:w="50" w:type="dxa"/>
               <w:bottom w:w="50" w:type="dxa"/>
@@ -11269,7 +10740,7 @@
         </w:tc>
         <w:tc>
           <w:tcPr>
-            <w:tcW w:type="dxa" w:w="775"/>
+            <w:tcW w:type="dxa" w:w="771"/>
             <w:tcMar>
               <w:top w:w="50" w:type="dxa"/>
               <w:bottom w:w="50" w:type="dxa"/>
@@ -11291,7 +10762,7 @@
         </w:tc>
         <w:tc>
           <w:tcPr>
-            <w:tcW w:type="dxa" w:w="775"/>
+            <w:tcW w:type="dxa" w:w="771"/>
             <w:tcMar>
               <w:top w:w="50" w:type="dxa"/>
               <w:bottom w:w="50" w:type="dxa"/>
@@ -11313,7 +10784,7 @@
         </w:tc>
         <w:tc>
           <w:tcPr>
-            <w:tcW w:type="dxa" w:w="672"/>
+            <w:tcW w:type="dxa" w:w="720"/>
             <w:tcMar>
               <w:top w:w="50" w:type="dxa"/>
               <w:bottom w:w="50" w:type="dxa"/>
@@ -11330,28 +10801,6 @@
                 <w:sz w:val="16"/>
               </w:rPr>
               <w:t>5</w:t>
-            </w:r>
-          </w:p>
-        </w:tc>
-        <w:tc>
-          <w:tcPr>
-            <w:tcW w:type="dxa" w:w="827"/>
-            <w:tcMar>
-              <w:top w:w="50" w:type="dxa"/>
-              <w:bottom w:w="50" w:type="dxa"/>
-              <w:left w:w="90" w:type="dxa"/>
-              <w:right w:w="90" w:type="dxa"/>
-            </w:tcMar>
-          </w:tcPr>
-          <w:p>
-            <w:pPr>
-              <w:pStyle w:val="BDOITable"/>
-            </w:pPr>
-            <w:r>
-              <w:rPr>
-                <w:sz w:val="16"/>
-              </w:rPr>
-              <w:t>0</w:t>
             </w:r>
           </w:p>
         </w:tc>
@@ -11362,7 +10811,7 @@
         </w:trPr>
         <w:tc>
           <w:tcPr>
-            <w:tcW w:type="dxa" w:w="1188"/>
+            <w:tcW w:type="dxa" w:w="1182"/>
             <w:tcMar>
               <w:top w:w="50" w:type="dxa"/>
               <w:bottom w:w="50" w:type="dxa"/>
@@ -11385,7 +10834,7 @@
         </w:tc>
         <w:tc>
           <w:tcPr>
-            <w:tcW w:type="dxa" w:w="3307"/>
+            <w:tcW w:type="dxa" w:w="3804"/>
             <w:tcMar>
               <w:top w:w="50" w:type="dxa"/>
               <w:bottom w:w="50" w:type="dxa"/>
@@ -11408,7 +10857,7 @@
         </w:tc>
         <w:tc>
           <w:tcPr>
-            <w:tcW w:type="dxa" w:w="1653"/>
+            <w:tcW w:type="dxa" w:w="1953"/>
             <w:tcMar>
               <w:top w:w="50" w:type="dxa"/>
               <w:bottom w:w="50" w:type="dxa"/>
@@ -11431,7 +10880,7 @@
         </w:tc>
         <w:tc>
           <w:tcPr>
-            <w:tcW w:type="dxa" w:w="775"/>
+            <w:tcW w:type="dxa" w:w="771"/>
             <w:tcMar>
               <w:top w:w="50" w:type="dxa"/>
               <w:bottom w:w="50" w:type="dxa"/>
@@ -11454,7 +10903,7 @@
         </w:tc>
         <w:tc>
           <w:tcPr>
-            <w:tcW w:type="dxa" w:w="775"/>
+            <w:tcW w:type="dxa" w:w="771"/>
             <w:tcMar>
               <w:top w:w="50" w:type="dxa"/>
               <w:bottom w:w="50" w:type="dxa"/>
@@ -11477,7 +10926,7 @@
         </w:tc>
         <w:tc>
           <w:tcPr>
-            <w:tcW w:type="dxa" w:w="775"/>
+            <w:tcW w:type="dxa" w:w="771"/>
             <w:tcMar>
               <w:top w:w="50" w:type="dxa"/>
               <w:bottom w:w="50" w:type="dxa"/>
@@ -11500,7 +10949,7 @@
         </w:tc>
         <w:tc>
           <w:tcPr>
-            <w:tcW w:type="dxa" w:w="672"/>
+            <w:tcW w:type="dxa" w:w="720"/>
             <w:tcMar>
               <w:top w:w="50" w:type="dxa"/>
               <w:bottom w:w="50" w:type="dxa"/>
@@ -11518,29 +10967,6 @@
                 <w:sz w:val="16"/>
               </w:rPr>
               <w:t>4</w:t>
-            </w:r>
-          </w:p>
-        </w:tc>
-        <w:tc>
-          <w:tcPr>
-            <w:tcW w:type="dxa" w:w="827"/>
-            <w:tcMar>
-              <w:top w:w="50" w:type="dxa"/>
-              <w:bottom w:w="50" w:type="dxa"/>
-              <w:left w:w="90" w:type="dxa"/>
-              <w:right w:w="90" w:type="dxa"/>
-            </w:tcMar>
-            <w:shd w:val="clear" w:color="auto" w:fill="E5F5FF"/>
-          </w:tcPr>
-          <w:p>
-            <w:pPr>
-              <w:pStyle w:val="BDOITable"/>
-            </w:pPr>
-            <w:r>
-              <w:rPr>
-                <w:sz w:val="16"/>
-              </w:rPr>
-              <w:t>0</w:t>
             </w:r>
           </w:p>
         </w:tc>
@@ -11551,7 +10977,7 @@
         </w:trPr>
         <w:tc>
           <w:tcPr>
-            <w:tcW w:type="dxa" w:w="1188"/>
+            <w:tcW w:type="dxa" w:w="1182"/>
             <w:tcMar>
               <w:top w:w="50" w:type="dxa"/>
               <w:bottom w:w="50" w:type="dxa"/>
@@ -11573,7 +10999,7 @@
         </w:tc>
         <w:tc>
           <w:tcPr>
-            <w:tcW w:type="dxa" w:w="3307"/>
+            <w:tcW w:type="dxa" w:w="3804"/>
             <w:tcMar>
               <w:top w:w="50" w:type="dxa"/>
               <w:bottom w:w="50" w:type="dxa"/>
@@ -11595,7 +11021,7 @@
         </w:tc>
         <w:tc>
           <w:tcPr>
-            <w:tcW w:type="dxa" w:w="1653"/>
+            <w:tcW w:type="dxa" w:w="1953"/>
             <w:tcMar>
               <w:top w:w="50" w:type="dxa"/>
               <w:bottom w:w="50" w:type="dxa"/>
@@ -11617,7 +11043,7 @@
         </w:tc>
         <w:tc>
           <w:tcPr>
-            <w:tcW w:type="dxa" w:w="775"/>
+            <w:tcW w:type="dxa" w:w="771"/>
             <w:tcMar>
               <w:top w:w="50" w:type="dxa"/>
               <w:bottom w:w="50" w:type="dxa"/>
@@ -11639,7 +11065,7 @@
         </w:tc>
         <w:tc>
           <w:tcPr>
-            <w:tcW w:type="dxa" w:w="775"/>
+            <w:tcW w:type="dxa" w:w="771"/>
             <w:tcMar>
               <w:top w:w="50" w:type="dxa"/>
               <w:bottom w:w="50" w:type="dxa"/>
@@ -11661,7 +11087,7 @@
         </w:tc>
         <w:tc>
           <w:tcPr>
-            <w:tcW w:type="dxa" w:w="775"/>
+            <w:tcW w:type="dxa" w:w="771"/>
             <w:tcMar>
               <w:top w:w="50" w:type="dxa"/>
               <w:bottom w:w="50" w:type="dxa"/>
@@ -11683,7 +11109,7 @@
         </w:tc>
         <w:tc>
           <w:tcPr>
-            <w:tcW w:type="dxa" w:w="672"/>
+            <w:tcW w:type="dxa" w:w="720"/>
             <w:tcMar>
               <w:top w:w="50" w:type="dxa"/>
               <w:bottom w:w="50" w:type="dxa"/>
@@ -11700,28 +11126,6 @@
                 <w:sz w:val="16"/>
               </w:rPr>
               <w:t>5</w:t>
-            </w:r>
-          </w:p>
-        </w:tc>
-        <w:tc>
-          <w:tcPr>
-            <w:tcW w:type="dxa" w:w="827"/>
-            <w:tcMar>
-              <w:top w:w="50" w:type="dxa"/>
-              <w:bottom w:w="50" w:type="dxa"/>
-              <w:left w:w="90" w:type="dxa"/>
-              <w:right w:w="90" w:type="dxa"/>
-            </w:tcMar>
-          </w:tcPr>
-          <w:p>
-            <w:pPr>
-              <w:pStyle w:val="BDOITable"/>
-            </w:pPr>
-            <w:r>
-              <w:rPr>
-                <w:sz w:val="16"/>
-              </w:rPr>
-              <w:t>0</w:t>
             </w:r>
           </w:p>
         </w:tc>
@@ -11732,7 +11136,7 @@
         </w:trPr>
         <w:tc>
           <w:tcPr>
-            <w:tcW w:type="dxa" w:w="1188"/>
+            <w:tcW w:type="dxa" w:w="1182"/>
             <w:tcMar>
               <w:top w:w="50" w:type="dxa"/>
               <w:bottom w:w="50" w:type="dxa"/>
@@ -11755,7 +11159,7 @@
         </w:tc>
         <w:tc>
           <w:tcPr>
-            <w:tcW w:type="dxa" w:w="3307"/>
+            <w:tcW w:type="dxa" w:w="3804"/>
             <w:tcMar>
               <w:top w:w="50" w:type="dxa"/>
               <w:bottom w:w="50" w:type="dxa"/>
@@ -11778,7 +11182,7 @@
         </w:tc>
         <w:tc>
           <w:tcPr>
-            <w:tcW w:type="dxa" w:w="1653"/>
+            <w:tcW w:type="dxa" w:w="1953"/>
             <w:tcMar>
               <w:top w:w="50" w:type="dxa"/>
               <w:bottom w:w="50" w:type="dxa"/>
@@ -11801,7 +11205,7 @@
         </w:tc>
         <w:tc>
           <w:tcPr>
-            <w:tcW w:type="dxa" w:w="775"/>
+            <w:tcW w:type="dxa" w:w="771"/>
             <w:tcMar>
               <w:top w:w="50" w:type="dxa"/>
               <w:bottom w:w="50" w:type="dxa"/>
@@ -11824,7 +11228,7 @@
         </w:tc>
         <w:tc>
           <w:tcPr>
-            <w:tcW w:type="dxa" w:w="775"/>
+            <w:tcW w:type="dxa" w:w="771"/>
             <w:tcMar>
               <w:top w:w="50" w:type="dxa"/>
               <w:bottom w:w="50" w:type="dxa"/>
@@ -11847,7 +11251,7 @@
         </w:tc>
         <w:tc>
           <w:tcPr>
-            <w:tcW w:type="dxa" w:w="775"/>
+            <w:tcW w:type="dxa" w:w="771"/>
             <w:tcMar>
               <w:top w:w="50" w:type="dxa"/>
               <w:bottom w:w="50" w:type="dxa"/>
@@ -11870,7 +11274,7 @@
         </w:tc>
         <w:tc>
           <w:tcPr>
-            <w:tcW w:type="dxa" w:w="672"/>
+            <w:tcW w:type="dxa" w:w="720"/>
             <w:tcMar>
               <w:top w:w="50" w:type="dxa"/>
               <w:bottom w:w="50" w:type="dxa"/>
@@ -11888,29 +11292,6 @@
                 <w:sz w:val="16"/>
               </w:rPr>
               <w:t>5</w:t>
-            </w:r>
-          </w:p>
-        </w:tc>
-        <w:tc>
-          <w:tcPr>
-            <w:tcW w:type="dxa" w:w="827"/>
-            <w:tcMar>
-              <w:top w:w="50" w:type="dxa"/>
-              <w:bottom w:w="50" w:type="dxa"/>
-              <w:left w:w="90" w:type="dxa"/>
-              <w:right w:w="90" w:type="dxa"/>
-            </w:tcMar>
-            <w:shd w:val="clear" w:color="auto" w:fill="E5F5FF"/>
-          </w:tcPr>
-          <w:p>
-            <w:pPr>
-              <w:pStyle w:val="BDOITable"/>
-            </w:pPr>
-            <w:r>
-              <w:rPr>
-                <w:sz w:val="16"/>
-              </w:rPr>
-              <w:t>0</w:t>
             </w:r>
           </w:p>
         </w:tc>
@@ -11921,7 +11302,7 @@
         </w:trPr>
         <w:tc>
           <w:tcPr>
-            <w:tcW w:type="dxa" w:w="1188"/>
+            <w:tcW w:type="dxa" w:w="1182"/>
             <w:tcMar>
               <w:top w:w="50" w:type="dxa"/>
               <w:bottom w:w="50" w:type="dxa"/>
@@ -11943,7 +11324,7 @@
         </w:tc>
         <w:tc>
           <w:tcPr>
-            <w:tcW w:type="dxa" w:w="3307"/>
+            <w:tcW w:type="dxa" w:w="3804"/>
             <w:tcMar>
               <w:top w:w="50" w:type="dxa"/>
               <w:bottom w:w="50" w:type="dxa"/>
@@ -11965,7 +11346,7 @@
         </w:tc>
         <w:tc>
           <w:tcPr>
-            <w:tcW w:type="dxa" w:w="1653"/>
+            <w:tcW w:type="dxa" w:w="1953"/>
             <w:tcMar>
               <w:top w:w="50" w:type="dxa"/>
               <w:bottom w:w="50" w:type="dxa"/>
@@ -11987,7 +11368,7 @@
         </w:tc>
         <w:tc>
           <w:tcPr>
-            <w:tcW w:type="dxa" w:w="775"/>
+            <w:tcW w:type="dxa" w:w="771"/>
             <w:tcMar>
               <w:top w:w="50" w:type="dxa"/>
               <w:bottom w:w="50" w:type="dxa"/>
@@ -12009,7 +11390,7 @@
         </w:tc>
         <w:tc>
           <w:tcPr>
-            <w:tcW w:type="dxa" w:w="775"/>
+            <w:tcW w:type="dxa" w:w="771"/>
             <w:tcMar>
               <w:top w:w="50" w:type="dxa"/>
               <w:bottom w:w="50" w:type="dxa"/>
@@ -12031,7 +11412,7 @@
         </w:tc>
         <w:tc>
           <w:tcPr>
-            <w:tcW w:type="dxa" w:w="775"/>
+            <w:tcW w:type="dxa" w:w="771"/>
             <w:tcMar>
               <w:top w:w="50" w:type="dxa"/>
               <w:bottom w:w="50" w:type="dxa"/>
@@ -12053,7 +11434,7 @@
         </w:tc>
         <w:tc>
           <w:tcPr>
-            <w:tcW w:type="dxa" w:w="672"/>
+            <w:tcW w:type="dxa" w:w="720"/>
             <w:tcMar>
               <w:top w:w="50" w:type="dxa"/>
               <w:bottom w:w="50" w:type="dxa"/>
@@ -12070,28 +11451,6 @@
                 <w:sz w:val="16"/>
               </w:rPr>
               <w:t>4</w:t>
-            </w:r>
-          </w:p>
-        </w:tc>
-        <w:tc>
-          <w:tcPr>
-            <w:tcW w:type="dxa" w:w="827"/>
-            <w:tcMar>
-              <w:top w:w="50" w:type="dxa"/>
-              <w:bottom w:w="50" w:type="dxa"/>
-              <w:left w:w="90" w:type="dxa"/>
-              <w:right w:w="90" w:type="dxa"/>
-            </w:tcMar>
-          </w:tcPr>
-          <w:p>
-            <w:pPr>
-              <w:pStyle w:val="BDOITable"/>
-            </w:pPr>
-            <w:r>
-              <w:rPr>
-                <w:sz w:val="16"/>
-              </w:rPr>
-              <w:t>0</w:t>
             </w:r>
           </w:p>
         </w:tc>
@@ -12102,7 +11461,7 @@
         </w:trPr>
         <w:tc>
           <w:tcPr>
-            <w:tcW w:type="dxa" w:w="1188"/>
+            <w:tcW w:type="dxa" w:w="1182"/>
             <w:tcMar>
               <w:top w:w="50" w:type="dxa"/>
               <w:bottom w:w="50" w:type="dxa"/>
@@ -12125,7 +11484,7 @@
         </w:tc>
         <w:tc>
           <w:tcPr>
-            <w:tcW w:type="dxa" w:w="3307"/>
+            <w:tcW w:type="dxa" w:w="3804"/>
             <w:tcMar>
               <w:top w:w="50" w:type="dxa"/>
               <w:bottom w:w="50" w:type="dxa"/>
@@ -12148,7 +11507,7 @@
         </w:tc>
         <w:tc>
           <w:tcPr>
-            <w:tcW w:type="dxa" w:w="1653"/>
+            <w:tcW w:type="dxa" w:w="1953"/>
             <w:tcMar>
               <w:top w:w="50" w:type="dxa"/>
               <w:bottom w:w="50" w:type="dxa"/>
@@ -12171,7 +11530,7 @@
         </w:tc>
         <w:tc>
           <w:tcPr>
-            <w:tcW w:type="dxa" w:w="775"/>
+            <w:tcW w:type="dxa" w:w="771"/>
             <w:tcMar>
               <w:top w:w="50" w:type="dxa"/>
               <w:bottom w:w="50" w:type="dxa"/>
@@ -12194,7 +11553,7 @@
         </w:tc>
         <w:tc>
           <w:tcPr>
-            <w:tcW w:type="dxa" w:w="775"/>
+            <w:tcW w:type="dxa" w:w="771"/>
             <w:tcMar>
               <w:top w:w="50" w:type="dxa"/>
               <w:bottom w:w="50" w:type="dxa"/>
@@ -12217,7 +11576,7 @@
         </w:tc>
         <w:tc>
           <w:tcPr>
-            <w:tcW w:type="dxa" w:w="775"/>
+            <w:tcW w:type="dxa" w:w="771"/>
             <w:tcMar>
               <w:top w:w="50" w:type="dxa"/>
               <w:bottom w:w="50" w:type="dxa"/>
@@ -12240,7 +11599,7 @@
         </w:tc>
         <w:tc>
           <w:tcPr>
-            <w:tcW w:type="dxa" w:w="672"/>
+            <w:tcW w:type="dxa" w:w="720"/>
             <w:tcMar>
               <w:top w:w="50" w:type="dxa"/>
               <w:bottom w:w="50" w:type="dxa"/>
@@ -12258,29 +11617,6 @@
                 <w:sz w:val="16"/>
               </w:rPr>
               <w:t>4</w:t>
-            </w:r>
-          </w:p>
-        </w:tc>
-        <w:tc>
-          <w:tcPr>
-            <w:tcW w:type="dxa" w:w="827"/>
-            <w:tcMar>
-              <w:top w:w="50" w:type="dxa"/>
-              <w:bottom w:w="50" w:type="dxa"/>
-              <w:left w:w="90" w:type="dxa"/>
-              <w:right w:w="90" w:type="dxa"/>
-            </w:tcMar>
-            <w:shd w:val="clear" w:color="auto" w:fill="E5F5FF"/>
-          </w:tcPr>
-          <w:p>
-            <w:pPr>
-              <w:pStyle w:val="BDOITable"/>
-            </w:pPr>
-            <w:r>
-              <w:rPr>
-                <w:sz w:val="16"/>
-              </w:rPr>
-              <w:t>0</w:t>
             </w:r>
           </w:p>
         </w:tc>
@@ -12291,7 +11627,7 @@
         </w:trPr>
         <w:tc>
           <w:tcPr>
-            <w:tcW w:type="dxa" w:w="1188"/>
+            <w:tcW w:type="dxa" w:w="1182"/>
             <w:tcMar>
               <w:top w:w="50" w:type="dxa"/>
               <w:bottom w:w="50" w:type="dxa"/>
@@ -12313,7 +11649,7 @@
         </w:tc>
         <w:tc>
           <w:tcPr>
-            <w:tcW w:type="dxa" w:w="3307"/>
+            <w:tcW w:type="dxa" w:w="3804"/>
             <w:tcMar>
               <w:top w:w="50" w:type="dxa"/>
               <w:bottom w:w="50" w:type="dxa"/>
@@ -12335,7 +11671,7 @@
         </w:tc>
         <w:tc>
           <w:tcPr>
-            <w:tcW w:type="dxa" w:w="1653"/>
+            <w:tcW w:type="dxa" w:w="1953"/>
             <w:tcMar>
               <w:top w:w="50" w:type="dxa"/>
               <w:bottom w:w="50" w:type="dxa"/>
@@ -12357,7 +11693,7 @@
         </w:tc>
         <w:tc>
           <w:tcPr>
-            <w:tcW w:type="dxa" w:w="775"/>
+            <w:tcW w:type="dxa" w:w="771"/>
             <w:tcMar>
               <w:top w:w="50" w:type="dxa"/>
               <w:bottom w:w="50" w:type="dxa"/>
@@ -12379,7 +11715,7 @@
         </w:tc>
         <w:tc>
           <w:tcPr>
-            <w:tcW w:type="dxa" w:w="775"/>
+            <w:tcW w:type="dxa" w:w="771"/>
             <w:tcMar>
               <w:top w:w="50" w:type="dxa"/>
               <w:bottom w:w="50" w:type="dxa"/>
@@ -12401,7 +11737,7 @@
         </w:tc>
         <w:tc>
           <w:tcPr>
-            <w:tcW w:type="dxa" w:w="775"/>
+            <w:tcW w:type="dxa" w:w="771"/>
             <w:tcMar>
               <w:top w:w="50" w:type="dxa"/>
               <w:bottom w:w="50" w:type="dxa"/>
@@ -12423,7 +11759,7 @@
         </w:tc>
         <w:tc>
           <w:tcPr>
-            <w:tcW w:type="dxa" w:w="672"/>
+            <w:tcW w:type="dxa" w:w="720"/>
             <w:tcMar>
               <w:top w:w="50" w:type="dxa"/>
               <w:bottom w:w="50" w:type="dxa"/>
@@ -12440,28 +11776,6 @@
                 <w:sz w:val="16"/>
               </w:rPr>
               <w:t>4</w:t>
-            </w:r>
-          </w:p>
-        </w:tc>
-        <w:tc>
-          <w:tcPr>
-            <w:tcW w:type="dxa" w:w="827"/>
-            <w:tcMar>
-              <w:top w:w="50" w:type="dxa"/>
-              <w:bottom w:w="50" w:type="dxa"/>
-              <w:left w:w="90" w:type="dxa"/>
-              <w:right w:w="90" w:type="dxa"/>
-            </w:tcMar>
-          </w:tcPr>
-          <w:p>
-            <w:pPr>
-              <w:pStyle w:val="BDOITable"/>
-            </w:pPr>
-            <w:r>
-              <w:rPr>
-                <w:sz w:val="16"/>
-              </w:rPr>
-              <w:t>0</w:t>
             </w:r>
           </w:p>
         </w:tc>
@@ -12472,7 +11786,7 @@
         </w:trPr>
         <w:tc>
           <w:tcPr>
-            <w:tcW w:type="dxa" w:w="1188"/>
+            <w:tcW w:type="dxa" w:w="1182"/>
             <w:tcMar>
               <w:top w:w="50" w:type="dxa"/>
               <w:bottom w:w="50" w:type="dxa"/>
@@ -12495,7 +11809,7 @@
         </w:tc>
         <w:tc>
           <w:tcPr>
-            <w:tcW w:type="dxa" w:w="3307"/>
+            <w:tcW w:type="dxa" w:w="3804"/>
             <w:tcMar>
               <w:top w:w="50" w:type="dxa"/>
               <w:bottom w:w="50" w:type="dxa"/>
@@ -12518,7 +11832,7 @@
         </w:tc>
         <w:tc>
           <w:tcPr>
-            <w:tcW w:type="dxa" w:w="1653"/>
+            <w:tcW w:type="dxa" w:w="1953"/>
             <w:tcMar>
               <w:top w:w="50" w:type="dxa"/>
               <w:bottom w:w="50" w:type="dxa"/>
@@ -12541,7 +11855,7 @@
         </w:tc>
         <w:tc>
           <w:tcPr>
-            <w:tcW w:type="dxa" w:w="775"/>
+            <w:tcW w:type="dxa" w:w="771"/>
             <w:tcMar>
               <w:top w:w="50" w:type="dxa"/>
               <w:bottom w:w="50" w:type="dxa"/>
@@ -12564,7 +11878,7 @@
         </w:tc>
         <w:tc>
           <w:tcPr>
-            <w:tcW w:type="dxa" w:w="775"/>
+            <w:tcW w:type="dxa" w:w="771"/>
             <w:tcMar>
               <w:top w:w="50" w:type="dxa"/>
               <w:bottom w:w="50" w:type="dxa"/>
@@ -12587,7 +11901,7 @@
         </w:tc>
         <w:tc>
           <w:tcPr>
-            <w:tcW w:type="dxa" w:w="775"/>
+            <w:tcW w:type="dxa" w:w="771"/>
             <w:tcMar>
               <w:top w:w="50" w:type="dxa"/>
               <w:bottom w:w="50" w:type="dxa"/>
@@ -12610,7 +11924,7 @@
         </w:tc>
         <w:tc>
           <w:tcPr>
-            <w:tcW w:type="dxa" w:w="672"/>
+            <w:tcW w:type="dxa" w:w="720"/>
             <w:tcMar>
               <w:top w:w="50" w:type="dxa"/>
               <w:bottom w:w="50" w:type="dxa"/>
@@ -12628,29 +11942,6 @@
                 <w:sz w:val="16"/>
               </w:rPr>
               <w:t>5</w:t>
-            </w:r>
-          </w:p>
-        </w:tc>
-        <w:tc>
-          <w:tcPr>
-            <w:tcW w:type="dxa" w:w="827"/>
-            <w:tcMar>
-              <w:top w:w="50" w:type="dxa"/>
-              <w:bottom w:w="50" w:type="dxa"/>
-              <w:left w:w="90" w:type="dxa"/>
-              <w:right w:w="90" w:type="dxa"/>
-            </w:tcMar>
-            <w:shd w:val="clear" w:color="auto" w:fill="E5F5FF"/>
-          </w:tcPr>
-          <w:p>
-            <w:pPr>
-              <w:pStyle w:val="BDOITable"/>
-            </w:pPr>
-            <w:r>
-              <w:rPr>
-                <w:sz w:val="16"/>
-              </w:rPr>
-              <w:t>0</w:t>
             </w:r>
           </w:p>
         </w:tc>
@@ -12661,7 +11952,7 @@
         </w:trPr>
         <w:tc>
           <w:tcPr>
-            <w:tcW w:type="dxa" w:w="1188"/>
+            <w:tcW w:type="dxa" w:w="1182"/>
             <w:tcMar>
               <w:top w:w="50" w:type="dxa"/>
               <w:bottom w:w="50" w:type="dxa"/>
@@ -12683,7 +11974,7 @@
         </w:tc>
         <w:tc>
           <w:tcPr>
-            <w:tcW w:type="dxa" w:w="3307"/>
+            <w:tcW w:type="dxa" w:w="3804"/>
             <w:tcMar>
               <w:top w:w="50" w:type="dxa"/>
               <w:bottom w:w="50" w:type="dxa"/>
@@ -12705,7 +11996,7 @@
         </w:tc>
         <w:tc>
           <w:tcPr>
-            <w:tcW w:type="dxa" w:w="1653"/>
+            <w:tcW w:type="dxa" w:w="1953"/>
             <w:tcMar>
               <w:top w:w="50" w:type="dxa"/>
               <w:bottom w:w="50" w:type="dxa"/>
@@ -12727,7 +12018,7 @@
         </w:tc>
         <w:tc>
           <w:tcPr>
-            <w:tcW w:type="dxa" w:w="775"/>
+            <w:tcW w:type="dxa" w:w="771"/>
             <w:tcMar>
               <w:top w:w="50" w:type="dxa"/>
               <w:bottom w:w="50" w:type="dxa"/>
@@ -12749,7 +12040,7 @@
         </w:tc>
         <w:tc>
           <w:tcPr>
-            <w:tcW w:type="dxa" w:w="775"/>
+            <w:tcW w:type="dxa" w:w="771"/>
             <w:tcMar>
               <w:top w:w="50" w:type="dxa"/>
               <w:bottom w:w="50" w:type="dxa"/>
@@ -12771,7 +12062,7 @@
         </w:tc>
         <w:tc>
           <w:tcPr>
-            <w:tcW w:type="dxa" w:w="775"/>
+            <w:tcW w:type="dxa" w:w="771"/>
             <w:tcMar>
               <w:top w:w="50" w:type="dxa"/>
               <w:bottom w:w="50" w:type="dxa"/>
@@ -12793,7 +12084,7 @@
         </w:tc>
         <w:tc>
           <w:tcPr>
-            <w:tcW w:type="dxa" w:w="672"/>
+            <w:tcW w:type="dxa" w:w="720"/>
             <w:tcMar>
               <w:top w:w="50" w:type="dxa"/>
               <w:bottom w:w="50" w:type="dxa"/>
@@ -12810,28 +12101,6 @@
                 <w:sz w:val="16"/>
               </w:rPr>
               <w:t>7</w:t>
-            </w:r>
-          </w:p>
-        </w:tc>
-        <w:tc>
-          <w:tcPr>
-            <w:tcW w:type="dxa" w:w="827"/>
-            <w:tcMar>
-              <w:top w:w="50" w:type="dxa"/>
-              <w:bottom w:w="50" w:type="dxa"/>
-              <w:left w:w="90" w:type="dxa"/>
-              <w:right w:w="90" w:type="dxa"/>
-            </w:tcMar>
-          </w:tcPr>
-          <w:p>
-            <w:pPr>
-              <w:pStyle w:val="BDOITable"/>
-            </w:pPr>
-            <w:r>
-              <w:rPr>
-                <w:sz w:val="16"/>
-              </w:rPr>
-              <w:t>0</w:t>
             </w:r>
           </w:p>
         </w:tc>
@@ -12842,7 +12111,7 @@
         </w:trPr>
         <w:tc>
           <w:tcPr>
-            <w:tcW w:type="dxa" w:w="1188"/>
+            <w:tcW w:type="dxa" w:w="1182"/>
             <w:tcMar>
               <w:top w:w="50" w:type="dxa"/>
               <w:bottom w:w="50" w:type="dxa"/>
@@ -12865,7 +12134,7 @@
         </w:tc>
         <w:tc>
           <w:tcPr>
-            <w:tcW w:type="dxa" w:w="3307"/>
+            <w:tcW w:type="dxa" w:w="3804"/>
             <w:tcMar>
               <w:top w:w="50" w:type="dxa"/>
               <w:bottom w:w="50" w:type="dxa"/>
@@ -12888,7 +12157,7 @@
         </w:tc>
         <w:tc>
           <w:tcPr>
-            <w:tcW w:type="dxa" w:w="1653"/>
+            <w:tcW w:type="dxa" w:w="1953"/>
             <w:tcMar>
               <w:top w:w="50" w:type="dxa"/>
               <w:bottom w:w="50" w:type="dxa"/>
@@ -12911,7 +12180,7 @@
         </w:tc>
         <w:tc>
           <w:tcPr>
-            <w:tcW w:type="dxa" w:w="775"/>
+            <w:tcW w:type="dxa" w:w="771"/>
             <w:tcMar>
               <w:top w:w="50" w:type="dxa"/>
               <w:bottom w:w="50" w:type="dxa"/>
@@ -12934,7 +12203,7 @@
         </w:tc>
         <w:tc>
           <w:tcPr>
-            <w:tcW w:type="dxa" w:w="775"/>
+            <w:tcW w:type="dxa" w:w="771"/>
             <w:tcMar>
               <w:top w:w="50" w:type="dxa"/>
               <w:bottom w:w="50" w:type="dxa"/>
@@ -12957,7 +12226,7 @@
         </w:tc>
         <w:tc>
           <w:tcPr>
-            <w:tcW w:type="dxa" w:w="775"/>
+            <w:tcW w:type="dxa" w:w="771"/>
             <w:tcMar>
               <w:top w:w="50" w:type="dxa"/>
               <w:bottom w:w="50" w:type="dxa"/>
@@ -12980,7 +12249,7 @@
         </w:tc>
         <w:tc>
           <w:tcPr>
-            <w:tcW w:type="dxa" w:w="672"/>
+            <w:tcW w:type="dxa" w:w="720"/>
             <w:tcMar>
               <w:top w:w="50" w:type="dxa"/>
               <w:bottom w:w="50" w:type="dxa"/>
@@ -12998,29 +12267,6 @@
                 <w:sz w:val="16"/>
               </w:rPr>
               <w:t>4</w:t>
-            </w:r>
-          </w:p>
-        </w:tc>
-        <w:tc>
-          <w:tcPr>
-            <w:tcW w:type="dxa" w:w="827"/>
-            <w:tcMar>
-              <w:top w:w="50" w:type="dxa"/>
-              <w:bottom w:w="50" w:type="dxa"/>
-              <w:left w:w="90" w:type="dxa"/>
-              <w:right w:w="90" w:type="dxa"/>
-            </w:tcMar>
-            <w:shd w:val="clear" w:color="auto" w:fill="E5F5FF"/>
-          </w:tcPr>
-          <w:p>
-            <w:pPr>
-              <w:pStyle w:val="BDOITable"/>
-            </w:pPr>
-            <w:r>
-              <w:rPr>
-                <w:sz w:val="16"/>
-              </w:rPr>
-              <w:t>0</w:t>
             </w:r>
           </w:p>
         </w:tc>
@@ -13031,7 +12277,7 @@
         </w:trPr>
         <w:tc>
           <w:tcPr>
-            <w:tcW w:type="dxa" w:w="1188"/>
+            <w:tcW w:type="dxa" w:w="1182"/>
             <w:tcMar>
               <w:top w:w="50" w:type="dxa"/>
               <w:bottom w:w="50" w:type="dxa"/>
@@ -13053,7 +12299,7 @@
         </w:tc>
         <w:tc>
           <w:tcPr>
-            <w:tcW w:type="dxa" w:w="3307"/>
+            <w:tcW w:type="dxa" w:w="3804"/>
             <w:tcMar>
               <w:top w:w="50" w:type="dxa"/>
               <w:bottom w:w="50" w:type="dxa"/>
@@ -13075,7 +12321,7 @@
         </w:tc>
         <w:tc>
           <w:tcPr>
-            <w:tcW w:type="dxa" w:w="1653"/>
+            <w:tcW w:type="dxa" w:w="1953"/>
             <w:tcMar>
               <w:top w:w="50" w:type="dxa"/>
               <w:bottom w:w="50" w:type="dxa"/>
@@ -13097,7 +12343,7 @@
         </w:tc>
         <w:tc>
           <w:tcPr>
-            <w:tcW w:type="dxa" w:w="775"/>
+            <w:tcW w:type="dxa" w:w="771"/>
             <w:tcMar>
               <w:top w:w="50" w:type="dxa"/>
               <w:bottom w:w="50" w:type="dxa"/>
@@ -13119,7 +12365,7 @@
         </w:tc>
         <w:tc>
           <w:tcPr>
-            <w:tcW w:type="dxa" w:w="775"/>
+            <w:tcW w:type="dxa" w:w="771"/>
             <w:tcMar>
               <w:top w:w="50" w:type="dxa"/>
               <w:bottom w:w="50" w:type="dxa"/>
@@ -13141,7 +12387,7 @@
         </w:tc>
         <w:tc>
           <w:tcPr>
-            <w:tcW w:type="dxa" w:w="775"/>
+            <w:tcW w:type="dxa" w:w="771"/>
             <w:tcMar>
               <w:top w:w="50" w:type="dxa"/>
               <w:bottom w:w="50" w:type="dxa"/>
@@ -13163,7 +12409,7 @@
         </w:tc>
         <w:tc>
           <w:tcPr>
-            <w:tcW w:type="dxa" w:w="672"/>
+            <w:tcW w:type="dxa" w:w="720"/>
             <w:tcMar>
               <w:top w:w="50" w:type="dxa"/>
               <w:bottom w:w="50" w:type="dxa"/>
@@ -13180,28 +12426,6 @@
                 <w:sz w:val="16"/>
               </w:rPr>
               <w:t>2</w:t>
-            </w:r>
-          </w:p>
-        </w:tc>
-        <w:tc>
-          <w:tcPr>
-            <w:tcW w:type="dxa" w:w="827"/>
-            <w:tcMar>
-              <w:top w:w="50" w:type="dxa"/>
-              <w:bottom w:w="50" w:type="dxa"/>
-              <w:left w:w="90" w:type="dxa"/>
-              <w:right w:w="90" w:type="dxa"/>
-            </w:tcMar>
-          </w:tcPr>
-          <w:p>
-            <w:pPr>
-              <w:pStyle w:val="BDOITable"/>
-            </w:pPr>
-            <w:r>
-              <w:rPr>
-                <w:sz w:val="16"/>
-              </w:rPr>
-              <w:t>0</w:t>
             </w:r>
           </w:p>
         </w:tc>
@@ -13212,7 +12436,7 @@
         </w:trPr>
         <w:tc>
           <w:tcPr>
-            <w:tcW w:type="dxa" w:w="1188"/>
+            <w:tcW w:type="dxa" w:w="1182"/>
             <w:tcMar>
               <w:top w:w="50" w:type="dxa"/>
               <w:bottom w:w="50" w:type="dxa"/>
@@ -13235,7 +12459,7 @@
         </w:tc>
         <w:tc>
           <w:tcPr>
-            <w:tcW w:type="dxa" w:w="3307"/>
+            <w:tcW w:type="dxa" w:w="3804"/>
             <w:tcMar>
               <w:top w:w="50" w:type="dxa"/>
               <w:bottom w:w="50" w:type="dxa"/>
@@ -13258,7 +12482,7 @@
         </w:tc>
         <w:tc>
           <w:tcPr>
-            <w:tcW w:type="dxa" w:w="1653"/>
+            <w:tcW w:type="dxa" w:w="1953"/>
             <w:tcMar>
               <w:top w:w="50" w:type="dxa"/>
               <w:bottom w:w="50" w:type="dxa"/>
@@ -13281,7 +12505,7 @@
         </w:tc>
         <w:tc>
           <w:tcPr>
-            <w:tcW w:type="dxa" w:w="775"/>
+            <w:tcW w:type="dxa" w:w="771"/>
             <w:tcMar>
               <w:top w:w="50" w:type="dxa"/>
               <w:bottom w:w="50" w:type="dxa"/>
@@ -13304,7 +12528,7 @@
         </w:tc>
         <w:tc>
           <w:tcPr>
-            <w:tcW w:type="dxa" w:w="775"/>
+            <w:tcW w:type="dxa" w:w="771"/>
             <w:tcMar>
               <w:top w:w="50" w:type="dxa"/>
               <w:bottom w:w="50" w:type="dxa"/>
@@ -13327,7 +12551,7 @@
         </w:tc>
         <w:tc>
           <w:tcPr>
-            <w:tcW w:type="dxa" w:w="775"/>
+            <w:tcW w:type="dxa" w:w="771"/>
             <w:tcMar>
               <w:top w:w="50" w:type="dxa"/>
               <w:bottom w:w="50" w:type="dxa"/>
@@ -13350,7 +12574,7 @@
         </w:tc>
         <w:tc>
           <w:tcPr>
-            <w:tcW w:type="dxa" w:w="672"/>
+            <w:tcW w:type="dxa" w:w="720"/>
             <w:tcMar>
               <w:top w:w="50" w:type="dxa"/>
               <w:bottom w:w="50" w:type="dxa"/>
@@ -13368,29 +12592,6 @@
                 <w:sz w:val="16"/>
               </w:rPr>
               <w:t>4</w:t>
-            </w:r>
-          </w:p>
-        </w:tc>
-        <w:tc>
-          <w:tcPr>
-            <w:tcW w:type="dxa" w:w="827"/>
-            <w:tcMar>
-              <w:top w:w="50" w:type="dxa"/>
-              <w:bottom w:w="50" w:type="dxa"/>
-              <w:left w:w="90" w:type="dxa"/>
-              <w:right w:w="90" w:type="dxa"/>
-            </w:tcMar>
-            <w:shd w:val="clear" w:color="auto" w:fill="E5F5FF"/>
-          </w:tcPr>
-          <w:p>
-            <w:pPr>
-              <w:pStyle w:val="BDOITable"/>
-            </w:pPr>
-            <w:r>
-              <w:rPr>
-                <w:sz w:val="16"/>
-              </w:rPr>
-              <w:t>0</w:t>
             </w:r>
           </w:p>
         </w:tc>
@@ -13401,7 +12602,7 @@
         </w:trPr>
         <w:tc>
           <w:tcPr>
-            <w:tcW w:type="dxa" w:w="1188"/>
+            <w:tcW w:type="dxa" w:w="1182"/>
             <w:tcMar>
               <w:top w:w="50" w:type="dxa"/>
               <w:bottom w:w="50" w:type="dxa"/>
@@ -13423,7 +12624,7 @@
         </w:tc>
         <w:tc>
           <w:tcPr>
-            <w:tcW w:type="dxa" w:w="3307"/>
+            <w:tcW w:type="dxa" w:w="3804"/>
             <w:tcMar>
               <w:top w:w="50" w:type="dxa"/>
               <w:bottom w:w="50" w:type="dxa"/>
@@ -13445,7 +12646,7 @@
         </w:tc>
         <w:tc>
           <w:tcPr>
-            <w:tcW w:type="dxa" w:w="1653"/>
+            <w:tcW w:type="dxa" w:w="1953"/>
             <w:tcMar>
               <w:top w:w="50" w:type="dxa"/>
               <w:bottom w:w="50" w:type="dxa"/>
@@ -13467,7 +12668,7 @@
         </w:tc>
         <w:tc>
           <w:tcPr>
-            <w:tcW w:type="dxa" w:w="775"/>
+            <w:tcW w:type="dxa" w:w="771"/>
             <w:tcMar>
               <w:top w:w="50" w:type="dxa"/>
               <w:bottom w:w="50" w:type="dxa"/>
@@ -13489,7 +12690,7 @@
         </w:tc>
         <w:tc>
           <w:tcPr>
-            <w:tcW w:type="dxa" w:w="775"/>
+            <w:tcW w:type="dxa" w:w="771"/>
             <w:tcMar>
               <w:top w:w="50" w:type="dxa"/>
               <w:bottom w:w="50" w:type="dxa"/>
@@ -13511,7 +12712,7 @@
         </w:tc>
         <w:tc>
           <w:tcPr>
-            <w:tcW w:type="dxa" w:w="775"/>
+            <w:tcW w:type="dxa" w:w="771"/>
             <w:tcMar>
               <w:top w:w="50" w:type="dxa"/>
               <w:bottom w:w="50" w:type="dxa"/>
@@ -13533,7 +12734,7 @@
         </w:tc>
         <w:tc>
           <w:tcPr>
-            <w:tcW w:type="dxa" w:w="672"/>
+            <w:tcW w:type="dxa" w:w="720"/>
             <w:tcMar>
               <w:top w:w="50" w:type="dxa"/>
               <w:bottom w:w="50" w:type="dxa"/>
@@ -13550,28 +12751,6 @@
                 <w:sz w:val="16"/>
               </w:rPr>
               <w:t>4</w:t>
-            </w:r>
-          </w:p>
-        </w:tc>
-        <w:tc>
-          <w:tcPr>
-            <w:tcW w:type="dxa" w:w="827"/>
-            <w:tcMar>
-              <w:top w:w="50" w:type="dxa"/>
-              <w:bottom w:w="50" w:type="dxa"/>
-              <w:left w:w="90" w:type="dxa"/>
-              <w:right w:w="90" w:type="dxa"/>
-            </w:tcMar>
-          </w:tcPr>
-          <w:p>
-            <w:pPr>
-              <w:pStyle w:val="BDOITable"/>
-            </w:pPr>
-            <w:r>
-              <w:rPr>
-                <w:sz w:val="16"/>
-              </w:rPr>
-              <w:t>0</w:t>
             </w:r>
           </w:p>
         </w:tc>
@@ -13582,7 +12761,7 @@
         </w:trPr>
         <w:tc>
           <w:tcPr>
-            <w:tcW w:type="dxa" w:w="1188"/>
+            <w:tcW w:type="dxa" w:w="1182"/>
             <w:tcMar>
               <w:top w:w="50" w:type="dxa"/>
               <w:bottom w:w="50" w:type="dxa"/>
@@ -13605,7 +12784,7 @@
         </w:tc>
         <w:tc>
           <w:tcPr>
-            <w:tcW w:type="dxa" w:w="3307"/>
+            <w:tcW w:type="dxa" w:w="3804"/>
             <w:tcMar>
               <w:top w:w="50" w:type="dxa"/>
               <w:bottom w:w="50" w:type="dxa"/>
@@ -13628,7 +12807,7 @@
         </w:tc>
         <w:tc>
           <w:tcPr>
-            <w:tcW w:type="dxa" w:w="1653"/>
+            <w:tcW w:type="dxa" w:w="1953"/>
             <w:tcMar>
               <w:top w:w="50" w:type="dxa"/>
               <w:bottom w:w="50" w:type="dxa"/>
@@ -13651,7 +12830,7 @@
         </w:tc>
         <w:tc>
           <w:tcPr>
-            <w:tcW w:type="dxa" w:w="775"/>
+            <w:tcW w:type="dxa" w:w="771"/>
             <w:tcMar>
               <w:top w:w="50" w:type="dxa"/>
               <w:bottom w:w="50" w:type="dxa"/>
@@ -13674,7 +12853,7 @@
         </w:tc>
         <w:tc>
           <w:tcPr>
-            <w:tcW w:type="dxa" w:w="775"/>
+            <w:tcW w:type="dxa" w:w="771"/>
             <w:tcMar>
               <w:top w:w="50" w:type="dxa"/>
               <w:bottom w:w="50" w:type="dxa"/>
@@ -13697,7 +12876,7 @@
         </w:tc>
         <w:tc>
           <w:tcPr>
-            <w:tcW w:type="dxa" w:w="775"/>
+            <w:tcW w:type="dxa" w:w="771"/>
             <w:tcMar>
               <w:top w:w="50" w:type="dxa"/>
               <w:bottom w:w="50" w:type="dxa"/>
@@ -13720,7 +12899,7 @@
         </w:tc>
         <w:tc>
           <w:tcPr>
-            <w:tcW w:type="dxa" w:w="672"/>
+            <w:tcW w:type="dxa" w:w="720"/>
             <w:tcMar>
               <w:top w:w="50" w:type="dxa"/>
               <w:bottom w:w="50" w:type="dxa"/>
@@ -13738,29 +12917,6 @@
                 <w:sz w:val="16"/>
               </w:rPr>
               <w:t>3</w:t>
-            </w:r>
-          </w:p>
-        </w:tc>
-        <w:tc>
-          <w:tcPr>
-            <w:tcW w:type="dxa" w:w="827"/>
-            <w:tcMar>
-              <w:top w:w="50" w:type="dxa"/>
-              <w:bottom w:w="50" w:type="dxa"/>
-              <w:left w:w="90" w:type="dxa"/>
-              <w:right w:w="90" w:type="dxa"/>
-            </w:tcMar>
-            <w:shd w:val="clear" w:color="auto" w:fill="E5F5FF"/>
-          </w:tcPr>
-          <w:p>
-            <w:pPr>
-              <w:pStyle w:val="BDOITable"/>
-            </w:pPr>
-            <w:r>
-              <w:rPr>
-                <w:sz w:val="16"/>
-              </w:rPr>
-              <w:t>0</w:t>
             </w:r>
           </w:p>
         </w:tc>
@@ -13771,7 +12927,7 @@
         </w:trPr>
         <w:tc>
           <w:tcPr>
-            <w:tcW w:type="dxa" w:w="1188"/>
+            <w:tcW w:type="dxa" w:w="1182"/>
             <w:tcMar>
               <w:top w:w="50" w:type="dxa"/>
               <w:bottom w:w="50" w:type="dxa"/>
@@ -13793,7 +12949,7 @@
         </w:tc>
         <w:tc>
           <w:tcPr>
-            <w:tcW w:type="dxa" w:w="3307"/>
+            <w:tcW w:type="dxa" w:w="3804"/>
             <w:tcMar>
               <w:top w:w="50" w:type="dxa"/>
               <w:bottom w:w="50" w:type="dxa"/>
@@ -13815,7 +12971,7 @@
         </w:tc>
         <w:tc>
           <w:tcPr>
-            <w:tcW w:type="dxa" w:w="1653"/>
+            <w:tcW w:type="dxa" w:w="1953"/>
             <w:tcMar>
               <w:top w:w="50" w:type="dxa"/>
               <w:bottom w:w="50" w:type="dxa"/>
@@ -13837,7 +12993,7 @@
         </w:tc>
         <w:tc>
           <w:tcPr>
-            <w:tcW w:type="dxa" w:w="775"/>
+            <w:tcW w:type="dxa" w:w="771"/>
             <w:tcMar>
               <w:top w:w="50" w:type="dxa"/>
               <w:bottom w:w="50" w:type="dxa"/>
@@ -13859,7 +13015,7 @@
         </w:tc>
         <w:tc>
           <w:tcPr>
-            <w:tcW w:type="dxa" w:w="775"/>
+            <w:tcW w:type="dxa" w:w="771"/>
             <w:tcMar>
               <w:top w:w="50" w:type="dxa"/>
               <w:bottom w:w="50" w:type="dxa"/>
@@ -13881,7 +13037,7 @@
         </w:tc>
         <w:tc>
           <w:tcPr>
-            <w:tcW w:type="dxa" w:w="775"/>
+            <w:tcW w:type="dxa" w:w="771"/>
             <w:tcMar>
               <w:top w:w="50" w:type="dxa"/>
               <w:bottom w:w="50" w:type="dxa"/>
@@ -13903,7 +13059,7 @@
         </w:tc>
         <w:tc>
           <w:tcPr>
-            <w:tcW w:type="dxa" w:w="672"/>
+            <w:tcW w:type="dxa" w:w="720"/>
             <w:tcMar>
               <w:top w:w="50" w:type="dxa"/>
               <w:bottom w:w="50" w:type="dxa"/>
@@ -13920,28 +13076,6 @@
                 <w:sz w:val="16"/>
               </w:rPr>
               <w:t>6</w:t>
-            </w:r>
-          </w:p>
-        </w:tc>
-        <w:tc>
-          <w:tcPr>
-            <w:tcW w:type="dxa" w:w="827"/>
-            <w:tcMar>
-              <w:top w:w="50" w:type="dxa"/>
-              <w:bottom w:w="50" w:type="dxa"/>
-              <w:left w:w="90" w:type="dxa"/>
-              <w:right w:w="90" w:type="dxa"/>
-            </w:tcMar>
-          </w:tcPr>
-          <w:p>
-            <w:pPr>
-              <w:pStyle w:val="BDOITable"/>
-            </w:pPr>
-            <w:r>
-              <w:rPr>
-                <w:sz w:val="16"/>
-              </w:rPr>
-              <w:t>0</w:t>
             </w:r>
           </w:p>
         </w:tc>
@@ -13952,7 +13086,7 @@
         </w:trPr>
         <w:tc>
           <w:tcPr>
-            <w:tcW w:type="dxa" w:w="1188"/>
+            <w:tcW w:type="dxa" w:w="1182"/>
             <w:tcMar>
               <w:top w:w="50" w:type="dxa"/>
               <w:bottom w:w="50" w:type="dxa"/>
@@ -13975,7 +13109,7 @@
         </w:tc>
         <w:tc>
           <w:tcPr>
-            <w:tcW w:type="dxa" w:w="3307"/>
+            <w:tcW w:type="dxa" w:w="3804"/>
             <w:tcMar>
               <w:top w:w="50" w:type="dxa"/>
               <w:bottom w:w="50" w:type="dxa"/>
@@ -13998,7 +13132,7 @@
         </w:tc>
         <w:tc>
           <w:tcPr>
-            <w:tcW w:type="dxa" w:w="1653"/>
+            <w:tcW w:type="dxa" w:w="1953"/>
             <w:tcMar>
               <w:top w:w="50" w:type="dxa"/>
               <w:bottom w:w="50" w:type="dxa"/>
@@ -14021,7 +13155,7 @@
         </w:tc>
         <w:tc>
           <w:tcPr>
-            <w:tcW w:type="dxa" w:w="775"/>
+            <w:tcW w:type="dxa" w:w="771"/>
             <w:tcMar>
               <w:top w:w="50" w:type="dxa"/>
               <w:bottom w:w="50" w:type="dxa"/>
@@ -14044,7 +13178,7 @@
         </w:tc>
         <w:tc>
           <w:tcPr>
-            <w:tcW w:type="dxa" w:w="775"/>
+            <w:tcW w:type="dxa" w:w="771"/>
             <w:tcMar>
               <w:top w:w="50" w:type="dxa"/>
               <w:bottom w:w="50" w:type="dxa"/>
@@ -14067,7 +13201,7 @@
         </w:tc>
         <w:tc>
           <w:tcPr>
-            <w:tcW w:type="dxa" w:w="775"/>
+            <w:tcW w:type="dxa" w:w="771"/>
             <w:tcMar>
               <w:top w:w="50" w:type="dxa"/>
               <w:bottom w:w="50" w:type="dxa"/>
@@ -14090,7 +13224,7 @@
         </w:tc>
         <w:tc>
           <w:tcPr>
-            <w:tcW w:type="dxa" w:w="672"/>
+            <w:tcW w:type="dxa" w:w="720"/>
             <w:tcMar>
               <w:top w:w="50" w:type="dxa"/>
               <w:bottom w:w="50" w:type="dxa"/>
@@ -14108,29 +13242,6 @@
                 <w:sz w:val="16"/>
               </w:rPr>
               <w:t>5</w:t>
-            </w:r>
-          </w:p>
-        </w:tc>
-        <w:tc>
-          <w:tcPr>
-            <w:tcW w:type="dxa" w:w="827"/>
-            <w:tcMar>
-              <w:top w:w="50" w:type="dxa"/>
-              <w:bottom w:w="50" w:type="dxa"/>
-              <w:left w:w="90" w:type="dxa"/>
-              <w:right w:w="90" w:type="dxa"/>
-            </w:tcMar>
-            <w:shd w:val="clear" w:color="auto" w:fill="E5F5FF"/>
-          </w:tcPr>
-          <w:p>
-            <w:pPr>
-              <w:pStyle w:val="BDOITable"/>
-            </w:pPr>
-            <w:r>
-              <w:rPr>
-                <w:sz w:val="16"/>
-              </w:rPr>
-              <w:t>0</w:t>
             </w:r>
           </w:p>
         </w:tc>
@@ -14141,7 +13252,7 @@
         </w:trPr>
         <w:tc>
           <w:tcPr>
-            <w:tcW w:type="dxa" w:w="1188"/>
+            <w:tcW w:type="dxa" w:w="1182"/>
             <w:tcMar>
               <w:top w:w="50" w:type="dxa"/>
               <w:bottom w:w="50" w:type="dxa"/>
@@ -14163,7 +13274,7 @@
         </w:tc>
         <w:tc>
           <w:tcPr>
-            <w:tcW w:type="dxa" w:w="3307"/>
+            <w:tcW w:type="dxa" w:w="3804"/>
             <w:tcMar>
               <w:top w:w="50" w:type="dxa"/>
               <w:bottom w:w="50" w:type="dxa"/>
@@ -14185,7 +13296,7 @@
         </w:tc>
         <w:tc>
           <w:tcPr>
-            <w:tcW w:type="dxa" w:w="1653"/>
+            <w:tcW w:type="dxa" w:w="1953"/>
             <w:tcMar>
               <w:top w:w="50" w:type="dxa"/>
               <w:bottom w:w="50" w:type="dxa"/>
@@ -14207,7 +13318,7 @@
         </w:tc>
         <w:tc>
           <w:tcPr>
-            <w:tcW w:type="dxa" w:w="775"/>
+            <w:tcW w:type="dxa" w:w="771"/>
             <w:tcMar>
               <w:top w:w="50" w:type="dxa"/>
               <w:bottom w:w="50" w:type="dxa"/>
@@ -14229,7 +13340,7 @@
         </w:tc>
         <w:tc>
           <w:tcPr>
-            <w:tcW w:type="dxa" w:w="775"/>
+            <w:tcW w:type="dxa" w:w="771"/>
             <w:tcMar>
               <w:top w:w="50" w:type="dxa"/>
               <w:bottom w:w="50" w:type="dxa"/>
@@ -14251,7 +13362,7 @@
         </w:tc>
         <w:tc>
           <w:tcPr>
-            <w:tcW w:type="dxa" w:w="775"/>
+            <w:tcW w:type="dxa" w:w="771"/>
             <w:tcMar>
               <w:top w:w="50" w:type="dxa"/>
               <w:bottom w:w="50" w:type="dxa"/>
@@ -14273,7 +13384,7 @@
         </w:tc>
         <w:tc>
           <w:tcPr>
-            <w:tcW w:type="dxa" w:w="672"/>
+            <w:tcW w:type="dxa" w:w="720"/>
             <w:tcMar>
               <w:top w:w="50" w:type="dxa"/>
               <w:bottom w:w="50" w:type="dxa"/>
@@ -14290,28 +13401,6 @@
                 <w:sz w:val="16"/>
               </w:rPr>
               <w:t>3</w:t>
-            </w:r>
-          </w:p>
-        </w:tc>
-        <w:tc>
-          <w:tcPr>
-            <w:tcW w:type="dxa" w:w="827"/>
-            <w:tcMar>
-              <w:top w:w="50" w:type="dxa"/>
-              <w:bottom w:w="50" w:type="dxa"/>
-              <w:left w:w="90" w:type="dxa"/>
-              <w:right w:w="90" w:type="dxa"/>
-            </w:tcMar>
-          </w:tcPr>
-          <w:p>
-            <w:pPr>
-              <w:pStyle w:val="BDOITable"/>
-            </w:pPr>
-            <w:r>
-              <w:rPr>
-                <w:sz w:val="16"/>
-              </w:rPr>
-              <w:t>0</w:t>
             </w:r>
           </w:p>
         </w:tc>
@@ -14322,7 +13411,7 @@
         </w:trPr>
         <w:tc>
           <w:tcPr>
-            <w:tcW w:type="dxa" w:w="1188"/>
+            <w:tcW w:type="dxa" w:w="1182"/>
             <w:tcMar>
               <w:top w:w="50" w:type="dxa"/>
               <w:bottom w:w="50" w:type="dxa"/>
@@ -14345,7 +13434,7 @@
         </w:tc>
         <w:tc>
           <w:tcPr>
-            <w:tcW w:type="dxa" w:w="3307"/>
+            <w:tcW w:type="dxa" w:w="3804"/>
             <w:tcMar>
               <w:top w:w="50" w:type="dxa"/>
               <w:bottom w:w="50" w:type="dxa"/>
@@ -14368,7 +13457,7 @@
         </w:tc>
         <w:tc>
           <w:tcPr>
-            <w:tcW w:type="dxa" w:w="1653"/>
+            <w:tcW w:type="dxa" w:w="1953"/>
             <w:tcMar>
               <w:top w:w="50" w:type="dxa"/>
               <w:bottom w:w="50" w:type="dxa"/>
@@ -14391,7 +13480,7 @@
         </w:tc>
         <w:tc>
           <w:tcPr>
-            <w:tcW w:type="dxa" w:w="775"/>
+            <w:tcW w:type="dxa" w:w="771"/>
             <w:tcMar>
               <w:top w:w="50" w:type="dxa"/>
               <w:bottom w:w="50" w:type="dxa"/>
@@ -14414,7 +13503,7 @@
         </w:tc>
         <w:tc>
           <w:tcPr>
-            <w:tcW w:type="dxa" w:w="775"/>
+            <w:tcW w:type="dxa" w:w="771"/>
             <w:tcMar>
               <w:top w:w="50" w:type="dxa"/>
               <w:bottom w:w="50" w:type="dxa"/>
@@ -14437,7 +13526,7 @@
         </w:tc>
         <w:tc>
           <w:tcPr>
-            <w:tcW w:type="dxa" w:w="775"/>
+            <w:tcW w:type="dxa" w:w="771"/>
             <w:tcMar>
               <w:top w:w="50" w:type="dxa"/>
               <w:bottom w:w="50" w:type="dxa"/>
@@ -14460,7 +13549,7 @@
         </w:tc>
         <w:tc>
           <w:tcPr>
-            <w:tcW w:type="dxa" w:w="672"/>
+            <w:tcW w:type="dxa" w:w="720"/>
             <w:tcMar>
               <w:top w:w="50" w:type="dxa"/>
               <w:bottom w:w="50" w:type="dxa"/>
@@ -14478,29 +13567,6 @@
                 <w:sz w:val="16"/>
               </w:rPr>
               <w:t>4</w:t>
-            </w:r>
-          </w:p>
-        </w:tc>
-        <w:tc>
-          <w:tcPr>
-            <w:tcW w:type="dxa" w:w="827"/>
-            <w:tcMar>
-              <w:top w:w="50" w:type="dxa"/>
-              <w:bottom w:w="50" w:type="dxa"/>
-              <w:left w:w="90" w:type="dxa"/>
-              <w:right w:w="90" w:type="dxa"/>
-            </w:tcMar>
-            <w:shd w:val="clear" w:color="auto" w:fill="E5F5FF"/>
-          </w:tcPr>
-          <w:p>
-            <w:pPr>
-              <w:pStyle w:val="BDOITable"/>
-            </w:pPr>
-            <w:r>
-              <w:rPr>
-                <w:sz w:val="16"/>
-              </w:rPr>
-              <w:t>0</w:t>
             </w:r>
           </w:p>
         </w:tc>
@@ -14511,7 +13577,7 @@
         </w:trPr>
         <w:tc>
           <w:tcPr>
-            <w:tcW w:type="dxa" w:w="1188"/>
+            <w:tcW w:type="dxa" w:w="1182"/>
             <w:tcMar>
               <w:top w:w="50" w:type="dxa"/>
               <w:bottom w:w="50" w:type="dxa"/>
@@ -14533,7 +13599,7 @@
         </w:tc>
         <w:tc>
           <w:tcPr>
-            <w:tcW w:type="dxa" w:w="3307"/>
+            <w:tcW w:type="dxa" w:w="3804"/>
             <w:tcMar>
               <w:top w:w="50" w:type="dxa"/>
               <w:bottom w:w="50" w:type="dxa"/>
@@ -14555,7 +13621,7 @@
         </w:tc>
         <w:tc>
           <w:tcPr>
-            <w:tcW w:type="dxa" w:w="1653"/>
+            <w:tcW w:type="dxa" w:w="1953"/>
             <w:tcMar>
               <w:top w:w="50" w:type="dxa"/>
               <w:bottom w:w="50" w:type="dxa"/>
@@ -14577,7 +13643,7 @@
         </w:tc>
         <w:tc>
           <w:tcPr>
-            <w:tcW w:type="dxa" w:w="775"/>
+            <w:tcW w:type="dxa" w:w="771"/>
             <w:tcMar>
               <w:top w:w="50" w:type="dxa"/>
               <w:bottom w:w="50" w:type="dxa"/>
@@ -14599,7 +13665,7 @@
         </w:tc>
         <w:tc>
           <w:tcPr>
-            <w:tcW w:type="dxa" w:w="775"/>
+            <w:tcW w:type="dxa" w:w="771"/>
             <w:tcMar>
               <w:top w:w="50" w:type="dxa"/>
               <w:bottom w:w="50" w:type="dxa"/>
@@ -14621,7 +13687,7 @@
         </w:tc>
         <w:tc>
           <w:tcPr>
-            <w:tcW w:type="dxa" w:w="775"/>
+            <w:tcW w:type="dxa" w:w="771"/>
             <w:tcMar>
               <w:top w:w="50" w:type="dxa"/>
               <w:bottom w:w="50" w:type="dxa"/>
@@ -14643,7 +13709,7 @@
         </w:tc>
         <w:tc>
           <w:tcPr>
-            <w:tcW w:type="dxa" w:w="672"/>
+            <w:tcW w:type="dxa" w:w="720"/>
             <w:tcMar>
               <w:top w:w="50" w:type="dxa"/>
               <w:bottom w:w="50" w:type="dxa"/>
@@ -14660,28 +13726,6 @@
                 <w:sz w:val="16"/>
               </w:rPr>
               <w:t>4</w:t>
-            </w:r>
-          </w:p>
-        </w:tc>
-        <w:tc>
-          <w:tcPr>
-            <w:tcW w:type="dxa" w:w="827"/>
-            <w:tcMar>
-              <w:top w:w="50" w:type="dxa"/>
-              <w:bottom w:w="50" w:type="dxa"/>
-              <w:left w:w="90" w:type="dxa"/>
-              <w:right w:w="90" w:type="dxa"/>
-            </w:tcMar>
-          </w:tcPr>
-          <w:p>
-            <w:pPr>
-              <w:pStyle w:val="BDOITable"/>
-            </w:pPr>
-            <w:r>
-              <w:rPr>
-                <w:sz w:val="16"/>
-              </w:rPr>
-              <w:t>0</w:t>
             </w:r>
           </w:p>
         </w:tc>
@@ -14692,7 +13736,7 @@
         </w:trPr>
         <w:tc>
           <w:tcPr>
-            <w:tcW w:type="dxa" w:w="1188"/>
+            <w:tcW w:type="dxa" w:w="1182"/>
             <w:tcMar>
               <w:top w:w="50" w:type="dxa"/>
               <w:bottom w:w="50" w:type="dxa"/>
@@ -14715,7 +13759,7 @@
         </w:tc>
         <w:tc>
           <w:tcPr>
-            <w:tcW w:type="dxa" w:w="3307"/>
+            <w:tcW w:type="dxa" w:w="3804"/>
             <w:tcMar>
               <w:top w:w="50" w:type="dxa"/>
               <w:bottom w:w="50" w:type="dxa"/>
@@ -14738,7 +13782,7 @@
         </w:tc>
         <w:tc>
           <w:tcPr>
-            <w:tcW w:type="dxa" w:w="1653"/>
+            <w:tcW w:type="dxa" w:w="1953"/>
             <w:tcMar>
               <w:top w:w="50" w:type="dxa"/>
               <w:bottom w:w="50" w:type="dxa"/>
@@ -14761,7 +13805,7 @@
         </w:tc>
         <w:tc>
           <w:tcPr>
-            <w:tcW w:type="dxa" w:w="775"/>
+            <w:tcW w:type="dxa" w:w="771"/>
             <w:tcMar>
               <w:top w:w="50" w:type="dxa"/>
               <w:bottom w:w="50" w:type="dxa"/>
@@ -14784,7 +13828,7 @@
         </w:tc>
         <w:tc>
           <w:tcPr>
-            <w:tcW w:type="dxa" w:w="775"/>
+            <w:tcW w:type="dxa" w:w="771"/>
             <w:tcMar>
               <w:top w:w="50" w:type="dxa"/>
               <w:bottom w:w="50" w:type="dxa"/>
@@ -14807,7 +13851,7 @@
         </w:tc>
         <w:tc>
           <w:tcPr>
-            <w:tcW w:type="dxa" w:w="775"/>
+            <w:tcW w:type="dxa" w:w="771"/>
             <w:tcMar>
               <w:top w:w="50" w:type="dxa"/>
               <w:bottom w:w="50" w:type="dxa"/>
@@ -14830,7 +13874,7 @@
         </w:tc>
         <w:tc>
           <w:tcPr>
-            <w:tcW w:type="dxa" w:w="672"/>
+            <w:tcW w:type="dxa" w:w="720"/>
             <w:tcMar>
               <w:top w:w="50" w:type="dxa"/>
               <w:bottom w:w="50" w:type="dxa"/>
@@ -14848,29 +13892,6 @@
                 <w:sz w:val="16"/>
               </w:rPr>
               <w:t>4</w:t>
-            </w:r>
-          </w:p>
-        </w:tc>
-        <w:tc>
-          <w:tcPr>
-            <w:tcW w:type="dxa" w:w="827"/>
-            <w:tcMar>
-              <w:top w:w="50" w:type="dxa"/>
-              <w:bottom w:w="50" w:type="dxa"/>
-              <w:left w:w="90" w:type="dxa"/>
-              <w:right w:w="90" w:type="dxa"/>
-            </w:tcMar>
-            <w:shd w:val="clear" w:color="auto" w:fill="E5F5FF"/>
-          </w:tcPr>
-          <w:p>
-            <w:pPr>
-              <w:pStyle w:val="BDOITable"/>
-            </w:pPr>
-            <w:r>
-              <w:rPr>
-                <w:sz w:val="16"/>
-              </w:rPr>
-              <w:t>0</w:t>
             </w:r>
           </w:p>
         </w:tc>
@@ -14881,7 +13902,7 @@
         </w:trPr>
         <w:tc>
           <w:tcPr>
-            <w:tcW w:type="dxa" w:w="1188"/>
+            <w:tcW w:type="dxa" w:w="1182"/>
             <w:tcMar>
               <w:top w:w="50" w:type="dxa"/>
               <w:bottom w:w="50" w:type="dxa"/>
@@ -14903,7 +13924,7 @@
         </w:tc>
         <w:tc>
           <w:tcPr>
-            <w:tcW w:type="dxa" w:w="3307"/>
+            <w:tcW w:type="dxa" w:w="3804"/>
             <w:tcMar>
               <w:top w:w="50" w:type="dxa"/>
               <w:bottom w:w="50" w:type="dxa"/>
@@ -14925,7 +13946,7 @@
         </w:tc>
         <w:tc>
           <w:tcPr>
-            <w:tcW w:type="dxa" w:w="1653"/>
+            <w:tcW w:type="dxa" w:w="1953"/>
             <w:tcMar>
               <w:top w:w="50" w:type="dxa"/>
               <w:bottom w:w="50" w:type="dxa"/>
@@ -14947,7 +13968,7 @@
         </w:tc>
         <w:tc>
           <w:tcPr>
-            <w:tcW w:type="dxa" w:w="775"/>
+            <w:tcW w:type="dxa" w:w="771"/>
             <w:tcMar>
               <w:top w:w="50" w:type="dxa"/>
               <w:bottom w:w="50" w:type="dxa"/>
@@ -14969,7 +13990,7 @@
         </w:tc>
         <w:tc>
           <w:tcPr>
-            <w:tcW w:type="dxa" w:w="775"/>
+            <w:tcW w:type="dxa" w:w="771"/>
             <w:tcMar>
               <w:top w:w="50" w:type="dxa"/>
               <w:bottom w:w="50" w:type="dxa"/>
@@ -14991,7 +14012,7 @@
         </w:tc>
         <w:tc>
           <w:tcPr>
-            <w:tcW w:type="dxa" w:w="775"/>
+            <w:tcW w:type="dxa" w:w="771"/>
             <w:tcMar>
               <w:top w:w="50" w:type="dxa"/>
               <w:bottom w:w="50" w:type="dxa"/>
@@ -15013,7 +14034,7 @@
         </w:tc>
         <w:tc>
           <w:tcPr>
-            <w:tcW w:type="dxa" w:w="672"/>
+            <w:tcW w:type="dxa" w:w="720"/>
             <w:tcMar>
               <w:top w:w="50" w:type="dxa"/>
               <w:bottom w:w="50" w:type="dxa"/>
@@ -15030,28 +14051,6 @@
                 <w:sz w:val="16"/>
               </w:rPr>
               <w:t>3</w:t>
-            </w:r>
-          </w:p>
-        </w:tc>
-        <w:tc>
-          <w:tcPr>
-            <w:tcW w:type="dxa" w:w="827"/>
-            <w:tcMar>
-              <w:top w:w="50" w:type="dxa"/>
-              <w:bottom w:w="50" w:type="dxa"/>
-              <w:left w:w="90" w:type="dxa"/>
-              <w:right w:w="90" w:type="dxa"/>
-            </w:tcMar>
-          </w:tcPr>
-          <w:p>
-            <w:pPr>
-              <w:pStyle w:val="BDOITable"/>
-            </w:pPr>
-            <w:r>
-              <w:rPr>
-                <w:sz w:val="16"/>
-              </w:rPr>
-              <w:t>0</w:t>
             </w:r>
           </w:p>
         </w:tc>
@@ -15062,7 +14061,7 @@
         </w:trPr>
         <w:tc>
           <w:tcPr>
-            <w:tcW w:type="dxa" w:w="1188"/>
+            <w:tcW w:type="dxa" w:w="1182"/>
             <w:tcMar>
               <w:top w:w="50" w:type="dxa"/>
               <w:bottom w:w="50" w:type="dxa"/>
@@ -15085,7 +14084,7 @@
         </w:tc>
         <w:tc>
           <w:tcPr>
-            <w:tcW w:type="dxa" w:w="3307"/>
+            <w:tcW w:type="dxa" w:w="3804"/>
             <w:tcMar>
               <w:top w:w="50" w:type="dxa"/>
               <w:bottom w:w="50" w:type="dxa"/>
@@ -15108,7 +14107,7 @@
         </w:tc>
         <w:tc>
           <w:tcPr>
-            <w:tcW w:type="dxa" w:w="1653"/>
+            <w:tcW w:type="dxa" w:w="1953"/>
             <w:tcMar>
               <w:top w:w="50" w:type="dxa"/>
               <w:bottom w:w="50" w:type="dxa"/>
@@ -15131,7 +14130,7 @@
         </w:tc>
         <w:tc>
           <w:tcPr>
-            <w:tcW w:type="dxa" w:w="775"/>
+            <w:tcW w:type="dxa" w:w="771"/>
             <w:tcMar>
               <w:top w:w="50" w:type="dxa"/>
               <w:bottom w:w="50" w:type="dxa"/>
@@ -15154,7 +14153,7 @@
         </w:tc>
         <w:tc>
           <w:tcPr>
-            <w:tcW w:type="dxa" w:w="775"/>
+            <w:tcW w:type="dxa" w:w="771"/>
             <w:tcMar>
               <w:top w:w="50" w:type="dxa"/>
               <w:bottom w:w="50" w:type="dxa"/>
@@ -15177,7 +14176,7 @@
         </w:tc>
         <w:tc>
           <w:tcPr>
-            <w:tcW w:type="dxa" w:w="775"/>
+            <w:tcW w:type="dxa" w:w="771"/>
             <w:tcMar>
               <w:top w:w="50" w:type="dxa"/>
               <w:bottom w:w="50" w:type="dxa"/>
@@ -15200,7 +14199,7 @@
         </w:tc>
         <w:tc>
           <w:tcPr>
-            <w:tcW w:type="dxa" w:w="672"/>
+            <w:tcW w:type="dxa" w:w="720"/>
             <w:tcMar>
               <w:top w:w="50" w:type="dxa"/>
               <w:bottom w:w="50" w:type="dxa"/>
@@ -15218,29 +14217,6 @@
                 <w:sz w:val="16"/>
               </w:rPr>
               <w:t>2</w:t>
-            </w:r>
-          </w:p>
-        </w:tc>
-        <w:tc>
-          <w:tcPr>
-            <w:tcW w:type="dxa" w:w="827"/>
-            <w:tcMar>
-              <w:top w:w="50" w:type="dxa"/>
-              <w:bottom w:w="50" w:type="dxa"/>
-              <w:left w:w="90" w:type="dxa"/>
-              <w:right w:w="90" w:type="dxa"/>
-            </w:tcMar>
-            <w:shd w:val="clear" w:color="auto" w:fill="E5F5FF"/>
-          </w:tcPr>
-          <w:p>
-            <w:pPr>
-              <w:pStyle w:val="BDOITable"/>
-            </w:pPr>
-            <w:r>
-              <w:rPr>
-                <w:sz w:val="16"/>
-              </w:rPr>
-              <w:t>0</w:t>
             </w:r>
           </w:p>
         </w:tc>
@@ -15251,7 +14227,7 @@
         </w:trPr>
         <w:tc>
           <w:tcPr>
-            <w:tcW w:type="dxa" w:w="1188"/>
+            <w:tcW w:type="dxa" w:w="1182"/>
             <w:tcMar>
               <w:top w:w="50" w:type="dxa"/>
               <w:bottom w:w="50" w:type="dxa"/>
@@ -15273,7 +14249,7 @@
         </w:tc>
         <w:tc>
           <w:tcPr>
-            <w:tcW w:type="dxa" w:w="3307"/>
+            <w:tcW w:type="dxa" w:w="3804"/>
             <w:tcMar>
               <w:top w:w="50" w:type="dxa"/>
               <w:bottom w:w="50" w:type="dxa"/>
@@ -15295,7 +14271,7 @@
         </w:tc>
         <w:tc>
           <w:tcPr>
-            <w:tcW w:type="dxa" w:w="1653"/>
+            <w:tcW w:type="dxa" w:w="1953"/>
             <w:tcMar>
               <w:top w:w="50" w:type="dxa"/>
               <w:bottom w:w="50" w:type="dxa"/>
@@ -15317,7 +14293,7 @@
         </w:tc>
         <w:tc>
           <w:tcPr>
-            <w:tcW w:type="dxa" w:w="775"/>
+            <w:tcW w:type="dxa" w:w="771"/>
             <w:tcMar>
               <w:top w:w="50" w:type="dxa"/>
               <w:bottom w:w="50" w:type="dxa"/>
@@ -15339,7 +14315,7 @@
         </w:tc>
         <w:tc>
           <w:tcPr>
-            <w:tcW w:type="dxa" w:w="775"/>
+            <w:tcW w:type="dxa" w:w="771"/>
             <w:tcMar>
               <w:top w:w="50" w:type="dxa"/>
               <w:bottom w:w="50" w:type="dxa"/>
@@ -15361,7 +14337,7 @@
         </w:tc>
         <w:tc>
           <w:tcPr>
-            <w:tcW w:type="dxa" w:w="775"/>
+            <w:tcW w:type="dxa" w:w="771"/>
             <w:tcMar>
               <w:top w:w="50" w:type="dxa"/>
               <w:bottom w:w="50" w:type="dxa"/>
@@ -15383,7 +14359,7 @@
         </w:tc>
         <w:tc>
           <w:tcPr>
-            <w:tcW w:type="dxa" w:w="672"/>
+            <w:tcW w:type="dxa" w:w="720"/>
             <w:tcMar>
               <w:top w:w="50" w:type="dxa"/>
               <w:bottom w:w="50" w:type="dxa"/>
@@ -15400,28 +14376,6 @@
                 <w:sz w:val="16"/>
               </w:rPr>
               <w:t>5</w:t>
-            </w:r>
-          </w:p>
-        </w:tc>
-        <w:tc>
-          <w:tcPr>
-            <w:tcW w:type="dxa" w:w="827"/>
-            <w:tcMar>
-              <w:top w:w="50" w:type="dxa"/>
-              <w:bottom w:w="50" w:type="dxa"/>
-              <w:left w:w="90" w:type="dxa"/>
-              <w:right w:w="90" w:type="dxa"/>
-            </w:tcMar>
-          </w:tcPr>
-          <w:p>
-            <w:pPr>
-              <w:pStyle w:val="BDOITable"/>
-            </w:pPr>
-            <w:r>
-              <w:rPr>
-                <w:sz w:val="16"/>
-              </w:rPr>
-              <w:t>0</w:t>
             </w:r>
           </w:p>
         </w:tc>
@@ -15432,7 +14386,7 @@
         </w:trPr>
         <w:tc>
           <w:tcPr>
-            <w:tcW w:type="dxa" w:w="1188"/>
+            <w:tcW w:type="dxa" w:w="1182"/>
             <w:tcMar>
               <w:top w:w="50" w:type="dxa"/>
               <w:bottom w:w="50" w:type="dxa"/>
@@ -15455,7 +14409,7 @@
         </w:tc>
         <w:tc>
           <w:tcPr>
-            <w:tcW w:type="dxa" w:w="3307"/>
+            <w:tcW w:type="dxa" w:w="3804"/>
             <w:tcMar>
               <w:top w:w="50" w:type="dxa"/>
               <w:bottom w:w="50" w:type="dxa"/>
@@ -15478,7 +14432,7 @@
         </w:tc>
         <w:tc>
           <w:tcPr>
-            <w:tcW w:type="dxa" w:w="1653"/>
+            <w:tcW w:type="dxa" w:w="1953"/>
             <w:tcMar>
               <w:top w:w="50" w:type="dxa"/>
               <w:bottom w:w="50" w:type="dxa"/>
@@ -15501,7 +14455,7 @@
         </w:tc>
         <w:tc>
           <w:tcPr>
-            <w:tcW w:type="dxa" w:w="775"/>
+            <w:tcW w:type="dxa" w:w="771"/>
             <w:tcMar>
               <w:top w:w="50" w:type="dxa"/>
               <w:bottom w:w="50" w:type="dxa"/>
@@ -15524,7 +14478,7 @@
         </w:tc>
         <w:tc>
           <w:tcPr>
-            <w:tcW w:type="dxa" w:w="775"/>
+            <w:tcW w:type="dxa" w:w="771"/>
             <w:tcMar>
               <w:top w:w="50" w:type="dxa"/>
               <w:bottom w:w="50" w:type="dxa"/>
@@ -15547,7 +14501,7 @@
         </w:tc>
         <w:tc>
           <w:tcPr>
-            <w:tcW w:type="dxa" w:w="775"/>
+            <w:tcW w:type="dxa" w:w="771"/>
             <w:tcMar>
               <w:top w:w="50" w:type="dxa"/>
               <w:bottom w:w="50" w:type="dxa"/>
@@ -15570,7 +14524,7 @@
         </w:tc>
         <w:tc>
           <w:tcPr>
-            <w:tcW w:type="dxa" w:w="672"/>
+            <w:tcW w:type="dxa" w:w="720"/>
             <w:tcMar>
               <w:top w:w="50" w:type="dxa"/>
               <w:bottom w:w="50" w:type="dxa"/>
@@ -15588,29 +14542,6 @@
                 <w:sz w:val="16"/>
               </w:rPr>
               <w:t>3</w:t>
-            </w:r>
-          </w:p>
-        </w:tc>
-        <w:tc>
-          <w:tcPr>
-            <w:tcW w:type="dxa" w:w="827"/>
-            <w:tcMar>
-              <w:top w:w="50" w:type="dxa"/>
-              <w:bottom w:w="50" w:type="dxa"/>
-              <w:left w:w="90" w:type="dxa"/>
-              <w:right w:w="90" w:type="dxa"/>
-            </w:tcMar>
-            <w:shd w:val="clear" w:color="auto" w:fill="E5F5FF"/>
-          </w:tcPr>
-          <w:p>
-            <w:pPr>
-              <w:pStyle w:val="BDOITable"/>
-            </w:pPr>
-            <w:r>
-              <w:rPr>
-                <w:sz w:val="16"/>
-              </w:rPr>
-              <w:t>0</w:t>
             </w:r>
           </w:p>
         </w:tc>
@@ -15621,7 +14552,7 @@
         </w:trPr>
         <w:tc>
           <w:tcPr>
-            <w:tcW w:type="dxa" w:w="1188"/>
+            <w:tcW w:type="dxa" w:w="1182"/>
             <w:tcMar>
               <w:top w:w="50" w:type="dxa"/>
               <w:bottom w:w="50" w:type="dxa"/>
@@ -15643,7 +14574,7 @@
         </w:tc>
         <w:tc>
           <w:tcPr>
-            <w:tcW w:type="dxa" w:w="3307"/>
+            <w:tcW w:type="dxa" w:w="3804"/>
             <w:tcMar>
               <w:top w:w="50" w:type="dxa"/>
               <w:bottom w:w="50" w:type="dxa"/>
@@ -15665,7 +14596,7 @@
         </w:tc>
         <w:tc>
           <w:tcPr>
-            <w:tcW w:type="dxa" w:w="1653"/>
+            <w:tcW w:type="dxa" w:w="1953"/>
             <w:tcMar>
               <w:top w:w="50" w:type="dxa"/>
               <w:bottom w:w="50" w:type="dxa"/>
@@ -15687,7 +14618,7 @@
         </w:tc>
         <w:tc>
           <w:tcPr>
-            <w:tcW w:type="dxa" w:w="775"/>
+            <w:tcW w:type="dxa" w:w="771"/>
             <w:tcMar>
               <w:top w:w="50" w:type="dxa"/>
               <w:bottom w:w="50" w:type="dxa"/>
@@ -15709,7 +14640,7 @@
         </w:tc>
         <w:tc>
           <w:tcPr>
-            <w:tcW w:type="dxa" w:w="775"/>
+            <w:tcW w:type="dxa" w:w="771"/>
             <w:tcMar>
               <w:top w:w="50" w:type="dxa"/>
               <w:bottom w:w="50" w:type="dxa"/>
@@ -15731,7 +14662,7 @@
         </w:tc>
         <w:tc>
           <w:tcPr>
-            <w:tcW w:type="dxa" w:w="775"/>
+            <w:tcW w:type="dxa" w:w="771"/>
             <w:tcMar>
               <w:top w:w="50" w:type="dxa"/>
               <w:bottom w:w="50" w:type="dxa"/>
@@ -15753,7 +14684,7 @@
         </w:tc>
         <w:tc>
           <w:tcPr>
-            <w:tcW w:type="dxa" w:w="672"/>
+            <w:tcW w:type="dxa" w:w="720"/>
             <w:tcMar>
               <w:top w:w="50" w:type="dxa"/>
               <w:bottom w:w="50" w:type="dxa"/>
@@ -15770,28 +14701,6 @@
                 <w:sz w:val="16"/>
               </w:rPr>
               <w:t>4</w:t>
-            </w:r>
-          </w:p>
-        </w:tc>
-        <w:tc>
-          <w:tcPr>
-            <w:tcW w:type="dxa" w:w="827"/>
-            <w:tcMar>
-              <w:top w:w="50" w:type="dxa"/>
-              <w:bottom w:w="50" w:type="dxa"/>
-              <w:left w:w="90" w:type="dxa"/>
-              <w:right w:w="90" w:type="dxa"/>
-            </w:tcMar>
-          </w:tcPr>
-          <w:p>
-            <w:pPr>
-              <w:pStyle w:val="BDOITable"/>
-            </w:pPr>
-            <w:r>
-              <w:rPr>
-                <w:sz w:val="16"/>
-              </w:rPr>
-              <w:t>0</w:t>
             </w:r>
           </w:p>
         </w:tc>
@@ -15802,7 +14711,7 @@
         </w:trPr>
         <w:tc>
           <w:tcPr>
-            <w:tcW w:type="dxa" w:w="1188"/>
+            <w:tcW w:type="dxa" w:w="1182"/>
             <w:tcMar>
               <w:top w:w="50" w:type="dxa"/>
               <w:bottom w:w="50" w:type="dxa"/>
@@ -15825,7 +14734,7 @@
         </w:tc>
         <w:tc>
           <w:tcPr>
-            <w:tcW w:type="dxa" w:w="3307"/>
+            <w:tcW w:type="dxa" w:w="3804"/>
             <w:tcMar>
               <w:top w:w="50" w:type="dxa"/>
               <w:bottom w:w="50" w:type="dxa"/>
@@ -15848,7 +14757,7 @@
         </w:tc>
         <w:tc>
           <w:tcPr>
-            <w:tcW w:type="dxa" w:w="1653"/>
+            <w:tcW w:type="dxa" w:w="1953"/>
             <w:tcMar>
               <w:top w:w="50" w:type="dxa"/>
               <w:bottom w:w="50" w:type="dxa"/>
@@ -15871,7 +14780,7 @@
         </w:tc>
         <w:tc>
           <w:tcPr>
-            <w:tcW w:type="dxa" w:w="775"/>
+            <w:tcW w:type="dxa" w:w="771"/>
             <w:tcMar>
               <w:top w:w="50" w:type="dxa"/>
               <w:bottom w:w="50" w:type="dxa"/>
@@ -15894,7 +14803,7 @@
         </w:tc>
         <w:tc>
           <w:tcPr>
-            <w:tcW w:type="dxa" w:w="775"/>
+            <w:tcW w:type="dxa" w:w="771"/>
             <w:tcMar>
               <w:top w:w="50" w:type="dxa"/>
               <w:bottom w:w="50" w:type="dxa"/>
@@ -15917,7 +14826,7 @@
         </w:tc>
         <w:tc>
           <w:tcPr>
-            <w:tcW w:type="dxa" w:w="775"/>
+            <w:tcW w:type="dxa" w:w="771"/>
             <w:tcMar>
               <w:top w:w="50" w:type="dxa"/>
               <w:bottom w:w="50" w:type="dxa"/>
@@ -15940,7 +14849,7 @@
         </w:tc>
         <w:tc>
           <w:tcPr>
-            <w:tcW w:type="dxa" w:w="672"/>
+            <w:tcW w:type="dxa" w:w="720"/>
             <w:tcMar>
               <w:top w:w="50" w:type="dxa"/>
               <w:bottom w:w="50" w:type="dxa"/>
@@ -15958,29 +14867,6 @@
                 <w:sz w:val="16"/>
               </w:rPr>
               <w:t>4</w:t>
-            </w:r>
-          </w:p>
-        </w:tc>
-        <w:tc>
-          <w:tcPr>
-            <w:tcW w:type="dxa" w:w="827"/>
-            <w:tcMar>
-              <w:top w:w="50" w:type="dxa"/>
-              <w:bottom w:w="50" w:type="dxa"/>
-              <w:left w:w="90" w:type="dxa"/>
-              <w:right w:w="90" w:type="dxa"/>
-            </w:tcMar>
-            <w:shd w:val="clear" w:color="auto" w:fill="E5F5FF"/>
-          </w:tcPr>
-          <w:p>
-            <w:pPr>
-              <w:pStyle w:val="BDOITable"/>
-            </w:pPr>
-            <w:r>
-              <w:rPr>
-                <w:sz w:val="16"/>
-              </w:rPr>
-              <w:t>0</w:t>
             </w:r>
           </w:p>
         </w:tc>
@@ -15991,7 +14877,7 @@
         </w:trPr>
         <w:tc>
           <w:tcPr>
-            <w:tcW w:type="dxa" w:w="1188"/>
+            <w:tcW w:type="dxa" w:w="1182"/>
             <w:tcMar>
               <w:top w:w="50" w:type="dxa"/>
               <w:bottom w:w="50" w:type="dxa"/>
@@ -16013,7 +14899,7 @@
         </w:tc>
         <w:tc>
           <w:tcPr>
-            <w:tcW w:type="dxa" w:w="3307"/>
+            <w:tcW w:type="dxa" w:w="3804"/>
             <w:tcMar>
               <w:top w:w="50" w:type="dxa"/>
               <w:bottom w:w="50" w:type="dxa"/>
@@ -16035,7 +14921,7 @@
         </w:tc>
         <w:tc>
           <w:tcPr>
-            <w:tcW w:type="dxa" w:w="1653"/>
+            <w:tcW w:type="dxa" w:w="1953"/>
             <w:tcMar>
               <w:top w:w="50" w:type="dxa"/>
               <w:bottom w:w="50" w:type="dxa"/>
@@ -16057,7 +14943,7 @@
         </w:tc>
         <w:tc>
           <w:tcPr>
-            <w:tcW w:type="dxa" w:w="775"/>
+            <w:tcW w:type="dxa" w:w="771"/>
             <w:tcMar>
               <w:top w:w="50" w:type="dxa"/>
               <w:bottom w:w="50" w:type="dxa"/>
@@ -16079,7 +14965,7 @@
         </w:tc>
         <w:tc>
           <w:tcPr>
-            <w:tcW w:type="dxa" w:w="775"/>
+            <w:tcW w:type="dxa" w:w="771"/>
             <w:tcMar>
               <w:top w:w="50" w:type="dxa"/>
               <w:bottom w:w="50" w:type="dxa"/>
@@ -16101,7 +14987,7 @@
         </w:tc>
         <w:tc>
           <w:tcPr>
-            <w:tcW w:type="dxa" w:w="775"/>
+            <w:tcW w:type="dxa" w:w="771"/>
             <w:tcMar>
               <w:top w:w="50" w:type="dxa"/>
               <w:bottom w:w="50" w:type="dxa"/>
@@ -16123,7 +15009,7 @@
         </w:tc>
         <w:tc>
           <w:tcPr>
-            <w:tcW w:type="dxa" w:w="672"/>
+            <w:tcW w:type="dxa" w:w="720"/>
             <w:tcMar>
               <w:top w:w="50" w:type="dxa"/>
               <w:bottom w:w="50" w:type="dxa"/>
@@ -16140,28 +15026,6 @@
                 <w:sz w:val="16"/>
               </w:rPr>
               <w:t>3</w:t>
-            </w:r>
-          </w:p>
-        </w:tc>
-        <w:tc>
-          <w:tcPr>
-            <w:tcW w:type="dxa" w:w="827"/>
-            <w:tcMar>
-              <w:top w:w="50" w:type="dxa"/>
-              <w:bottom w:w="50" w:type="dxa"/>
-              <w:left w:w="90" w:type="dxa"/>
-              <w:right w:w="90" w:type="dxa"/>
-            </w:tcMar>
-          </w:tcPr>
-          <w:p>
-            <w:pPr>
-              <w:pStyle w:val="BDOITable"/>
-            </w:pPr>
-            <w:r>
-              <w:rPr>
-                <w:sz w:val="16"/>
-              </w:rPr>
-              <w:t>0</w:t>
             </w:r>
           </w:p>
         </w:tc>
@@ -16172,7 +15036,7 @@
         </w:trPr>
         <w:tc>
           <w:tcPr>
-            <w:tcW w:type="dxa" w:w="1188"/>
+            <w:tcW w:type="dxa" w:w="1182"/>
             <w:tcMar>
               <w:top w:w="50" w:type="dxa"/>
               <w:bottom w:w="50" w:type="dxa"/>
@@ -16195,7 +15059,7 @@
         </w:tc>
         <w:tc>
           <w:tcPr>
-            <w:tcW w:type="dxa" w:w="3307"/>
+            <w:tcW w:type="dxa" w:w="3804"/>
             <w:tcMar>
               <w:top w:w="50" w:type="dxa"/>
               <w:bottom w:w="50" w:type="dxa"/>
@@ -16218,7 +15082,7 @@
         </w:tc>
         <w:tc>
           <w:tcPr>
-            <w:tcW w:type="dxa" w:w="1653"/>
+            <w:tcW w:type="dxa" w:w="1953"/>
             <w:tcMar>
               <w:top w:w="50" w:type="dxa"/>
               <w:bottom w:w="50" w:type="dxa"/>
@@ -16241,7 +15105,7 @@
         </w:tc>
         <w:tc>
           <w:tcPr>
-            <w:tcW w:type="dxa" w:w="775"/>
+            <w:tcW w:type="dxa" w:w="771"/>
             <w:tcMar>
               <w:top w:w="50" w:type="dxa"/>
               <w:bottom w:w="50" w:type="dxa"/>
@@ -16264,7 +15128,7 @@
         </w:tc>
         <w:tc>
           <w:tcPr>
-            <w:tcW w:type="dxa" w:w="775"/>
+            <w:tcW w:type="dxa" w:w="771"/>
             <w:tcMar>
               <w:top w:w="50" w:type="dxa"/>
               <w:bottom w:w="50" w:type="dxa"/>
@@ -16287,7 +15151,7 @@
         </w:tc>
         <w:tc>
           <w:tcPr>
-            <w:tcW w:type="dxa" w:w="775"/>
+            <w:tcW w:type="dxa" w:w="771"/>
             <w:tcMar>
               <w:top w:w="50" w:type="dxa"/>
               <w:bottom w:w="50" w:type="dxa"/>
@@ -16310,7 +15174,7 @@
         </w:tc>
         <w:tc>
           <w:tcPr>
-            <w:tcW w:type="dxa" w:w="672"/>
+            <w:tcW w:type="dxa" w:w="720"/>
             <w:tcMar>
               <w:top w:w="50" w:type="dxa"/>
               <w:bottom w:w="50" w:type="dxa"/>
@@ -16328,29 +15192,6 @@
                 <w:sz w:val="16"/>
               </w:rPr>
               <w:t>3</w:t>
-            </w:r>
-          </w:p>
-        </w:tc>
-        <w:tc>
-          <w:tcPr>
-            <w:tcW w:type="dxa" w:w="827"/>
-            <w:tcMar>
-              <w:top w:w="50" w:type="dxa"/>
-              <w:bottom w:w="50" w:type="dxa"/>
-              <w:left w:w="90" w:type="dxa"/>
-              <w:right w:w="90" w:type="dxa"/>
-            </w:tcMar>
-            <w:shd w:val="clear" w:color="auto" w:fill="E5F5FF"/>
-          </w:tcPr>
-          <w:p>
-            <w:pPr>
-              <w:pStyle w:val="BDOITable"/>
-            </w:pPr>
-            <w:r>
-              <w:rPr>
-                <w:sz w:val="16"/>
-              </w:rPr>
-              <w:t>0</w:t>
             </w:r>
           </w:p>
         </w:tc>
@@ -16361,7 +15202,7 @@
         </w:trPr>
         <w:tc>
           <w:tcPr>
-            <w:tcW w:type="dxa" w:w="1188"/>
+            <w:tcW w:type="dxa" w:w="1182"/>
             <w:tcMar>
               <w:top w:w="50" w:type="dxa"/>
               <w:bottom w:w="50" w:type="dxa"/>
@@ -16383,7 +15224,7 @@
         </w:tc>
         <w:tc>
           <w:tcPr>
-            <w:tcW w:type="dxa" w:w="3307"/>
+            <w:tcW w:type="dxa" w:w="3804"/>
             <w:tcMar>
               <w:top w:w="50" w:type="dxa"/>
               <w:bottom w:w="50" w:type="dxa"/>
@@ -16405,7 +15246,7 @@
         </w:tc>
         <w:tc>
           <w:tcPr>
-            <w:tcW w:type="dxa" w:w="1653"/>
+            <w:tcW w:type="dxa" w:w="1953"/>
             <w:tcMar>
               <w:top w:w="50" w:type="dxa"/>
               <w:bottom w:w="50" w:type="dxa"/>
@@ -16427,7 +15268,7 @@
         </w:tc>
         <w:tc>
           <w:tcPr>
-            <w:tcW w:type="dxa" w:w="775"/>
+            <w:tcW w:type="dxa" w:w="771"/>
             <w:tcMar>
               <w:top w:w="50" w:type="dxa"/>
               <w:bottom w:w="50" w:type="dxa"/>
@@ -16449,7 +15290,7 @@
         </w:tc>
         <w:tc>
           <w:tcPr>
-            <w:tcW w:type="dxa" w:w="775"/>
+            <w:tcW w:type="dxa" w:w="771"/>
             <w:tcMar>
               <w:top w:w="50" w:type="dxa"/>
               <w:bottom w:w="50" w:type="dxa"/>
@@ -16471,7 +15312,7 @@
         </w:tc>
         <w:tc>
           <w:tcPr>
-            <w:tcW w:type="dxa" w:w="775"/>
+            <w:tcW w:type="dxa" w:w="771"/>
             <w:tcMar>
               <w:top w:w="50" w:type="dxa"/>
               <w:bottom w:w="50" w:type="dxa"/>
@@ -16493,7 +15334,7 @@
         </w:tc>
         <w:tc>
           <w:tcPr>
-            <w:tcW w:type="dxa" w:w="672"/>
+            <w:tcW w:type="dxa" w:w="720"/>
             <w:tcMar>
               <w:top w:w="50" w:type="dxa"/>
               <w:bottom w:w="50" w:type="dxa"/>
@@ -16510,28 +15351,6 @@
                 <w:sz w:val="16"/>
               </w:rPr>
               <w:t>4</w:t>
-            </w:r>
-          </w:p>
-        </w:tc>
-        <w:tc>
-          <w:tcPr>
-            <w:tcW w:type="dxa" w:w="827"/>
-            <w:tcMar>
-              <w:top w:w="50" w:type="dxa"/>
-              <w:bottom w:w="50" w:type="dxa"/>
-              <w:left w:w="90" w:type="dxa"/>
-              <w:right w:w="90" w:type="dxa"/>
-            </w:tcMar>
-          </w:tcPr>
-          <w:p>
-            <w:pPr>
-              <w:pStyle w:val="BDOITable"/>
-            </w:pPr>
-            <w:r>
-              <w:rPr>
-                <w:sz w:val="16"/>
-              </w:rPr>
-              <w:t>0</w:t>
             </w:r>
           </w:p>
         </w:tc>
@@ -16542,7 +15361,7 @@
         </w:trPr>
         <w:tc>
           <w:tcPr>
-            <w:tcW w:type="dxa" w:w="1188"/>
+            <w:tcW w:type="dxa" w:w="1182"/>
             <w:tcMar>
               <w:top w:w="50" w:type="dxa"/>
               <w:bottom w:w="50" w:type="dxa"/>
@@ -16565,7 +15384,7 @@
         </w:tc>
         <w:tc>
           <w:tcPr>
-            <w:tcW w:type="dxa" w:w="3307"/>
+            <w:tcW w:type="dxa" w:w="3804"/>
             <w:tcMar>
               <w:top w:w="50" w:type="dxa"/>
               <w:bottom w:w="50" w:type="dxa"/>
@@ -16588,7 +15407,7 @@
         </w:tc>
         <w:tc>
           <w:tcPr>
-            <w:tcW w:type="dxa" w:w="1653"/>
+            <w:tcW w:type="dxa" w:w="1953"/>
             <w:tcMar>
               <w:top w:w="50" w:type="dxa"/>
               <w:bottom w:w="50" w:type="dxa"/>
@@ -16611,7 +15430,7 @@
         </w:tc>
         <w:tc>
           <w:tcPr>
-            <w:tcW w:type="dxa" w:w="775"/>
+            <w:tcW w:type="dxa" w:w="771"/>
             <w:tcMar>
               <w:top w:w="50" w:type="dxa"/>
               <w:bottom w:w="50" w:type="dxa"/>
@@ -16634,7 +15453,7 @@
         </w:tc>
         <w:tc>
           <w:tcPr>
-            <w:tcW w:type="dxa" w:w="775"/>
+            <w:tcW w:type="dxa" w:w="771"/>
             <w:tcMar>
               <w:top w:w="50" w:type="dxa"/>
               <w:bottom w:w="50" w:type="dxa"/>
@@ -16657,7 +15476,7 @@
         </w:tc>
         <w:tc>
           <w:tcPr>
-            <w:tcW w:type="dxa" w:w="775"/>
+            <w:tcW w:type="dxa" w:w="771"/>
             <w:tcMar>
               <w:top w:w="50" w:type="dxa"/>
               <w:bottom w:w="50" w:type="dxa"/>
@@ -16680,7 +15499,7 @@
         </w:tc>
         <w:tc>
           <w:tcPr>
-            <w:tcW w:type="dxa" w:w="672"/>
+            <w:tcW w:type="dxa" w:w="720"/>
             <w:tcMar>
               <w:top w:w="50" w:type="dxa"/>
               <w:bottom w:w="50" w:type="dxa"/>
@@ -16698,29 +15517,6 @@
                 <w:sz w:val="16"/>
               </w:rPr>
               <w:t>3</w:t>
-            </w:r>
-          </w:p>
-        </w:tc>
-        <w:tc>
-          <w:tcPr>
-            <w:tcW w:type="dxa" w:w="827"/>
-            <w:tcMar>
-              <w:top w:w="50" w:type="dxa"/>
-              <w:bottom w:w="50" w:type="dxa"/>
-              <w:left w:w="90" w:type="dxa"/>
-              <w:right w:w="90" w:type="dxa"/>
-            </w:tcMar>
-            <w:shd w:val="clear" w:color="auto" w:fill="E5F5FF"/>
-          </w:tcPr>
-          <w:p>
-            <w:pPr>
-              <w:pStyle w:val="BDOITable"/>
-            </w:pPr>
-            <w:r>
-              <w:rPr>
-                <w:sz w:val="16"/>
-              </w:rPr>
-              <w:t>0</w:t>
             </w:r>
           </w:p>
         </w:tc>
@@ -16731,7 +15527,7 @@
         </w:trPr>
         <w:tc>
           <w:tcPr>
-            <w:tcW w:type="dxa" w:w="1188"/>
+            <w:tcW w:type="dxa" w:w="1182"/>
             <w:tcMar>
               <w:top w:w="50" w:type="dxa"/>
               <w:bottom w:w="50" w:type="dxa"/>
@@ -16753,7 +15549,7 @@
         </w:tc>
         <w:tc>
           <w:tcPr>
-            <w:tcW w:type="dxa" w:w="3307"/>
+            <w:tcW w:type="dxa" w:w="3804"/>
             <w:tcMar>
               <w:top w:w="50" w:type="dxa"/>
               <w:bottom w:w="50" w:type="dxa"/>
@@ -16775,7 +15571,7 @@
         </w:tc>
         <w:tc>
           <w:tcPr>
-            <w:tcW w:type="dxa" w:w="1653"/>
+            <w:tcW w:type="dxa" w:w="1953"/>
             <w:tcMar>
               <w:top w:w="50" w:type="dxa"/>
               <w:bottom w:w="50" w:type="dxa"/>
@@ -16797,7 +15593,7 @@
         </w:tc>
         <w:tc>
           <w:tcPr>
-            <w:tcW w:type="dxa" w:w="775"/>
+            <w:tcW w:type="dxa" w:w="771"/>
             <w:tcMar>
               <w:top w:w="50" w:type="dxa"/>
               <w:bottom w:w="50" w:type="dxa"/>
@@ -16819,7 +15615,7 @@
         </w:tc>
         <w:tc>
           <w:tcPr>
-            <w:tcW w:type="dxa" w:w="775"/>
+            <w:tcW w:type="dxa" w:w="771"/>
             <w:tcMar>
               <w:top w:w="50" w:type="dxa"/>
               <w:bottom w:w="50" w:type="dxa"/>
@@ -16841,7 +15637,7 @@
         </w:tc>
         <w:tc>
           <w:tcPr>
-            <w:tcW w:type="dxa" w:w="775"/>
+            <w:tcW w:type="dxa" w:w="771"/>
             <w:tcMar>
               <w:top w:w="50" w:type="dxa"/>
               <w:bottom w:w="50" w:type="dxa"/>
@@ -16863,7 +15659,7 @@
         </w:tc>
         <w:tc>
           <w:tcPr>
-            <w:tcW w:type="dxa" w:w="672"/>
+            <w:tcW w:type="dxa" w:w="720"/>
             <w:tcMar>
               <w:top w:w="50" w:type="dxa"/>
               <w:bottom w:w="50" w:type="dxa"/>
@@ -16880,28 +15676,6 @@
                 <w:sz w:val="16"/>
               </w:rPr>
               <w:t>3</w:t>
-            </w:r>
-          </w:p>
-        </w:tc>
-        <w:tc>
-          <w:tcPr>
-            <w:tcW w:type="dxa" w:w="827"/>
-            <w:tcMar>
-              <w:top w:w="50" w:type="dxa"/>
-              <w:bottom w:w="50" w:type="dxa"/>
-              <w:left w:w="90" w:type="dxa"/>
-              <w:right w:w="90" w:type="dxa"/>
-            </w:tcMar>
-          </w:tcPr>
-          <w:p>
-            <w:pPr>
-              <w:pStyle w:val="BDOITable"/>
-            </w:pPr>
-            <w:r>
-              <w:rPr>
-                <w:sz w:val="16"/>
-              </w:rPr>
-              <w:t>0</w:t>
             </w:r>
           </w:p>
         </w:tc>
@@ -16912,7 +15686,7 @@
         </w:trPr>
         <w:tc>
           <w:tcPr>
-            <w:tcW w:type="dxa" w:w="1188"/>
+            <w:tcW w:type="dxa" w:w="1182"/>
             <w:tcMar>
               <w:top w:w="50" w:type="dxa"/>
               <w:bottom w:w="50" w:type="dxa"/>
@@ -16935,7 +15709,7 @@
         </w:tc>
         <w:tc>
           <w:tcPr>
-            <w:tcW w:type="dxa" w:w="3307"/>
+            <w:tcW w:type="dxa" w:w="3804"/>
             <w:tcMar>
               <w:top w:w="50" w:type="dxa"/>
               <w:bottom w:w="50" w:type="dxa"/>
@@ -16958,7 +15732,7 @@
         </w:tc>
         <w:tc>
           <w:tcPr>
-            <w:tcW w:type="dxa" w:w="1653"/>
+            <w:tcW w:type="dxa" w:w="1953"/>
             <w:tcMar>
               <w:top w:w="50" w:type="dxa"/>
               <w:bottom w:w="50" w:type="dxa"/>
@@ -16981,7 +15755,7 @@
         </w:tc>
         <w:tc>
           <w:tcPr>
-            <w:tcW w:type="dxa" w:w="775"/>
+            <w:tcW w:type="dxa" w:w="771"/>
             <w:tcMar>
               <w:top w:w="50" w:type="dxa"/>
               <w:bottom w:w="50" w:type="dxa"/>
@@ -17004,7 +15778,7 @@
         </w:tc>
         <w:tc>
           <w:tcPr>
-            <w:tcW w:type="dxa" w:w="775"/>
+            <w:tcW w:type="dxa" w:w="771"/>
             <w:tcMar>
               <w:top w:w="50" w:type="dxa"/>
               <w:bottom w:w="50" w:type="dxa"/>
@@ -17027,7 +15801,7 @@
         </w:tc>
         <w:tc>
           <w:tcPr>
-            <w:tcW w:type="dxa" w:w="775"/>
+            <w:tcW w:type="dxa" w:w="771"/>
             <w:tcMar>
               <w:top w:w="50" w:type="dxa"/>
               <w:bottom w:w="50" w:type="dxa"/>
@@ -17050,7 +15824,7 @@
         </w:tc>
         <w:tc>
           <w:tcPr>
-            <w:tcW w:type="dxa" w:w="672"/>
+            <w:tcW w:type="dxa" w:w="720"/>
             <w:tcMar>
               <w:top w:w="50" w:type="dxa"/>
               <w:bottom w:w="50" w:type="dxa"/>
@@ -17068,29 +15842,6 @@
                 <w:sz w:val="16"/>
               </w:rPr>
               <w:t>3</w:t>
-            </w:r>
-          </w:p>
-        </w:tc>
-        <w:tc>
-          <w:tcPr>
-            <w:tcW w:type="dxa" w:w="827"/>
-            <w:tcMar>
-              <w:top w:w="50" w:type="dxa"/>
-              <w:bottom w:w="50" w:type="dxa"/>
-              <w:left w:w="90" w:type="dxa"/>
-              <w:right w:w="90" w:type="dxa"/>
-            </w:tcMar>
-            <w:shd w:val="clear" w:color="auto" w:fill="E5F5FF"/>
-          </w:tcPr>
-          <w:p>
-            <w:pPr>
-              <w:pStyle w:val="BDOITable"/>
-            </w:pPr>
-            <w:r>
-              <w:rPr>
-                <w:sz w:val="16"/>
-              </w:rPr>
-              <w:t>0</w:t>
             </w:r>
           </w:p>
         </w:tc>
@@ -17101,7 +15852,7 @@
         </w:trPr>
         <w:tc>
           <w:tcPr>
-            <w:tcW w:type="dxa" w:w="1188"/>
+            <w:tcW w:type="dxa" w:w="1182"/>
             <w:tcMar>
               <w:top w:w="50" w:type="dxa"/>
               <w:bottom w:w="50" w:type="dxa"/>
@@ -17123,7 +15874,7 @@
         </w:tc>
         <w:tc>
           <w:tcPr>
-            <w:tcW w:type="dxa" w:w="3307"/>
+            <w:tcW w:type="dxa" w:w="3804"/>
             <w:tcMar>
               <w:top w:w="50" w:type="dxa"/>
               <w:bottom w:w="50" w:type="dxa"/>
@@ -17145,7 +15896,7 @@
         </w:tc>
         <w:tc>
           <w:tcPr>
-            <w:tcW w:type="dxa" w:w="1653"/>
+            <w:tcW w:type="dxa" w:w="1953"/>
             <w:tcMar>
               <w:top w:w="50" w:type="dxa"/>
               <w:bottom w:w="50" w:type="dxa"/>
@@ -17167,7 +15918,7 @@
         </w:tc>
         <w:tc>
           <w:tcPr>
-            <w:tcW w:type="dxa" w:w="775"/>
+            <w:tcW w:type="dxa" w:w="771"/>
             <w:tcMar>
               <w:top w:w="50" w:type="dxa"/>
               <w:bottom w:w="50" w:type="dxa"/>
@@ -17189,7 +15940,7 @@
         </w:tc>
         <w:tc>
           <w:tcPr>
-            <w:tcW w:type="dxa" w:w="775"/>
+            <w:tcW w:type="dxa" w:w="771"/>
             <w:tcMar>
               <w:top w:w="50" w:type="dxa"/>
               <w:bottom w:w="50" w:type="dxa"/>
@@ -17211,7 +15962,7 @@
         </w:tc>
         <w:tc>
           <w:tcPr>
-            <w:tcW w:type="dxa" w:w="775"/>
+            <w:tcW w:type="dxa" w:w="771"/>
             <w:tcMar>
               <w:top w:w="50" w:type="dxa"/>
               <w:bottom w:w="50" w:type="dxa"/>
@@ -17233,7 +15984,7 @@
         </w:tc>
         <w:tc>
           <w:tcPr>
-            <w:tcW w:type="dxa" w:w="672"/>
+            <w:tcW w:type="dxa" w:w="720"/>
             <w:tcMar>
               <w:top w:w="50" w:type="dxa"/>
               <w:bottom w:w="50" w:type="dxa"/>
@@ -17250,28 +16001,6 @@
                 <w:sz w:val="16"/>
               </w:rPr>
               <w:t>3</w:t>
-            </w:r>
-          </w:p>
-        </w:tc>
-        <w:tc>
-          <w:tcPr>
-            <w:tcW w:type="dxa" w:w="827"/>
-            <w:tcMar>
-              <w:top w:w="50" w:type="dxa"/>
-              <w:bottom w:w="50" w:type="dxa"/>
-              <w:left w:w="90" w:type="dxa"/>
-              <w:right w:w="90" w:type="dxa"/>
-            </w:tcMar>
-          </w:tcPr>
-          <w:p>
-            <w:pPr>
-              <w:pStyle w:val="BDOITable"/>
-            </w:pPr>
-            <w:r>
-              <w:rPr>
-                <w:sz w:val="16"/>
-              </w:rPr>
-              <w:t>0</w:t>
             </w:r>
           </w:p>
         </w:tc>
@@ -17282,7 +16011,7 @@
         </w:trPr>
         <w:tc>
           <w:tcPr>
-            <w:tcW w:type="dxa" w:w="1188"/>
+            <w:tcW w:type="dxa" w:w="1182"/>
             <w:tcMar>
               <w:top w:w="50" w:type="dxa"/>
               <w:bottom w:w="50" w:type="dxa"/>
@@ -17305,7 +16034,7 @@
         </w:tc>
         <w:tc>
           <w:tcPr>
-            <w:tcW w:type="dxa" w:w="3307"/>
+            <w:tcW w:type="dxa" w:w="3804"/>
             <w:tcMar>
               <w:top w:w="50" w:type="dxa"/>
               <w:bottom w:w="50" w:type="dxa"/>
@@ -17328,7 +16057,7 @@
         </w:tc>
         <w:tc>
           <w:tcPr>
-            <w:tcW w:type="dxa" w:w="1653"/>
+            <w:tcW w:type="dxa" w:w="1953"/>
             <w:tcMar>
               <w:top w:w="50" w:type="dxa"/>
               <w:bottom w:w="50" w:type="dxa"/>
@@ -17351,7 +16080,7 @@
         </w:tc>
         <w:tc>
           <w:tcPr>
-            <w:tcW w:type="dxa" w:w="775"/>
+            <w:tcW w:type="dxa" w:w="771"/>
             <w:tcMar>
               <w:top w:w="50" w:type="dxa"/>
               <w:bottom w:w="50" w:type="dxa"/>
@@ -17374,7 +16103,7 @@
         </w:tc>
         <w:tc>
           <w:tcPr>
-            <w:tcW w:type="dxa" w:w="775"/>
+            <w:tcW w:type="dxa" w:w="771"/>
             <w:tcMar>
               <w:top w:w="50" w:type="dxa"/>
               <w:bottom w:w="50" w:type="dxa"/>
@@ -17397,7 +16126,7 @@
         </w:tc>
         <w:tc>
           <w:tcPr>
-            <w:tcW w:type="dxa" w:w="775"/>
+            <w:tcW w:type="dxa" w:w="771"/>
             <w:tcMar>
               <w:top w:w="50" w:type="dxa"/>
               <w:bottom w:w="50" w:type="dxa"/>
@@ -17420,7 +16149,7 @@
         </w:tc>
         <w:tc>
           <w:tcPr>
-            <w:tcW w:type="dxa" w:w="672"/>
+            <w:tcW w:type="dxa" w:w="720"/>
             <w:tcMar>
               <w:top w:w="50" w:type="dxa"/>
               <w:bottom w:w="50" w:type="dxa"/>
@@ -17438,29 +16167,6 @@
                 <w:sz w:val="16"/>
               </w:rPr>
               <w:t>3</w:t>
-            </w:r>
-          </w:p>
-        </w:tc>
-        <w:tc>
-          <w:tcPr>
-            <w:tcW w:type="dxa" w:w="827"/>
-            <w:tcMar>
-              <w:top w:w="50" w:type="dxa"/>
-              <w:bottom w:w="50" w:type="dxa"/>
-              <w:left w:w="90" w:type="dxa"/>
-              <w:right w:w="90" w:type="dxa"/>
-            </w:tcMar>
-            <w:shd w:val="clear" w:color="auto" w:fill="E5F5FF"/>
-          </w:tcPr>
-          <w:p>
-            <w:pPr>
-              <w:pStyle w:val="BDOITable"/>
-            </w:pPr>
-            <w:r>
-              <w:rPr>
-                <w:sz w:val="16"/>
-              </w:rPr>
-              <w:t>0</w:t>
             </w:r>
           </w:p>
         </w:tc>
@@ -17471,7 +16177,7 @@
         </w:trPr>
         <w:tc>
           <w:tcPr>
-            <w:tcW w:type="dxa" w:w="1188"/>
+            <w:tcW w:type="dxa" w:w="1182"/>
             <w:tcMar>
               <w:top w:w="50" w:type="dxa"/>
               <w:bottom w:w="50" w:type="dxa"/>
@@ -17493,7 +16199,7 @@
         </w:tc>
         <w:tc>
           <w:tcPr>
-            <w:tcW w:type="dxa" w:w="3307"/>
+            <w:tcW w:type="dxa" w:w="3804"/>
             <w:tcMar>
               <w:top w:w="50" w:type="dxa"/>
               <w:bottom w:w="50" w:type="dxa"/>
@@ -17515,7 +16221,7 @@
         </w:tc>
         <w:tc>
           <w:tcPr>
-            <w:tcW w:type="dxa" w:w="1653"/>
+            <w:tcW w:type="dxa" w:w="1953"/>
             <w:tcMar>
               <w:top w:w="50" w:type="dxa"/>
               <w:bottom w:w="50" w:type="dxa"/>
@@ -17537,7 +16243,7 @@
         </w:tc>
         <w:tc>
           <w:tcPr>
-            <w:tcW w:type="dxa" w:w="775"/>
+            <w:tcW w:type="dxa" w:w="771"/>
             <w:tcMar>
               <w:top w:w="50" w:type="dxa"/>
               <w:bottom w:w="50" w:type="dxa"/>
@@ -17559,7 +16265,7 @@
         </w:tc>
         <w:tc>
           <w:tcPr>
-            <w:tcW w:type="dxa" w:w="775"/>
+            <w:tcW w:type="dxa" w:w="771"/>
             <w:tcMar>
               <w:top w:w="50" w:type="dxa"/>
               <w:bottom w:w="50" w:type="dxa"/>
@@ -17581,7 +16287,7 @@
         </w:tc>
         <w:tc>
           <w:tcPr>
-            <w:tcW w:type="dxa" w:w="775"/>
+            <w:tcW w:type="dxa" w:w="771"/>
             <w:tcMar>
               <w:top w:w="50" w:type="dxa"/>
               <w:bottom w:w="50" w:type="dxa"/>
@@ -17603,7 +16309,7 @@
         </w:tc>
         <w:tc>
           <w:tcPr>
-            <w:tcW w:type="dxa" w:w="672"/>
+            <w:tcW w:type="dxa" w:w="720"/>
             <w:tcMar>
               <w:top w:w="50" w:type="dxa"/>
               <w:bottom w:w="50" w:type="dxa"/>
@@ -17620,28 +16326,6 @@
                 <w:sz w:val="16"/>
               </w:rPr>
               <w:t>4</w:t>
-            </w:r>
-          </w:p>
-        </w:tc>
-        <w:tc>
-          <w:tcPr>
-            <w:tcW w:type="dxa" w:w="827"/>
-            <w:tcMar>
-              <w:top w:w="50" w:type="dxa"/>
-              <w:bottom w:w="50" w:type="dxa"/>
-              <w:left w:w="90" w:type="dxa"/>
-              <w:right w:w="90" w:type="dxa"/>
-            </w:tcMar>
-          </w:tcPr>
-          <w:p>
-            <w:pPr>
-              <w:pStyle w:val="BDOITable"/>
-            </w:pPr>
-            <w:r>
-              <w:rPr>
-                <w:sz w:val="16"/>
-              </w:rPr>
-              <w:t>0</w:t>
             </w:r>
           </w:p>
         </w:tc>
@@ -17652,7 +16336,7 @@
         </w:trPr>
         <w:tc>
           <w:tcPr>
-            <w:tcW w:type="dxa" w:w="1188"/>
+            <w:tcW w:type="dxa" w:w="1182"/>
             <w:tcMar>
               <w:top w:w="50" w:type="dxa"/>
               <w:bottom w:w="50" w:type="dxa"/>
@@ -17675,7 +16359,7 @@
         </w:tc>
         <w:tc>
           <w:tcPr>
-            <w:tcW w:type="dxa" w:w="3307"/>
+            <w:tcW w:type="dxa" w:w="3804"/>
             <w:tcMar>
               <w:top w:w="50" w:type="dxa"/>
               <w:bottom w:w="50" w:type="dxa"/>
@@ -17698,7 +16382,7 @@
         </w:tc>
         <w:tc>
           <w:tcPr>
-            <w:tcW w:type="dxa" w:w="1653"/>
+            <w:tcW w:type="dxa" w:w="1953"/>
             <w:tcMar>
               <w:top w:w="50" w:type="dxa"/>
               <w:bottom w:w="50" w:type="dxa"/>
@@ -17721,7 +16405,7 @@
         </w:tc>
         <w:tc>
           <w:tcPr>
-            <w:tcW w:type="dxa" w:w="775"/>
+            <w:tcW w:type="dxa" w:w="771"/>
             <w:tcMar>
               <w:top w:w="50" w:type="dxa"/>
               <w:bottom w:w="50" w:type="dxa"/>
@@ -17744,7 +16428,7 @@
         </w:tc>
         <w:tc>
           <w:tcPr>
-            <w:tcW w:type="dxa" w:w="775"/>
+            <w:tcW w:type="dxa" w:w="771"/>
             <w:tcMar>
               <w:top w:w="50" w:type="dxa"/>
               <w:bottom w:w="50" w:type="dxa"/>
@@ -17767,7 +16451,7 @@
         </w:tc>
         <w:tc>
           <w:tcPr>
-            <w:tcW w:type="dxa" w:w="775"/>
+            <w:tcW w:type="dxa" w:w="771"/>
             <w:tcMar>
               <w:top w:w="50" w:type="dxa"/>
               <w:bottom w:w="50" w:type="dxa"/>
@@ -17790,7 +16474,7 @@
         </w:tc>
         <w:tc>
           <w:tcPr>
-            <w:tcW w:type="dxa" w:w="672"/>
+            <w:tcW w:type="dxa" w:w="720"/>
             <w:tcMar>
               <w:top w:w="50" w:type="dxa"/>
               <w:bottom w:w="50" w:type="dxa"/>
@@ -17808,29 +16492,6 @@
                 <w:sz w:val="16"/>
               </w:rPr>
               <w:t>4</w:t>
-            </w:r>
-          </w:p>
-        </w:tc>
-        <w:tc>
-          <w:tcPr>
-            <w:tcW w:type="dxa" w:w="827"/>
-            <w:tcMar>
-              <w:top w:w="50" w:type="dxa"/>
-              <w:bottom w:w="50" w:type="dxa"/>
-              <w:left w:w="90" w:type="dxa"/>
-              <w:right w:w="90" w:type="dxa"/>
-            </w:tcMar>
-            <w:shd w:val="clear" w:color="auto" w:fill="E5F5FF"/>
-          </w:tcPr>
-          <w:p>
-            <w:pPr>
-              <w:pStyle w:val="BDOITable"/>
-            </w:pPr>
-            <w:r>
-              <w:rPr>
-                <w:sz w:val="16"/>
-              </w:rPr>
-              <w:t>0</w:t>
             </w:r>
           </w:p>
         </w:tc>
@@ -17841,7 +16502,7 @@
         </w:trPr>
         <w:tc>
           <w:tcPr>
-            <w:tcW w:type="dxa" w:w="1188"/>
+            <w:tcW w:type="dxa" w:w="1182"/>
             <w:tcMar>
               <w:top w:w="50" w:type="dxa"/>
               <w:bottom w:w="50" w:type="dxa"/>
@@ -17863,7 +16524,7 @@
         </w:tc>
         <w:tc>
           <w:tcPr>
-            <w:tcW w:type="dxa" w:w="3307"/>
+            <w:tcW w:type="dxa" w:w="3804"/>
             <w:tcMar>
               <w:top w:w="50" w:type="dxa"/>
               <w:bottom w:w="50" w:type="dxa"/>
@@ -17885,7 +16546,7 @@
         </w:tc>
         <w:tc>
           <w:tcPr>
-            <w:tcW w:type="dxa" w:w="1653"/>
+            <w:tcW w:type="dxa" w:w="1953"/>
             <w:tcMar>
               <w:top w:w="50" w:type="dxa"/>
               <w:bottom w:w="50" w:type="dxa"/>
@@ -17907,7 +16568,7 @@
         </w:tc>
         <w:tc>
           <w:tcPr>
-            <w:tcW w:type="dxa" w:w="775"/>
+            <w:tcW w:type="dxa" w:w="771"/>
             <w:tcMar>
               <w:top w:w="50" w:type="dxa"/>
               <w:bottom w:w="50" w:type="dxa"/>
@@ -17929,7 +16590,7 @@
         </w:tc>
         <w:tc>
           <w:tcPr>
-            <w:tcW w:type="dxa" w:w="775"/>
+            <w:tcW w:type="dxa" w:w="771"/>
             <w:tcMar>
               <w:top w:w="50" w:type="dxa"/>
               <w:bottom w:w="50" w:type="dxa"/>
@@ -17951,7 +16612,7 @@
         </w:tc>
         <w:tc>
           <w:tcPr>
-            <w:tcW w:type="dxa" w:w="775"/>
+            <w:tcW w:type="dxa" w:w="771"/>
             <w:tcMar>
               <w:top w:w="50" w:type="dxa"/>
               <w:bottom w:w="50" w:type="dxa"/>
@@ -17973,7 +16634,7 @@
         </w:tc>
         <w:tc>
           <w:tcPr>
-            <w:tcW w:type="dxa" w:w="672"/>
+            <w:tcW w:type="dxa" w:w="720"/>
             <w:tcMar>
               <w:top w:w="50" w:type="dxa"/>
               <w:bottom w:w="50" w:type="dxa"/>
@@ -17990,28 +16651,6 @@
                 <w:sz w:val="16"/>
               </w:rPr>
               <w:t>4</w:t>
-            </w:r>
-          </w:p>
-        </w:tc>
-        <w:tc>
-          <w:tcPr>
-            <w:tcW w:type="dxa" w:w="827"/>
-            <w:tcMar>
-              <w:top w:w="50" w:type="dxa"/>
-              <w:bottom w:w="50" w:type="dxa"/>
-              <w:left w:w="90" w:type="dxa"/>
-              <w:right w:w="90" w:type="dxa"/>
-            </w:tcMar>
-          </w:tcPr>
-          <w:p>
-            <w:pPr>
-              <w:pStyle w:val="BDOITable"/>
-            </w:pPr>
-            <w:r>
-              <w:rPr>
-                <w:sz w:val="16"/>
-              </w:rPr>
-              <w:t>0</w:t>
             </w:r>
           </w:p>
         </w:tc>
@@ -18022,7 +16661,7 @@
         </w:trPr>
         <w:tc>
           <w:tcPr>
-            <w:tcW w:type="dxa" w:w="1188"/>
+            <w:tcW w:type="dxa" w:w="1182"/>
             <w:tcMar>
               <w:top w:w="50" w:type="dxa"/>
               <w:bottom w:w="50" w:type="dxa"/>
@@ -18045,7 +16684,7 @@
         </w:tc>
         <w:tc>
           <w:tcPr>
-            <w:tcW w:type="dxa" w:w="3307"/>
+            <w:tcW w:type="dxa" w:w="3804"/>
             <w:tcMar>
               <w:top w:w="50" w:type="dxa"/>
               <w:bottom w:w="50" w:type="dxa"/>
@@ -18068,7 +16707,7 @@
         </w:tc>
         <w:tc>
           <w:tcPr>
-            <w:tcW w:type="dxa" w:w="1653"/>
+            <w:tcW w:type="dxa" w:w="1953"/>
             <w:tcMar>
               <w:top w:w="50" w:type="dxa"/>
               <w:bottom w:w="50" w:type="dxa"/>
@@ -18091,7 +16730,7 @@
         </w:tc>
         <w:tc>
           <w:tcPr>
-            <w:tcW w:type="dxa" w:w="775"/>
+            <w:tcW w:type="dxa" w:w="771"/>
             <w:tcMar>
               <w:top w:w="50" w:type="dxa"/>
               <w:bottom w:w="50" w:type="dxa"/>
@@ -18114,7 +16753,7 @@
         </w:tc>
         <w:tc>
           <w:tcPr>
-            <w:tcW w:type="dxa" w:w="775"/>
+            <w:tcW w:type="dxa" w:w="771"/>
             <w:tcMar>
               <w:top w:w="50" w:type="dxa"/>
               <w:bottom w:w="50" w:type="dxa"/>
@@ -18137,7 +16776,7 @@
         </w:tc>
         <w:tc>
           <w:tcPr>
-            <w:tcW w:type="dxa" w:w="775"/>
+            <w:tcW w:type="dxa" w:w="771"/>
             <w:tcMar>
               <w:top w:w="50" w:type="dxa"/>
               <w:bottom w:w="50" w:type="dxa"/>
@@ -18160,7 +16799,7 @@
         </w:tc>
         <w:tc>
           <w:tcPr>
-            <w:tcW w:type="dxa" w:w="672"/>
+            <w:tcW w:type="dxa" w:w="720"/>
             <w:tcMar>
               <w:top w:w="50" w:type="dxa"/>
               <w:bottom w:w="50" w:type="dxa"/>
@@ -18178,29 +16817,6 @@
                 <w:sz w:val="16"/>
               </w:rPr>
               <w:t>4</w:t>
-            </w:r>
-          </w:p>
-        </w:tc>
-        <w:tc>
-          <w:tcPr>
-            <w:tcW w:type="dxa" w:w="827"/>
-            <w:tcMar>
-              <w:top w:w="50" w:type="dxa"/>
-              <w:bottom w:w="50" w:type="dxa"/>
-              <w:left w:w="90" w:type="dxa"/>
-              <w:right w:w="90" w:type="dxa"/>
-            </w:tcMar>
-            <w:shd w:val="clear" w:color="auto" w:fill="E5F5FF"/>
-          </w:tcPr>
-          <w:p>
-            <w:pPr>
-              <w:pStyle w:val="BDOITable"/>
-            </w:pPr>
-            <w:r>
-              <w:rPr>
-                <w:sz w:val="16"/>
-              </w:rPr>
-              <w:t>0</w:t>
             </w:r>
           </w:p>
         </w:tc>
@@ -18211,7 +16827,7 @@
         </w:trPr>
         <w:tc>
           <w:tcPr>
-            <w:tcW w:type="dxa" w:w="1188"/>
+            <w:tcW w:type="dxa" w:w="1182"/>
             <w:tcMar>
               <w:top w:w="50" w:type="dxa"/>
               <w:bottom w:w="50" w:type="dxa"/>
@@ -18233,7 +16849,7 @@
         </w:tc>
         <w:tc>
           <w:tcPr>
-            <w:tcW w:type="dxa" w:w="3307"/>
+            <w:tcW w:type="dxa" w:w="3804"/>
             <w:tcMar>
               <w:top w:w="50" w:type="dxa"/>
               <w:bottom w:w="50" w:type="dxa"/>
@@ -18255,7 +16871,7 @@
         </w:tc>
         <w:tc>
           <w:tcPr>
-            <w:tcW w:type="dxa" w:w="1653"/>
+            <w:tcW w:type="dxa" w:w="1953"/>
             <w:tcMar>
               <w:top w:w="50" w:type="dxa"/>
               <w:bottom w:w="50" w:type="dxa"/>
@@ -18277,7 +16893,7 @@
         </w:tc>
         <w:tc>
           <w:tcPr>
-            <w:tcW w:type="dxa" w:w="775"/>
+            <w:tcW w:type="dxa" w:w="771"/>
             <w:tcMar>
               <w:top w:w="50" w:type="dxa"/>
               <w:bottom w:w="50" w:type="dxa"/>
@@ -18299,7 +16915,7 @@
         </w:tc>
         <w:tc>
           <w:tcPr>
-            <w:tcW w:type="dxa" w:w="775"/>
+            <w:tcW w:type="dxa" w:w="771"/>
             <w:tcMar>
               <w:top w:w="50" w:type="dxa"/>
               <w:bottom w:w="50" w:type="dxa"/>
@@ -18321,7 +16937,7 @@
         </w:tc>
         <w:tc>
           <w:tcPr>
-            <w:tcW w:type="dxa" w:w="775"/>
+            <w:tcW w:type="dxa" w:w="771"/>
             <w:tcMar>
               <w:top w:w="50" w:type="dxa"/>
               <w:bottom w:w="50" w:type="dxa"/>
@@ -18343,7 +16959,7 @@
         </w:tc>
         <w:tc>
           <w:tcPr>
-            <w:tcW w:type="dxa" w:w="672"/>
+            <w:tcW w:type="dxa" w:w="720"/>
             <w:tcMar>
               <w:top w:w="50" w:type="dxa"/>
               <w:bottom w:w="50" w:type="dxa"/>
@@ -18360,28 +16976,6 @@
                 <w:sz w:val="16"/>
               </w:rPr>
               <w:t>6</w:t>
-            </w:r>
-          </w:p>
-        </w:tc>
-        <w:tc>
-          <w:tcPr>
-            <w:tcW w:type="dxa" w:w="827"/>
-            <w:tcMar>
-              <w:top w:w="50" w:type="dxa"/>
-              <w:bottom w:w="50" w:type="dxa"/>
-              <w:left w:w="90" w:type="dxa"/>
-              <w:right w:w="90" w:type="dxa"/>
-            </w:tcMar>
-          </w:tcPr>
-          <w:p>
-            <w:pPr>
-              <w:pStyle w:val="BDOITable"/>
-            </w:pPr>
-            <w:r>
-              <w:rPr>
-                <w:sz w:val="16"/>
-              </w:rPr>
-              <w:t>0</w:t>
             </w:r>
           </w:p>
         </w:tc>
@@ -18392,7 +16986,7 @@
         </w:trPr>
         <w:tc>
           <w:tcPr>
-            <w:tcW w:type="dxa" w:w="1188"/>
+            <w:tcW w:type="dxa" w:w="1182"/>
             <w:tcMar>
               <w:top w:w="50" w:type="dxa"/>
               <w:bottom w:w="50" w:type="dxa"/>
@@ -18415,7 +17009,7 @@
         </w:tc>
         <w:tc>
           <w:tcPr>
-            <w:tcW w:type="dxa" w:w="3307"/>
+            <w:tcW w:type="dxa" w:w="3804"/>
             <w:tcMar>
               <w:top w:w="50" w:type="dxa"/>
               <w:bottom w:w="50" w:type="dxa"/>
@@ -18438,7 +17032,7 @@
         </w:tc>
         <w:tc>
           <w:tcPr>
-            <w:tcW w:type="dxa" w:w="1653"/>
+            <w:tcW w:type="dxa" w:w="1953"/>
             <w:tcMar>
               <w:top w:w="50" w:type="dxa"/>
               <w:bottom w:w="50" w:type="dxa"/>
@@ -18461,7 +17055,7 @@
         </w:tc>
         <w:tc>
           <w:tcPr>
-            <w:tcW w:type="dxa" w:w="775"/>
+            <w:tcW w:type="dxa" w:w="771"/>
             <w:tcMar>
               <w:top w:w="50" w:type="dxa"/>
               <w:bottom w:w="50" w:type="dxa"/>
@@ -18484,7 +17078,7 @@
         </w:tc>
         <w:tc>
           <w:tcPr>
-            <w:tcW w:type="dxa" w:w="775"/>
+            <w:tcW w:type="dxa" w:w="771"/>
             <w:tcMar>
               <w:top w:w="50" w:type="dxa"/>
               <w:bottom w:w="50" w:type="dxa"/>
@@ -18507,7 +17101,7 @@
         </w:tc>
         <w:tc>
           <w:tcPr>
-            <w:tcW w:type="dxa" w:w="775"/>
+            <w:tcW w:type="dxa" w:w="771"/>
             <w:tcMar>
               <w:top w:w="50" w:type="dxa"/>
               <w:bottom w:w="50" w:type="dxa"/>
@@ -18530,7 +17124,7 @@
         </w:tc>
         <w:tc>
           <w:tcPr>
-            <w:tcW w:type="dxa" w:w="672"/>
+            <w:tcW w:type="dxa" w:w="720"/>
             <w:tcMar>
               <w:top w:w="50" w:type="dxa"/>
               <w:bottom w:w="50" w:type="dxa"/>
@@ -18548,29 +17142,6 @@
                 <w:sz w:val="16"/>
               </w:rPr>
               <w:t>7</w:t>
-            </w:r>
-          </w:p>
-        </w:tc>
-        <w:tc>
-          <w:tcPr>
-            <w:tcW w:type="dxa" w:w="827"/>
-            <w:tcMar>
-              <w:top w:w="50" w:type="dxa"/>
-              <w:bottom w:w="50" w:type="dxa"/>
-              <w:left w:w="90" w:type="dxa"/>
-              <w:right w:w="90" w:type="dxa"/>
-            </w:tcMar>
-            <w:shd w:val="clear" w:color="auto" w:fill="E5F5FF"/>
-          </w:tcPr>
-          <w:p>
-            <w:pPr>
-              <w:pStyle w:val="BDOITable"/>
-            </w:pPr>
-            <w:r>
-              <w:rPr>
-                <w:sz w:val="16"/>
-              </w:rPr>
-              <w:t>0</w:t>
             </w:r>
           </w:p>
         </w:tc>
@@ -28530,34 +27101,17 @@
     </w:p>
     <w:p>
       <w:pPr>
-        <w:pStyle w:val="Heading2"/>
-      </w:pPr>
-      <w:bookmarkStart w:id="124" w:name="_Toc000124"/>
-      <w:r>
-        <w:rPr/>
-        <w:t>7.6 Automated tests referenced</w:t>
-      </w:r>
-      <w:bookmarkEnd w:id="124"/>
-    </w:p>
-    <w:p>
-      <w:r>
-        <w:rPr/>
-        <w:t>No automated test exists yet for this BRD; every case is run manually.</w:t>
-      </w:r>
-    </w:p>
-    <w:p>
-      <w:pPr>
         <w:pStyle w:val="Heading1"/>
         <w:pBdr>
           <w:bottom w:val="single" w:sz="4" w:space="4" w:color="99C1E7"/>
         </w:pBdr>
       </w:pPr>
-      <w:bookmarkStart w:id="125" w:name="_Toc000125"/>
+      <w:bookmarkStart w:id="124" w:name="_Toc000124"/>
       <w:r>
         <w:rPr/>
         <w:t>8 Risks</w:t>
       </w:r>
-      <w:bookmarkEnd w:id="125"/>
+      <w:bookmarkEnd w:id="124"/>
     </w:p>
     <w:p>
       <w:pPr>
@@ -28775,7 +27329,7 @@
               <w:rPr>
                 <w:sz w:val="18"/>
               </w:rPr>
-              <w:t>Renewal FRS does not yet describe the go-live extraction and the check PACKAGE_REMAP (findings)</w:t>
+              <w:t>Renewal FRS does not yet describe the go-live extraction and the check PACKAGE_REMAP</w:t>
             </w:r>
           </w:p>
         </w:tc>
@@ -28993,7 +27547,7 @@
               <w:rPr>
                 <w:sz w:val="18"/>
               </w:rPr>
-              <w:t>Screens and messages differ from the design when built</w:t>
+              <w:t>Screen names, labels or messages change after BDOI's review of the FRS</w:t>
             </w:r>
           </w:p>
         </w:tc>
@@ -29037,7 +27591,7 @@
               <w:rPr>
                 <w:sz w:val="18"/>
               </w:rPr>
-              <w:t>Compare before the system test; workbook re-issued with the built texts and codes</w:t>
+              <w:t>Compare before the system test; re-issue the workbook with the confirmed texts</w:t>
             </w:r>
           </w:p>
         </w:tc>
@@ -29065,7 +27619,7 @@
               <w:rPr>
                 <w:sz w:val="18"/>
               </w:rPr>
-              <w:t>Renewal not deployed for FR-DM-122, 124 and 125</w:t>
+              <w:t>Renewal not yet on SIT for FR-DM-122, 124 and 125</w:t>
             </w:r>
           </w:p>
         </w:tc>
@@ -29111,7 +27665,7 @@
               <w:rPr>
                 <w:sz w:val="18"/>
               </w:rPr>
-              <w:t>Test the port with the stub; re-run when Renewal is deployed</w:t>
+              <w:t>Test the hand-over with a prepared file; re-run when Renewal is on SIT</w:t>
             </w:r>
           </w:p>
         </w:tc>
@@ -29183,371 +27737,6 @@
                 <w:sz w:val="18"/>
               </w:rPr>
               <w:t>Masking at intake; test lead checks staged rows after each upload</w:t>
-            </w:r>
-          </w:p>
-        </w:tc>
-      </w:tr>
-    </w:tbl>
-    <w:p>
-      <w:pPr>
-        <w:pStyle w:val="BDOISpacer"/>
-      </w:pPr>
-    </w:p>
-    <w:p>
-      <w:pPr>
-        <w:pStyle w:val="Heading1"/>
-        <w:pBdr>
-          <w:bottom w:val="single" w:sz="4" w:space="4" w:color="99C1E7"/>
-        </w:pBdr>
-      </w:pPr>
-      <w:bookmarkStart w:id="126" w:name="_Toc000126"/>
-      <w:r>
-        <w:rPr/>
-        <w:t>9 FRS findings</w:t>
-      </w:r>
-      <w:bookmarkEnd w:id="126"/>
-    </w:p>
-    <w:p>
-      <w:r>
-        <w:rPr/>
-        <w:t>The seven findings of version 1.0 are resolved in FRS BRD-13 v1.1. The two findings of version 1.1 are closed by the BDOI answers: the STATUS:RENEWAL map of carried candidates is no longer needed (no candidate is carried, DMQ37), and the Renewal check PACKAGE_REMAP is named in FRS BRD-13 v1.2 (DMQ36). The findings below were raised while writing the cases of version 1.2; both are for the Renewal FRS.</w:t>
-      </w:r>
-    </w:p>
-    <w:p>
-      <w:pPr>
-        <w:pStyle w:val="Caption"/>
-        <w:keepNext/>
-        <w:spacing w:after="60"/>
-      </w:pPr>
-      <w:r>
-        <w:rPr>
-          <w:b/>
-          <w:i w:val="0"/>
-        </w:rPr>
-        <w:t xml:space="preserve">Table 17: </w:t>
-      </w:r>
-      <w:r>
-        <w:rPr/>
-        <w:t>FRS findings for the FRS owner</w:t>
-      </w:r>
-    </w:p>
-    <w:tbl>
-      <w:tblPr>
-        <w:tblW w:type="dxa" w:w="9973"/>
-        <w:jc w:val="center"/>
-        <w:tblLook w:firstColumn="1" w:firstRow="1" w:lastColumn="0" w:lastRow="0" w:noHBand="0" w:noVBand="1" w:val="04A0"/>
-        <w:tblBorders>
-          <w:top w:val="single" w:sz="4" w:space="0" w:color="C2C2C1"/>
-          <w:left w:val="single" w:sz="4" w:space="0" w:color="C2C2C1"/>
-          <w:bottom w:val="single" w:sz="4" w:space="0" w:color="C2C2C1"/>
-          <w:right w:val="single" w:sz="4" w:space="0" w:color="C2C2C1"/>
-          <w:insideH w:val="single" w:sz="4" w:space="0" w:color="C2C2C1"/>
-          <w:insideV w:val="single" w:sz="4" w:space="0" w:color="C2C2C1"/>
-        </w:tblBorders>
-        <w:tblLayout w:type="fixed"/>
-      </w:tblPr>
-      <w:tblGrid>
-        <w:gridCol w:w="1055"/>
-        <w:gridCol w:w="1290"/>
-        <w:gridCol w:w="4223"/>
-        <w:gridCol w:w="3402"/>
-      </w:tblGrid>
-      <w:tr>
-        <w:trPr>
-          <w:tblHeader w:val="true"/>
-          <w:cantSplit w:val="true"/>
-        </w:trPr>
-        <w:tc>
-          <w:tcPr>
-            <w:tcW w:type="dxa" w:w="1056"/>
-            <w:shd w:val="clear" w:color="auto" w:fill="004EA8"/>
-            <w:tcMar>
-              <w:top w:w="50" w:type="dxa"/>
-              <w:bottom w:w="50" w:type="dxa"/>
-              <w:left w:w="90" w:type="dxa"/>
-              <w:right w:w="90" w:type="dxa"/>
-            </w:tcMar>
-            <w:vAlign w:val="center"/>
-          </w:tcPr>
-          <w:p>
-            <w:pPr>
-              <w:pStyle w:val="BDOITableHeader"/>
-            </w:pPr>
-            <w:r>
-              <w:rPr>
-                <w:b/>
-                <w:color w:val="FFFFFF"/>
-                <w:sz w:val="17"/>
-              </w:rPr>
-              <w:t>ID</w:t>
-            </w:r>
-          </w:p>
-        </w:tc>
-        <w:tc>
-          <w:tcPr>
-            <w:tcW w:type="dxa" w:w="1290"/>
-            <w:shd w:val="clear" w:color="auto" w:fill="004EA8"/>
-            <w:tcMar>
-              <w:top w:w="50" w:type="dxa"/>
-              <w:bottom w:w="50" w:type="dxa"/>
-              <w:left w:w="90" w:type="dxa"/>
-              <w:right w:w="90" w:type="dxa"/>
-            </w:tcMar>
-            <w:vAlign w:val="center"/>
-          </w:tcPr>
-          <w:p>
-            <w:pPr>
-              <w:pStyle w:val="BDOITableHeader"/>
-            </w:pPr>
-            <w:r>
-              <w:rPr>
-                <w:b/>
-                <w:color w:val="FFFFFF"/>
-                <w:sz w:val="17"/>
-              </w:rPr>
-              <w:t>FR</w:t>
-            </w:r>
-          </w:p>
-        </w:tc>
-        <w:tc>
-          <w:tcPr>
-            <w:tcW w:type="dxa" w:w="4223"/>
-            <w:shd w:val="clear" w:color="auto" w:fill="004EA8"/>
-            <w:tcMar>
-              <w:top w:w="50" w:type="dxa"/>
-              <w:bottom w:w="50" w:type="dxa"/>
-              <w:left w:w="90" w:type="dxa"/>
-              <w:right w:w="90" w:type="dxa"/>
-            </w:tcMar>
-            <w:vAlign w:val="center"/>
-          </w:tcPr>
-          <w:p>
-            <w:pPr>
-              <w:pStyle w:val="BDOITableHeader"/>
-            </w:pPr>
-            <w:r>
-              <w:rPr>
-                <w:b/>
-                <w:color w:val="FFFFFF"/>
-                <w:sz w:val="17"/>
-              </w:rPr>
-              <w:t>Finding</w:t>
-            </w:r>
-          </w:p>
-        </w:tc>
-        <w:tc>
-          <w:tcPr>
-            <w:tcW w:type="dxa" w:w="3402"/>
-            <w:shd w:val="clear" w:color="auto" w:fill="004EA8"/>
-            <w:tcMar>
-              <w:top w:w="50" w:type="dxa"/>
-              <w:bottom w:w="50" w:type="dxa"/>
-              <w:left w:w="90" w:type="dxa"/>
-              <w:right w:w="90" w:type="dxa"/>
-            </w:tcMar>
-            <w:vAlign w:val="center"/>
-          </w:tcPr>
-          <w:p>
-            <w:pPr>
-              <w:pStyle w:val="BDOITableHeader"/>
-            </w:pPr>
-            <w:r>
-              <w:rPr>
-                <w:b/>
-                <w:color w:val="FFFFFF"/>
-                <w:sz w:val="17"/>
-              </w:rPr>
-              <w:t>Proposed resolution</w:t>
-            </w:r>
-          </w:p>
-        </w:tc>
-      </w:tr>
-      <w:tr>
-        <w:trPr>
-          <w:cantSplit w:val="true"/>
-        </w:trPr>
-        <w:tc>
-          <w:tcPr>
-            <w:tcW w:type="dxa" w:w="1056"/>
-            <w:tcMar>
-              <w:top w:w="50" w:type="dxa"/>
-              <w:bottom w:w="50" w:type="dxa"/>
-              <w:left w:w="90" w:type="dxa"/>
-              <w:right w:w="90" w:type="dxa"/>
-            </w:tcMar>
-          </w:tcPr>
-          <w:p>
-            <w:pPr>
-              <w:pStyle w:val="BDOITable"/>
-            </w:pPr>
-            <w:r>
-              <w:rPr>
-                <w:sz w:val="17"/>
-              </w:rPr>
-              <w:t>TF-DM-01</w:t>
-            </w:r>
-          </w:p>
-        </w:tc>
-        <w:tc>
-          <w:tcPr>
-            <w:tcW w:type="dxa" w:w="1290"/>
-            <w:tcMar>
-              <w:top w:w="50" w:type="dxa"/>
-              <w:bottom w:w="50" w:type="dxa"/>
-              <w:left w:w="90" w:type="dxa"/>
-              <w:right w:w="90" w:type="dxa"/>
-            </w:tcMar>
-          </w:tcPr>
-          <w:p>
-            <w:pPr>
-              <w:pStyle w:val="BDOITable"/>
-            </w:pPr>
-            <w:r>
-              <w:rPr>
-                <w:sz w:val="17"/>
-              </w:rPr>
-              <w:t>FR-DM-034</w:t>
-            </w:r>
-          </w:p>
-        </w:tc>
-        <w:tc>
-          <w:tcPr>
-            <w:tcW w:type="dxa" w:w="4223"/>
-            <w:tcMar>
-              <w:top w:w="50" w:type="dxa"/>
-              <w:bottom w:w="50" w:type="dxa"/>
-              <w:left w:w="90" w:type="dxa"/>
-              <w:right w:w="90" w:type="dxa"/>
-            </w:tcMar>
-          </w:tcPr>
-          <w:p>
-            <w:pPr>
-              <w:pStyle w:val="BDOITable"/>
-            </w:pPr>
-            <w:r>
-              <w:rPr>
-                <w:sz w:val="17"/>
-              </w:rPr>
-              <w:t>The Exception-bucket route and its message belong to the Renewal sanitation check PACKAGE_REMAP, which the Renewal FRS does not yet describe; case TC-DM-034.3 checks the bucket only.</w:t>
-            </w:r>
-          </w:p>
-        </w:tc>
-        <w:tc>
-          <w:tcPr>
-            <w:tcW w:type="dxa" w:w="3402"/>
-            <w:tcMar>
-              <w:top w:w="50" w:type="dxa"/>
-              <w:bottom w:w="50" w:type="dxa"/>
-              <w:left w:w="90" w:type="dxa"/>
-              <w:right w:w="90" w:type="dxa"/>
-            </w:tcMar>
-          </w:tcPr>
-          <w:p>
-            <w:pPr>
-              <w:pStyle w:val="BDOITable"/>
-            </w:pPr>
-            <w:r>
-              <w:rPr>
-                <w:sz w:val="17"/>
-              </w:rPr>
-              <w:t>Describe PACKAGE_REMAP (reads the PACKAGE map loaded by R06; unmapped, REJECT or unmatched qualifier to the Exception bucket, worked by the Renewal processing team) with its message in the Renewal FRS, and quote it here in the next issue.</w:t>
-            </w:r>
-          </w:p>
-        </w:tc>
-      </w:tr>
-      <w:tr>
-        <w:trPr>
-          <w:cantSplit w:val="true"/>
-        </w:trPr>
-        <w:tc>
-          <w:tcPr>
-            <w:tcW w:type="dxa" w:w="1056"/>
-            <w:tcMar>
-              <w:top w:w="50" w:type="dxa"/>
-              <w:bottom w:w="50" w:type="dxa"/>
-              <w:left w:w="90" w:type="dxa"/>
-              <w:right w:w="90" w:type="dxa"/>
-            </w:tcMar>
-            <w:shd w:val="clear" w:color="auto" w:fill="E5F5FF"/>
-          </w:tcPr>
-          <w:p>
-            <w:pPr>
-              <w:pStyle w:val="BDOITable"/>
-            </w:pPr>
-            <w:r>
-              <w:rPr>
-                <w:sz w:val="17"/>
-              </w:rPr>
-              <w:t>TF-DM-02</w:t>
-            </w:r>
-          </w:p>
-        </w:tc>
-        <w:tc>
-          <w:tcPr>
-            <w:tcW w:type="dxa" w:w="1290"/>
-            <w:tcMar>
-              <w:top w:w="50" w:type="dxa"/>
-              <w:bottom w:w="50" w:type="dxa"/>
-              <w:left w:w="90" w:type="dxa"/>
-              <w:right w:w="90" w:type="dxa"/>
-            </w:tcMar>
-            <w:shd w:val="clear" w:color="auto" w:fill="E5F5FF"/>
-          </w:tcPr>
-          <w:p>
-            <w:pPr>
-              <w:pStyle w:val="BDOITable"/>
-            </w:pPr>
-            <w:r>
-              <w:rPr>
-                <w:sz w:val="17"/>
-              </w:rPr>
-              <w:t>FR-DM-124</w:t>
-            </w:r>
-          </w:p>
-        </w:tc>
-        <w:tc>
-          <w:tcPr>
-            <w:tcW w:type="dxa" w:w="4223"/>
-            <w:tcMar>
-              <w:top w:w="50" w:type="dxa"/>
-              <w:bottom w:w="50" w:type="dxa"/>
-              <w:left w:w="90" w:type="dxa"/>
-              <w:right w:w="90" w:type="dxa"/>
-            </w:tcMar>
-            <w:shd w:val="clear" w:color="auto" w:fill="E5F5FF"/>
-          </w:tcPr>
-          <w:p>
-            <w:pPr>
-              <w:pStyle w:val="BDOITable"/>
-            </w:pPr>
-            <w:r>
-              <w:rPr>
-                <w:sz w:val="17"/>
-              </w:rPr>
-              <w:t>The URGENT flag, the priority order and the RA already sent are Renewal candidate attributes; the Renewal FRS does not yet list them, so the cases check them on the worklist only.</w:t>
-            </w:r>
-          </w:p>
-        </w:tc>
-        <w:tc>
-          <w:tcPr>
-            <w:tcW w:type="dxa" w:w="3402"/>
-            <w:tcMar>
-              <w:top w:w="50" w:type="dxa"/>
-              <w:bottom w:w="50" w:type="dxa"/>
-              <w:left w:w="90" w:type="dxa"/>
-              <w:right w:w="90" w:type="dxa"/>
-            </w:tcMar>
-            <w:shd w:val="clear" w:color="auto" w:fill="E5F5FF"/>
-          </w:tcPr>
-          <w:p>
-            <w:pPr>
-              <w:pStyle w:val="BDOITable"/>
-            </w:pPr>
-            <w:r>
-              <w:rPr>
-                <w:sz w:val="17"/>
-              </w:rPr>
-              <w:t>Add the go-live extraction (window to 31 May 2028, URGENT to 31 January 2028, RA already sent from P03) to the Renewal FRS.</w:t>
             </w:r>
           </w:p>
         </w:tc>
@@ -29573,12 +27762,12 @@
           <w:bottom w:val="single" w:sz="4" w:space="4" w:color="99C1E7"/>
         </w:pBdr>
       </w:pPr>
-      <w:bookmarkStart w:id="127" w:name="_Toc000127"/>
+      <w:bookmarkStart w:id="125" w:name="_Toc000125"/>
       <w:r>
         <w:rPr/>
-        <w:t>10 Sign-off</w:t>
+        <w:t>9 Sign-off</w:t>
       </w:r>
-      <w:bookmarkEnd w:id="127"/>
+      <w:bookmarkEnd w:id="125"/>
     </w:p>
     <w:p>
       <w:r>
